--- a/Notes and anchor qs.docx
+++ b/Notes and anchor qs.docx
@@ -1,12 +1,11 @@
 
 <file path=word/document.xml><?xml version="1.0" encoding="utf-8"?>
-<w:document xmlns:mc="http://schemas.openxmlformats.org/markup-compatibility/2006" xmlns:ve="http://schemas.openxmlformats.org/markup-compatibility/2006" xmlns:o="urn:schemas-microsoft-com:office:office" xmlns:r="http://schemas.openxmlformats.org/officeDocument/2006/relationships" xmlns:m="http://schemas.openxmlformats.org/officeDocument/2006/math" xmlns:v="urn:schemas-microsoft-com:vml" xmlns:wp="http://schemas.openxmlformats.org/drawingml/2006/wordprocessingDrawing" xmlns:w10="urn:schemas-microsoft-com:office:word" xmlns:w="http://schemas.openxmlformats.org/wordprocessingml/2006/main" xmlns:wne="http://schemas.microsoft.com/office/word/2006/wordml" xmlns:a="http://schemas.openxmlformats.org/drawingml/2006/main" xmlns:pic="http://schemas.openxmlformats.org/drawingml/2006/picture" xmlns:wpg="http://schemas.microsoft.com/office/word/2010/wordprocessingGroup" xmlns:wps="http://schemas.microsoft.com/office/word/2010/wordprocessingShape" xmlns:w14="http://schemas.microsoft.com/office/word/2010/wordml" mc:Ignorable="w14" xml:space="preserve">
+<w:document xmlns:wpc="http://schemas.microsoft.com/office/word/2010/wordprocessingCanvas" xmlns:cx="http://schemas.microsoft.com/office/drawing/2014/chartex" xmlns:cx1="http://schemas.microsoft.com/office/drawing/2015/9/8/chartex" xmlns:cx2="http://schemas.microsoft.com/office/drawing/2015/10/21/chartex" xmlns:cx3="http://schemas.microsoft.com/office/drawing/2016/5/9/chartex" xmlns:cx4="http://schemas.microsoft.com/office/drawing/2016/5/10/chartex" xmlns:cx5="http://schemas.microsoft.com/office/drawing/2016/5/11/chartex" xmlns:cx6="http://schemas.microsoft.com/office/drawing/2016/5/12/chartex" xmlns:cx7="http://schemas.microsoft.com/office/drawing/2016/5/13/chartex" xmlns:cx8="http://schemas.microsoft.com/office/drawing/2016/5/14/chartex" xmlns:mc="http://schemas.openxmlformats.org/markup-compatibility/2006" xmlns:aink="http://schemas.microsoft.com/office/drawing/2016/ink" xmlns:am3d="http://schemas.microsoft.com/office/drawing/2017/model3d" xmlns:o="urn:schemas-microsoft-com:office:office" xmlns:oel="http://schemas.microsoft.com/office/2019/extlst" xmlns:r="http://schemas.openxmlformats.org/officeDocument/2006/relationships" xmlns:m="http://schemas.openxmlformats.org/officeDocument/2006/math" xmlns:v="urn:schemas-microsoft-com:vml" xmlns:wp14="http://schemas.microsoft.com/office/word/2010/wordprocessingDrawing" xmlns:wp="http://schemas.openxmlformats.org/drawingml/2006/wordprocessingDrawing" xmlns:w10="urn:schemas-microsoft-com:office:word" xmlns:w="http://schemas.openxmlformats.org/wordprocessingml/2006/main" xmlns:w14="http://schemas.microsoft.com/office/word/2010/wordml" xmlns:w15="http://schemas.microsoft.com/office/word/2012/wordml" xmlns:w16cex="http://schemas.microsoft.com/office/word/2018/wordml/cex" xmlns:w16cid="http://schemas.microsoft.com/office/word/2016/wordml/cid" xmlns:w16="http://schemas.microsoft.com/office/word/2018/wordml" xmlns:w16du="http://schemas.microsoft.com/office/word/2023/wordml/word16du" xmlns:w16sdtdh="http://schemas.microsoft.com/office/word/2020/wordml/sdtdatahash" xmlns:w16sdtfl="http://schemas.microsoft.com/office/word/2024/wordml/sdtformatlock" xmlns:w16se="http://schemas.microsoft.com/office/word/2015/wordml/symex" xmlns:wpg="http://schemas.microsoft.com/office/word/2010/wordprocessingGroup" xmlns:wpi="http://schemas.microsoft.com/office/word/2010/wordprocessingInk" xmlns:wne="http://schemas.microsoft.com/office/word/2006/wordml" xmlns:wps="http://schemas.microsoft.com/office/word/2010/wordprocessingShape" mc:Ignorable="w14 w15 w16se w16cid w16 w16cex w16sdtdh w16sdtfl w16du wp14">
   <w:body>
     <w:p>
       <w:pPr>
-        <w:spacing w:line="276" w:lineRule="auto" w:before="80"/>
-        <w:ind w:left="23" w:right="63" w:firstLine="0"/>
-        <w:jc w:val="left"/>
+        <w:spacing w:before="80" w:line="276" w:lineRule="auto"/>
+        <w:ind w:left="23" w:right="63"/>
         <w:rPr>
           <w:sz w:val="27"/>
         </w:rPr>
@@ -24,7 +23,7 @@
           <w:spacing w:val="-5"/>
           <w:sz w:val="27"/>
         </w:rPr>
-        <w:t> </w:t>
+        <w:t xml:space="preserve"> </w:t>
       </w:r>
       <w:r>
         <w:rPr>
@@ -39,7 +38,7 @@
           <w:spacing w:val="-5"/>
           <w:sz w:val="27"/>
         </w:rPr>
-        <w:t> </w:t>
+        <w:t xml:space="preserve"> </w:t>
       </w:r>
       <w:r>
         <w:rPr>
@@ -54,7 +53,7 @@
           <w:spacing w:val="-5"/>
           <w:sz w:val="27"/>
         </w:rPr>
-        <w:t> </w:t>
+        <w:t xml:space="preserve"> </w:t>
       </w:r>
       <w:r>
         <w:rPr>
@@ -69,9 +68,9 @@
           <w:spacing w:val="-5"/>
           <w:sz w:val="27"/>
         </w:rPr>
-        <w:t> </w:t>
-      </w:r>
-      <w:hyperlink r:id="rId5">
+        <w:t xml:space="preserve"> </w:t>
+      </w:r>
+      <w:hyperlink r:id="rId4">
         <w:r>
           <w:rPr>
             <w:color w:val="2562EB"/>
@@ -87,7 +86,7 @@
             <w:sz w:val="27"/>
             <w:u w:val="single" w:color="2562EB"/>
           </w:rPr>
-          <w:t> </w:t>
+          <w:t xml:space="preserve"> </w:t>
         </w:r>
         <w:r>
           <w:rPr>
@@ -104,7 +103,7 @@
           <w:spacing w:val="-5"/>
           <w:sz w:val="27"/>
         </w:rPr>
-        <w:t> </w:t>
+        <w:t xml:space="preserve"> </w:t>
       </w:r>
       <w:r>
         <w:rPr>
@@ -119,7 +118,7 @@
           <w:spacing w:val="-5"/>
           <w:sz w:val="27"/>
         </w:rPr>
-        <w:t> </w:t>
+        <w:t xml:space="preserve"> </w:t>
       </w:r>
       <w:r>
         <w:rPr>
@@ -134,7 +133,7 @@
           <w:spacing w:val="-5"/>
           <w:sz w:val="27"/>
         </w:rPr>
-        <w:t> </w:t>
+        <w:t xml:space="preserve"> </w:t>
       </w:r>
       <w:r>
         <w:rPr>
@@ -149,7 +148,7 @@
           <w:spacing w:val="40"/>
           <w:sz w:val="27"/>
         </w:rPr>
-        <w:t> </w:t>
+        <w:t xml:space="preserve"> </w:t>
       </w:r>
       <w:r>
         <w:rPr>
@@ -161,9 +160,6 @@
     </w:p>
     <w:p>
       <w:pPr>
-        <w:spacing w:line="276" w:lineRule="auto" w:before="200"/>
-        <w:ind w:left="23" w:right="90" w:firstLine="0"/>
-        <w:jc w:val="left"/>
         <w:rPr>
           <w:sz w:val="27"/>
         </w:rPr>
@@ -181,7 +177,7 @@
           <w:spacing w:val="-6"/>
           <w:sz w:val="27"/>
         </w:rPr>
-        <w:t> </w:t>
+        <w:t xml:space="preserve"> </w:t>
       </w:r>
       <w:r>
         <w:rPr>
@@ -196,7 +192,7 @@
           <w:spacing w:val="-6"/>
           <w:sz w:val="27"/>
         </w:rPr>
-        <w:t> </w:t>
+        <w:t xml:space="preserve"> </w:t>
       </w:r>
       <w:r>
         <w:rPr>
@@ -211,7 +207,7 @@
           <w:spacing w:val="-6"/>
           <w:sz w:val="27"/>
         </w:rPr>
-        <w:t> </w:t>
+        <w:t xml:space="preserve"> </w:t>
       </w:r>
       <w:r>
         <w:rPr>
@@ -226,7 +222,7 @@
           <w:spacing w:val="-6"/>
           <w:sz w:val="27"/>
         </w:rPr>
-        <w:t> </w:t>
+        <w:t xml:space="preserve"> </w:t>
       </w:r>
       <w:r>
         <w:rPr>
@@ -241,7 +237,7 @@
           <w:spacing w:val="-6"/>
           <w:sz w:val="27"/>
         </w:rPr>
-        <w:t> </w:t>
+        <w:t xml:space="preserve"> </w:t>
       </w:r>
       <w:r>
         <w:rPr>
@@ -256,7 +252,7 @@
           <w:spacing w:val="-6"/>
           <w:sz w:val="27"/>
         </w:rPr>
-        <w:t> </w:t>
+        <w:t xml:space="preserve"> </w:t>
       </w:r>
       <w:r>
         <w:rPr>
@@ -271,7 +267,7 @@
           <w:spacing w:val="-6"/>
           <w:sz w:val="27"/>
         </w:rPr>
-        <w:t> </w:t>
+        <w:t xml:space="preserve"> </w:t>
       </w:r>
       <w:r>
         <w:rPr>
@@ -283,9 +279,8 @@
     </w:p>
     <w:p>
       <w:pPr>
-        <w:spacing w:line="276" w:lineRule="auto" w:before="0"/>
-        <w:ind w:left="23" w:right="0" w:firstLine="0"/>
-        <w:jc w:val="left"/>
+        <w:spacing w:line="276" w:lineRule="auto"/>
+        <w:ind w:left="23"/>
         <w:rPr>
           <w:sz w:val="27"/>
         </w:rPr>
@@ -303,7 +298,7 @@
           <w:spacing w:val="-5"/>
           <w:sz w:val="27"/>
         </w:rPr>
-        <w:t> </w:t>
+        <w:t xml:space="preserve"> </w:t>
       </w:r>
       <w:r>
         <w:rPr>
@@ -318,7 +313,7 @@
           <w:spacing w:val="-5"/>
           <w:sz w:val="27"/>
         </w:rPr>
-        <w:t> </w:t>
+        <w:t xml:space="preserve"> </w:t>
       </w:r>
       <w:r>
         <w:rPr>
@@ -333,7 +328,7 @@
           <w:spacing w:val="-5"/>
           <w:sz w:val="27"/>
         </w:rPr>
-        <w:t> </w:t>
+        <w:t xml:space="preserve"> </w:t>
       </w:r>
       <w:r>
         <w:rPr>
@@ -348,7 +343,7 @@
           <w:spacing w:val="-5"/>
           <w:sz w:val="27"/>
         </w:rPr>
-        <w:t> </w:t>
+        <w:t xml:space="preserve"> </w:t>
       </w:r>
       <w:r>
         <w:rPr>
@@ -363,7 +358,7 @@
           <w:spacing w:val="-5"/>
           <w:sz w:val="27"/>
         </w:rPr>
-        <w:t> </w:t>
+        <w:t xml:space="preserve"> </w:t>
       </w:r>
       <w:r>
         <w:rPr>
@@ -378,7 +373,7 @@
           <w:spacing w:val="-5"/>
           <w:sz w:val="27"/>
         </w:rPr>
-        <w:t> </w:t>
+        <w:t xml:space="preserve"> </w:t>
       </w:r>
       <w:r>
         <w:rPr>
@@ -393,7 +388,7 @@
           <w:spacing w:val="-5"/>
           <w:sz w:val="27"/>
         </w:rPr>
-        <w:t> </w:t>
+        <w:t xml:space="preserve"> </w:t>
       </w:r>
       <w:r>
         <w:rPr>
@@ -408,7 +403,7 @@
           <w:spacing w:val="-5"/>
           <w:sz w:val="27"/>
         </w:rPr>
-        <w:t> </w:t>
+        <w:t xml:space="preserve"> </w:t>
       </w:r>
       <w:r>
         <w:rPr>
@@ -420,9 +415,7 @@
     </w:p>
     <w:p>
       <w:pPr>
-        <w:spacing w:before="0"/>
-        <w:ind w:left="23" w:right="0" w:firstLine="0"/>
-        <w:jc w:val="left"/>
+        <w:ind w:left="23"/>
         <w:rPr>
           <w:sz w:val="27"/>
         </w:rPr>
@@ -432,7 +425,7 @@
           <w:color w:val="111726"/>
           <w:sz w:val="27"/>
         </w:rPr>
-        <w:t>fundamental tool in qualitative and social science </w:t>
+        <w:t xml:space="preserve">fundamental tool in qualitative and social science </w:t>
       </w:r>
       <w:r>
         <w:rPr>
@@ -455,9 +448,8 @@
     </w:p>
     <w:p>
       <w:pPr>
-        <w:spacing w:line="276" w:lineRule="auto" w:before="0"/>
-        <w:ind w:left="23" w:right="0" w:firstLine="0"/>
-        <w:jc w:val="left"/>
+        <w:spacing w:line="276" w:lineRule="auto"/>
+        <w:ind w:left="23"/>
         <w:rPr>
           <w:sz w:val="27"/>
         </w:rPr>
@@ -475,7 +467,7 @@
           <w:spacing w:val="-6"/>
           <w:sz w:val="27"/>
         </w:rPr>
-        <w:t> </w:t>
+        <w:t xml:space="preserve"> </w:t>
       </w:r>
       <w:r>
         <w:rPr>
@@ -490,7 +482,7 @@
           <w:spacing w:val="-6"/>
           <w:sz w:val="27"/>
         </w:rPr>
-        <w:t> </w:t>
+        <w:t xml:space="preserve"> </w:t>
       </w:r>
       <w:r>
         <w:rPr>
@@ -505,7 +497,7 @@
           <w:spacing w:val="-6"/>
           <w:sz w:val="27"/>
         </w:rPr>
-        <w:t> </w:t>
+        <w:t xml:space="preserve"> </w:t>
       </w:r>
       <w:r>
         <w:rPr>
@@ -520,7 +512,7 @@
           <w:spacing w:val="-6"/>
           <w:sz w:val="27"/>
         </w:rPr>
-        <w:t> </w:t>
+        <w:t xml:space="preserve"> </w:t>
       </w:r>
       <w:r>
         <w:rPr>
@@ -535,7 +527,7 @@
           <w:spacing w:val="-6"/>
           <w:sz w:val="27"/>
         </w:rPr>
-        <w:t> </w:t>
+        <w:t xml:space="preserve"> </w:t>
       </w:r>
       <w:r>
         <w:rPr>
@@ -550,7 +542,7 @@
           <w:spacing w:val="-6"/>
           <w:sz w:val="27"/>
         </w:rPr>
-        <w:t> </w:t>
+        <w:t xml:space="preserve"> </w:t>
       </w:r>
       <w:r>
         <w:rPr>
@@ -565,7 +557,7 @@
           <w:spacing w:val="-6"/>
           <w:sz w:val="27"/>
         </w:rPr>
-        <w:t> </w:t>
+        <w:t xml:space="preserve"> </w:t>
       </w:r>
       <w:r>
         <w:rPr>
@@ -580,7 +572,7 @@
           <w:spacing w:val="-6"/>
           <w:sz w:val="27"/>
         </w:rPr>
-        <w:t> </w:t>
+        <w:t xml:space="preserve"> </w:t>
       </w:r>
       <w:r>
         <w:rPr>
@@ -595,7 +587,7 @@
           <w:spacing w:val="-6"/>
           <w:sz w:val="27"/>
         </w:rPr>
-        <w:t> </w:t>
+        <w:t xml:space="preserve"> </w:t>
       </w:r>
       <w:r>
         <w:rPr>
@@ -610,7 +602,7 @@
           <w:spacing w:val="-6"/>
           <w:sz w:val="27"/>
         </w:rPr>
-        <w:t> </w:t>
+        <w:t xml:space="preserve"> </w:t>
       </w:r>
       <w:r>
         <w:rPr>
@@ -622,25 +614,20 @@
     </w:p>
     <w:p>
       <w:pPr>
-        <w:spacing w:line="276" w:lineRule="auto" w:before="291"/>
-        <w:ind w:left="23" w:right="0" w:firstLine="0"/>
-        <w:jc w:val="left"/>
+        <w:spacing w:before="291" w:line="276" w:lineRule="auto"/>
+        <w:ind w:left="23"/>
         <w:rPr>
           <w:sz w:val="27"/>
         </w:rPr>
       </w:pPr>
       <w:r>
-        <w:rPr>
-          <w:sz w:val="22"/>
-        </w:rPr>
         <w:t>Eg:</w:t>
       </w:r>
       <w:r>
         <w:rPr>
           <w:spacing w:val="-5"/>
-          <w:sz w:val="22"/>
-        </w:rPr>
-        <w:t> </w:t>
+        </w:rPr>
+        <w:t xml:space="preserve"> </w:t>
       </w:r>
       <w:r>
         <w:rPr>
@@ -655,7 +642,7 @@
           <w:spacing w:val="-4"/>
           <w:sz w:val="27"/>
         </w:rPr>
-        <w:t> </w:t>
+        <w:t xml:space="preserve"> </w:t>
       </w:r>
       <w:r>
         <w:rPr>
@@ -670,7 +657,7 @@
           <w:spacing w:val="-4"/>
           <w:sz w:val="27"/>
         </w:rPr>
-        <w:t> </w:t>
+        <w:t xml:space="preserve"> </w:t>
       </w:r>
       <w:r>
         <w:rPr>
@@ -685,7 +672,7 @@
           <w:spacing w:val="-4"/>
           <w:sz w:val="27"/>
         </w:rPr>
-        <w:t> </w:t>
+        <w:t xml:space="preserve"> </w:t>
       </w:r>
       <w:r>
         <w:rPr>
@@ -700,7 +687,7 @@
           <w:spacing w:val="-4"/>
           <w:sz w:val="27"/>
         </w:rPr>
-        <w:t> </w:t>
+        <w:t xml:space="preserve"> </w:t>
       </w:r>
       <w:r>
         <w:rPr>
@@ -715,7 +702,7 @@
           <w:spacing w:val="-4"/>
           <w:sz w:val="27"/>
         </w:rPr>
-        <w:t> </w:t>
+        <w:t xml:space="preserve"> </w:t>
       </w:r>
       <w:r>
         <w:rPr>
@@ -730,7 +717,7 @@
           <w:spacing w:val="-4"/>
           <w:sz w:val="27"/>
         </w:rPr>
-        <w:t> </w:t>
+        <w:t xml:space="preserve"> </w:t>
       </w:r>
       <w:r>
         <w:rPr>
@@ -745,7 +732,7 @@
           <w:spacing w:val="-4"/>
           <w:sz w:val="27"/>
         </w:rPr>
-        <w:t> </w:t>
+        <w:t xml:space="preserve"> </w:t>
       </w:r>
       <w:r>
         <w:rPr>
@@ -760,7 +747,7 @@
           <w:spacing w:val="-4"/>
           <w:sz w:val="27"/>
         </w:rPr>
-        <w:t> </w:t>
+        <w:t xml:space="preserve"> </w:t>
       </w:r>
       <w:r>
         <w:rPr>
@@ -775,7 +762,7 @@
           <w:spacing w:val="-4"/>
           <w:sz w:val="27"/>
         </w:rPr>
-        <w:t> </w:t>
+        <w:t xml:space="preserve"> </w:t>
       </w:r>
       <w:r>
         <w:rPr>
@@ -787,9 +774,8 @@
     </w:p>
     <w:p>
       <w:pPr>
-        <w:spacing w:line="276" w:lineRule="auto" w:before="291"/>
-        <w:ind w:left="23" w:right="0" w:firstLine="0"/>
-        <w:jc w:val="left"/>
+        <w:spacing w:before="291" w:line="276" w:lineRule="auto"/>
+        <w:ind w:left="23"/>
         <w:rPr>
           <w:sz w:val="24"/>
         </w:rPr>
@@ -805,7 +791,7 @@
           <w:spacing w:val="-3"/>
           <w:sz w:val="24"/>
         </w:rPr>
-        <w:t> </w:t>
+        <w:t xml:space="preserve"> </w:t>
       </w:r>
       <w:r>
         <w:rPr>
@@ -818,7 +804,7 @@
           <w:spacing w:val="-3"/>
           <w:sz w:val="24"/>
         </w:rPr>
-        <w:t> </w:t>
+        <w:t xml:space="preserve"> </w:t>
       </w:r>
       <w:r>
         <w:rPr>
@@ -831,7 +817,7 @@
           <w:spacing w:val="-3"/>
           <w:sz w:val="24"/>
         </w:rPr>
-        <w:t> </w:t>
+        <w:t xml:space="preserve"> </w:t>
       </w:r>
       <w:r>
         <w:rPr>
@@ -844,7 +830,7 @@
           <w:spacing w:val="-3"/>
           <w:sz w:val="24"/>
         </w:rPr>
-        <w:t> </w:t>
+        <w:t xml:space="preserve"> </w:t>
       </w:r>
       <w:r>
         <w:rPr>
@@ -857,7 +843,7 @@
           <w:spacing w:val="-3"/>
           <w:sz w:val="24"/>
         </w:rPr>
-        <w:t> </w:t>
+        <w:t xml:space="preserve"> </w:t>
       </w:r>
       <w:r>
         <w:rPr>
@@ -870,7 +856,7 @@
           <w:spacing w:val="-3"/>
           <w:sz w:val="24"/>
         </w:rPr>
-        <w:t> </w:t>
+        <w:t xml:space="preserve"> </w:t>
       </w:r>
       <w:r>
         <w:rPr>
@@ -883,7 +869,7 @@
           <w:spacing w:val="-3"/>
           <w:sz w:val="24"/>
         </w:rPr>
-        <w:t> </w:t>
+        <w:t xml:space="preserve"> </w:t>
       </w:r>
       <w:r>
         <w:rPr>
@@ -896,7 +882,7 @@
           <w:spacing w:val="-3"/>
           <w:sz w:val="24"/>
         </w:rPr>
-        <w:t> </w:t>
+        <w:t xml:space="preserve"> </w:t>
       </w:r>
       <w:r>
         <w:rPr>
@@ -909,7 +895,7 @@
           <w:spacing w:val="-3"/>
           <w:sz w:val="24"/>
         </w:rPr>
-        <w:t> </w:t>
+        <w:t xml:space="preserve"> </w:t>
       </w:r>
       <w:r>
         <w:rPr>
@@ -922,7 +908,7 @@
           <w:spacing w:val="-3"/>
           <w:sz w:val="24"/>
         </w:rPr>
-        <w:t> </w:t>
+        <w:t xml:space="preserve"> </w:t>
       </w:r>
       <w:r>
         <w:rPr>
@@ -935,7 +921,7 @@
           <w:spacing w:val="-3"/>
           <w:sz w:val="24"/>
         </w:rPr>
-        <w:t> </w:t>
+        <w:t xml:space="preserve"> </w:t>
       </w:r>
       <w:r>
         <w:rPr>
@@ -948,20 +934,22 @@
           <w:spacing w:val="-3"/>
           <w:sz w:val="24"/>
         </w:rPr>
-        <w:t> </w:t>
-      </w:r>
+        <w:t xml:space="preserve"> </w:t>
+      </w:r>
+      <w:proofErr w:type="spellStart"/>
       <w:r>
         <w:rPr>
           <w:sz w:val="24"/>
         </w:rPr>
         <w:t>Kswahili</w:t>
       </w:r>
-      <w:r>
-        <w:rPr>
-          <w:spacing w:val="-3"/>
-          <w:sz w:val="24"/>
-        </w:rPr>
-        <w:t> </w:t>
+      <w:proofErr w:type="spellEnd"/>
+      <w:r>
+        <w:rPr>
+          <w:spacing w:val="-3"/>
+          <w:sz w:val="24"/>
+        </w:rPr>
+        <w:t xml:space="preserve"> </w:t>
       </w:r>
       <w:r>
         <w:rPr>
@@ -974,7 +962,7 @@
           <w:spacing w:val="-3"/>
           <w:sz w:val="24"/>
         </w:rPr>
-        <w:t> </w:t>
+        <w:t xml:space="preserve"> </w:t>
       </w:r>
       <w:r>
         <w:rPr>
@@ -987,7 +975,7 @@
           <w:spacing w:val="-3"/>
           <w:sz w:val="24"/>
         </w:rPr>
-        <w:t> </w:t>
+        <w:t xml:space="preserve"> </w:t>
       </w:r>
       <w:r>
         <w:rPr>
@@ -1000,13 +988,83 @@
           <w:spacing w:val="-3"/>
           <w:sz w:val="24"/>
         </w:rPr>
-        <w:t> </w:t>
-      </w:r>
-      <w:r>
-        <w:rPr>
-          <w:sz w:val="24"/>
-        </w:rPr>
-        <w:t>the English words to localise the feel. If this were in hindi then you may use some thing like 'chalo' as a transition word/phrase to make it feel more localised. See if you can do this or keep this as part of your next sprint. See below.</w:t>
+        <w:t xml:space="preserve"> </w:t>
+      </w:r>
+      <w:r>
+        <w:rPr>
+          <w:sz w:val="24"/>
+        </w:rPr>
+        <w:t xml:space="preserve">the English words to </w:t>
+      </w:r>
+      <w:proofErr w:type="spellStart"/>
+      <w:r>
+        <w:rPr>
+          <w:sz w:val="24"/>
+        </w:rPr>
+        <w:t>localise</w:t>
+      </w:r>
+      <w:proofErr w:type="spellEnd"/>
+      <w:r>
+        <w:rPr>
+          <w:sz w:val="24"/>
+        </w:rPr>
+        <w:t xml:space="preserve"> the feel. If this were in </w:t>
+      </w:r>
+      <w:proofErr w:type="spellStart"/>
+      <w:r>
+        <w:rPr>
+          <w:sz w:val="24"/>
+        </w:rPr>
+        <w:t>hindi</w:t>
+      </w:r>
+      <w:proofErr w:type="spellEnd"/>
+      <w:r>
+        <w:rPr>
+          <w:sz w:val="24"/>
+        </w:rPr>
+        <w:t xml:space="preserve"> then you may use </w:t>
+      </w:r>
+      <w:proofErr w:type="spellStart"/>
+      <w:r>
+        <w:rPr>
+          <w:sz w:val="24"/>
+        </w:rPr>
+        <w:t>some thing</w:t>
+      </w:r>
+      <w:proofErr w:type="spellEnd"/>
+      <w:r>
+        <w:rPr>
+          <w:sz w:val="24"/>
+        </w:rPr>
+        <w:t xml:space="preserve"> like '</w:t>
+      </w:r>
+      <w:proofErr w:type="spellStart"/>
+      <w:r>
+        <w:rPr>
+          <w:sz w:val="24"/>
+        </w:rPr>
+        <w:t>chalo</w:t>
+      </w:r>
+      <w:proofErr w:type="spellEnd"/>
+      <w:r>
+        <w:rPr>
+          <w:sz w:val="24"/>
+        </w:rPr>
+        <w:t xml:space="preserve">' as a transition word/phrase to make it feel more </w:t>
+      </w:r>
+      <w:proofErr w:type="spellStart"/>
+      <w:r>
+        <w:rPr>
+          <w:sz w:val="24"/>
+        </w:rPr>
+        <w:t>localised</w:t>
+      </w:r>
+      <w:proofErr w:type="spellEnd"/>
+      <w:r>
+        <w:rPr>
+          <w:sz w:val="24"/>
+        </w:rPr>
+        <w:t>. See if you can do this or keep this as part of your next sprint. See below.</w:t>
       </w:r>
     </w:p>
     <w:p>
@@ -1014,34 +1072,31 @@
         <w:pStyle w:val="Heading1"/>
       </w:pPr>
       <w:r>
-        <w:rPr/>
         <w:t>Voice</w:t>
       </w:r>
       <w:r>
         <w:rPr>
           <w:spacing w:val="-12"/>
         </w:rPr>
-        <w:t> </w:t>
-      </w:r>
-      <w:r>
-        <w:rPr/>
+        <w:t xml:space="preserve"> </w:t>
+      </w:r>
+      <w:r>
         <w:t>&amp;</w:t>
       </w:r>
       <w:r>
         <w:rPr>
           <w:spacing w:val="-12"/>
         </w:rPr>
-        <w:t> </w:t>
-      </w:r>
-      <w:r>
-        <w:rPr/>
+        <w:t xml:space="preserve"> </w:t>
+      </w:r>
+      <w:r>
         <w:t>Vocabulary</w:t>
       </w:r>
       <w:r>
         <w:rPr>
           <w:spacing w:val="-12"/>
         </w:rPr>
-        <w:t> </w:t>
+        <w:t xml:space="preserve"> </w:t>
       </w:r>
       <w:r>
         <w:rPr>
@@ -1053,8 +1108,7 @@
     <w:p>
       <w:pPr>
         <w:spacing w:before="185"/>
-        <w:ind w:left="23" w:right="0" w:firstLine="0"/>
-        <w:jc w:val="left"/>
+        <w:ind w:left="23"/>
         <w:rPr>
           <w:sz w:val="24"/>
         </w:rPr>
@@ -1063,7 +1117,7 @@
         <w:rPr>
           <w:sz w:val="24"/>
         </w:rPr>
-        <w:t>The development team must hard-code these key Swahili terms into the </w:t>
+        <w:t xml:space="preserve">The development team must hard-code these key Swahili terms into the </w:t>
       </w:r>
       <w:r>
         <w:rPr>
@@ -1075,9 +1129,8 @@
     </w:p>
     <w:p>
       <w:pPr>
-        <w:spacing w:line="331" w:lineRule="auto" w:before="104"/>
-        <w:ind w:left="23" w:right="0" w:firstLine="0"/>
-        <w:jc w:val="left"/>
+        <w:spacing w:before="104" w:line="331" w:lineRule="auto"/>
+        <w:ind w:left="23"/>
         <w:rPr>
           <w:sz w:val="24"/>
         </w:rPr>
@@ -1097,7 +1150,7 @@
           <w:spacing w:val="-4"/>
           <w:sz w:val="24"/>
         </w:rPr>
-        <w:t> </w:t>
+        <w:t xml:space="preserve"> </w:t>
       </w:r>
       <w:r>
         <w:rPr>
@@ -1114,7 +1167,7 @@
           <w:spacing w:val="-4"/>
           <w:sz w:val="24"/>
         </w:rPr>
-        <w:t> </w:t>
+        <w:t xml:space="preserve"> </w:t>
       </w:r>
       <w:r>
         <w:rPr>
@@ -1127,7 +1180,7 @@
           <w:spacing w:val="-4"/>
           <w:sz w:val="24"/>
         </w:rPr>
-        <w:t> </w:t>
+        <w:t xml:space="preserve"> </w:t>
       </w:r>
       <w:r>
         <w:rPr>
@@ -1144,7 +1197,7 @@
           <w:spacing w:val="-4"/>
           <w:sz w:val="24"/>
         </w:rPr>
-        <w:t> </w:t>
+        <w:t xml:space="preserve"> </w:t>
       </w:r>
       <w:r>
         <w:rPr>
@@ -1161,7 +1214,7 @@
           <w:spacing w:val="-4"/>
           <w:sz w:val="24"/>
         </w:rPr>
-        <w:t> </w:t>
+        <w:t xml:space="preserve"> </w:t>
       </w:r>
       <w:r>
         <w:rPr>
@@ -1174,7 +1227,7 @@
           <w:spacing w:val="-4"/>
           <w:sz w:val="24"/>
         </w:rPr>
-        <w:t> </w:t>
+        <w:t xml:space="preserve"> </w:t>
       </w:r>
       <w:r>
         <w:rPr>
@@ -1187,7 +1240,7 @@
           <w:spacing w:val="-4"/>
           <w:sz w:val="24"/>
         </w:rPr>
-        <w:t> </w:t>
+        <w:t xml:space="preserve"> </w:t>
       </w:r>
       <w:r>
         <w:rPr>
@@ -1200,7 +1253,7 @@
           <w:spacing w:val="-4"/>
           <w:sz w:val="24"/>
         </w:rPr>
-        <w:t> </w:t>
+        <w:t xml:space="preserve"> </w:t>
       </w:r>
       <w:r>
         <w:rPr>
@@ -1213,7 +1266,7 @@
           <w:spacing w:val="-4"/>
           <w:sz w:val="24"/>
         </w:rPr>
-        <w:t> </w:t>
+        <w:t xml:space="preserve"> </w:t>
       </w:r>
       <w:r>
         <w:rPr>
@@ -1226,7 +1279,7 @@
           <w:spacing w:val="-4"/>
           <w:sz w:val="24"/>
         </w:rPr>
-        <w:t> </w:t>
+        <w:t xml:space="preserve"> </w:t>
       </w:r>
       <w:r>
         <w:rPr>
@@ -1239,7 +1292,7 @@
           <w:spacing w:val="-4"/>
           <w:sz w:val="24"/>
         </w:rPr>
-        <w:t> </w:t>
+        <w:t xml:space="preserve"> </w:t>
       </w:r>
       <w:r>
         <w:rPr>
@@ -1261,7 +1314,6 @@
     <w:tbl>
       <w:tblPr>
         <w:tblW w:w="0" w:type="auto"/>
-        <w:jc w:val="left"/>
         <w:tblInd w:w="42" w:type="dxa"/>
         <w:tblBorders>
           <w:top w:val="single" w:sz="8" w:space="0" w:color="C3C7C4"/>
@@ -1273,12 +1325,10 @@
         </w:tblBorders>
         <w:tblLayout w:type="fixed"/>
         <w:tblCellMar>
-          <w:top w:w="0" w:type="dxa"/>
           <w:left w:w="0" w:type="dxa"/>
-          <w:bottom w:w="0" w:type="dxa"/>
           <w:right w:w="0" w:type="dxa"/>
         </w:tblCellMar>
-        <w:tblLook w:val="01E0"/>
+        <w:tblLook w:val="01E0" w:firstRow="1" w:lastRow="1" w:firstColumn="1" w:lastColumn="1" w:noHBand="0" w:noVBand="0"/>
       </w:tblPr>
       <w:tblGrid>
         <w:gridCol w:w="1860"/>
@@ -1287,7 +1337,7 @@
       </w:tblGrid>
       <w:tr>
         <w:trPr>
-          <w:trHeight w:val="1480" w:hRule="atLeast"/>
+          <w:trHeight w:val="1480"/>
         </w:trPr>
         <w:tc>
           <w:tcPr>
@@ -1296,7 +1346,7 @@
           <w:p>
             <w:pPr>
               <w:pStyle w:val="TableParagraph"/>
-              <w:spacing w:line="331" w:lineRule="auto" w:before="124"/>
+              <w:spacing w:before="124" w:line="331" w:lineRule="auto"/>
               <w:ind w:left="169" w:right="19"/>
               <w:rPr>
                 <w:rFonts w:ascii="Arial"/>
@@ -1313,6 +1363,7 @@
               </w:rPr>
               <w:t>Ki-</w:t>
             </w:r>
+            <w:proofErr w:type="spellStart"/>
             <w:r>
               <w:rPr>
                 <w:rFonts w:ascii="Arial"/>
@@ -1320,7 +1371,17 @@
                 <w:spacing w:val="-2"/>
                 <w:sz w:val="24"/>
               </w:rPr>
-              <w:t>swahili </w:t>
+              <w:t>swahili</w:t>
+            </w:r>
+            <w:proofErr w:type="spellEnd"/>
+            <w:r>
+              <w:rPr>
+                <w:rFonts w:ascii="Arial"/>
+                <w:b/>
+                <w:spacing w:val="-2"/>
+                <w:sz w:val="24"/>
+              </w:rPr>
+              <w:t xml:space="preserve"> </w:t>
             </w:r>
             <w:r>
               <w:rPr>
@@ -1340,7 +1401,7 @@
           <w:p>
             <w:pPr>
               <w:pStyle w:val="TableParagraph"/>
-              <w:spacing w:line="331" w:lineRule="auto" w:before="124"/>
+              <w:spacing w:before="124" w:line="331" w:lineRule="auto"/>
               <w:ind w:left="184" w:right="1016"/>
               <w:rPr>
                 <w:rFonts w:ascii="Arial"/>
@@ -1388,7 +1449,7 @@
                 <w:spacing w:val="-4"/>
                 <w:sz w:val="24"/>
               </w:rPr>
-              <w:t> </w:t>
+              <w:t xml:space="preserve"> </w:t>
             </w:r>
             <w:r>
               <w:rPr>
@@ -1405,7 +1466,7 @@
                 <w:spacing w:val="-3"/>
                 <w:sz w:val="24"/>
               </w:rPr>
-              <w:t> </w:t>
+              <w:t xml:space="preserve"> </w:t>
             </w:r>
             <w:r>
               <w:rPr>
@@ -1422,7 +1483,7 @@
                 <w:spacing w:val="-4"/>
                 <w:sz w:val="24"/>
               </w:rPr>
-              <w:t> </w:t>
+              <w:t xml:space="preserve"> </w:t>
             </w:r>
             <w:r>
               <w:rPr>
@@ -1439,7 +1500,7 @@
                 <w:spacing w:val="-3"/>
                 <w:sz w:val="24"/>
               </w:rPr>
-              <w:t> </w:t>
+              <w:t xml:space="preserve"> </w:t>
             </w:r>
             <w:r>
               <w:rPr>
@@ -1457,7 +1518,6 @@
     <w:p>
       <w:pPr>
         <w:pStyle w:val="TableParagraph"/>
-        <w:spacing w:after="0"/>
         <w:rPr>
           <w:rFonts w:ascii="Arial"/>
           <w:b/>
@@ -1466,14 +1526,14 @@
         <w:sectPr>
           <w:type w:val="continuous"/>
           <w:pgSz w:w="11920" w:h="16840"/>
-          <w:pgMar w:top="1560" w:bottom="1009" w:left="1417" w:right="1417"/>
+          <w:pgMar w:top="1560" w:right="1417" w:bottom="1009" w:left="1417" w:header="720" w:footer="720" w:gutter="0"/>
+          <w:cols w:space="720"/>
         </w:sectPr>
       </w:pPr>
     </w:p>
     <w:tbl>
       <w:tblPr>
         <w:tblW w:w="0" w:type="auto"/>
-        <w:jc w:val="left"/>
         <w:tblInd w:w="42" w:type="dxa"/>
         <w:tblBorders>
           <w:top w:val="single" w:sz="8" w:space="0" w:color="C3C7C4"/>
@@ -1485,12 +1545,10 @@
         </w:tblBorders>
         <w:tblLayout w:type="fixed"/>
         <w:tblCellMar>
-          <w:top w:w="0" w:type="dxa"/>
           <w:left w:w="0" w:type="dxa"/>
-          <w:bottom w:w="0" w:type="dxa"/>
           <w:right w:w="0" w:type="dxa"/>
         </w:tblCellMar>
-        <w:tblLook w:val="01E0"/>
+        <w:tblLook w:val="01E0" w:firstRow="1" w:lastRow="1" w:firstColumn="1" w:lastColumn="1" w:noHBand="0" w:noVBand="0"/>
       </w:tblPr>
       <w:tblGrid>
         <w:gridCol w:w="1860"/>
@@ -1499,7 +1557,7 @@
       </w:tblGrid>
       <w:tr>
         <w:trPr>
-          <w:trHeight w:val="1460" w:hRule="atLeast"/>
+          <w:trHeight w:val="1460"/>
         </w:trPr>
         <w:tc>
           <w:tcPr>
@@ -1521,7 +1579,8 @@
                 <w:b/>
                 <w:sz w:val="24"/>
               </w:rPr>
-              <w:t>"Safi </w:t>
+              <w:lastRenderedPageBreak/>
+              <w:t xml:space="preserve">"Safi </w:t>
             </w:r>
             <w:r>
               <w:rPr>
@@ -1558,7 +1617,7 @@
                 <w:spacing w:val="-17"/>
                 <w:sz w:val="24"/>
               </w:rPr>
-              <w:t> </w:t>
+              <w:t xml:space="preserve"> </w:t>
             </w:r>
             <w:r>
               <w:rPr>
@@ -1571,13 +1630,13 @@
                 <w:spacing w:val="-17"/>
                 <w:sz w:val="24"/>
               </w:rPr>
-              <w:t> </w:t>
-            </w:r>
-            <w:r>
-              <w:rPr>
-                <w:sz w:val="24"/>
-              </w:rPr>
-              <w:t>/ </w:t>
+              <w:t xml:space="preserve"> </w:t>
+            </w:r>
+            <w:r>
+              <w:rPr>
+                <w:sz w:val="24"/>
+              </w:rPr>
+              <w:t xml:space="preserve">/ </w:t>
             </w:r>
             <w:r>
               <w:rPr>
@@ -1612,7 +1671,7 @@
                 <w:spacing w:val="-6"/>
                 <w:sz w:val="24"/>
               </w:rPr>
-              <w:t> </w:t>
+              <w:t xml:space="preserve"> </w:t>
             </w:r>
             <w:r>
               <w:rPr>
@@ -1625,7 +1684,7 @@
                 <w:spacing w:val="-6"/>
                 <w:sz w:val="24"/>
               </w:rPr>
-              <w:t> </w:t>
+              <w:t xml:space="preserve"> </w:t>
             </w:r>
             <w:r>
               <w:rPr>
@@ -1638,7 +1697,7 @@
                 <w:spacing w:val="-6"/>
                 <w:sz w:val="24"/>
               </w:rPr>
-              <w:t> </w:t>
+              <w:t xml:space="preserve"> </w:t>
             </w:r>
             <w:r>
               <w:rPr>
@@ -1651,7 +1710,7 @@
                 <w:spacing w:val="-6"/>
                 <w:sz w:val="24"/>
               </w:rPr>
-              <w:t> </w:t>
+              <w:t xml:space="preserve"> </w:t>
             </w:r>
             <w:r>
               <w:rPr>
@@ -1664,7 +1723,7 @@
                 <w:spacing w:val="-6"/>
                 <w:sz w:val="24"/>
               </w:rPr>
-              <w:t> </w:t>
+              <w:t xml:space="preserve"> </w:t>
             </w:r>
             <w:r>
               <w:rPr>
@@ -1677,7 +1736,7 @@
                 <w:spacing w:val="-6"/>
                 <w:sz w:val="24"/>
               </w:rPr>
-              <w:t> </w:t>
+              <w:t xml:space="preserve"> </w:t>
             </w:r>
             <w:r>
               <w:rPr>
@@ -1690,7 +1749,7 @@
                 <w:spacing w:val="-6"/>
                 <w:sz w:val="24"/>
               </w:rPr>
-              <w:t> </w:t>
+              <w:t xml:space="preserve"> </w:t>
             </w:r>
             <w:r>
               <w:rPr>
@@ -1703,7 +1762,7 @@
       </w:tr>
       <w:tr>
         <w:trPr>
-          <w:trHeight w:val="1479" w:hRule="atLeast"/>
+          <w:trHeight w:val="1479"/>
         </w:trPr>
         <w:tc>
           <w:tcPr>
@@ -1738,7 +1797,7 @@
           <w:p>
             <w:pPr>
               <w:pStyle w:val="TableParagraph"/>
-              <w:spacing w:line="331" w:lineRule="auto" w:before="131"/>
+              <w:spacing w:before="131" w:line="331" w:lineRule="auto"/>
               <w:ind w:left="184" w:right="1016"/>
               <w:rPr>
                 <w:sz w:val="24"/>
@@ -1748,7 +1807,7 @@
               <w:rPr>
                 <w:sz w:val="24"/>
               </w:rPr>
-              <w:t>"Okay" / </w:t>
+              <w:t xml:space="preserve">"Okay" / </w:t>
             </w:r>
             <w:r>
               <w:rPr>
@@ -1777,7 +1836,7 @@
               <w:rPr>
                 <w:sz w:val="24"/>
               </w:rPr>
-              <w:t>Acknowledgment prefix </w:t>
+              <w:t xml:space="preserve">Acknowledgment prefix </w:t>
             </w:r>
             <w:r>
               <w:rPr>
@@ -1801,7 +1860,7 @@
               <w:rPr>
                 <w:sz w:val="24"/>
               </w:rPr>
-              <w:t>transitioning to a new </w:t>
+              <w:t xml:space="preserve">transitioning to a new </w:t>
             </w:r>
             <w:r>
               <w:rPr>
@@ -1815,7 +1874,7 @@
       </w:tr>
       <w:tr>
         <w:trPr>
-          <w:trHeight w:val="1480" w:hRule="atLeast"/>
+          <w:trHeight w:val="1480"/>
         </w:trPr>
         <w:tc>
           <w:tcPr>
@@ -1867,7 +1926,7 @@
                 <w:spacing w:val="-12"/>
                 <w:sz w:val="24"/>
               </w:rPr>
-              <w:t> </w:t>
+              <w:t xml:space="preserve"> </w:t>
             </w:r>
             <w:r>
               <w:rPr>
@@ -1880,7 +1939,7 @@
                 <w:spacing w:val="-11"/>
                 <w:sz w:val="24"/>
               </w:rPr>
-              <w:t> </w:t>
+              <w:t xml:space="preserve"> </w:t>
             </w:r>
             <w:r>
               <w:rPr>
@@ -1898,7 +1957,7 @@
           <w:p>
             <w:pPr>
               <w:pStyle w:val="TableParagraph"/>
-              <w:spacing w:line="331" w:lineRule="auto" w:before="128"/>
+              <w:spacing w:before="128" w:line="331" w:lineRule="auto"/>
               <w:rPr>
                 <w:sz w:val="24"/>
               </w:rPr>
@@ -1914,7 +1973,7 @@
                 <w:spacing w:val="-8"/>
                 <w:sz w:val="24"/>
               </w:rPr>
-              <w:t> </w:t>
+              <w:t xml:space="preserve"> </w:t>
             </w:r>
             <w:r>
               <w:rPr>
@@ -1927,7 +1986,7 @@
                 <w:spacing w:val="-8"/>
                 <w:sz w:val="24"/>
               </w:rPr>
-              <w:t> </w:t>
+              <w:t xml:space="preserve"> </w:t>
             </w:r>
             <w:r>
               <w:rPr>
@@ -1940,7 +1999,7 @@
                 <w:spacing w:val="-8"/>
                 <w:sz w:val="24"/>
               </w:rPr>
-              <w:t> </w:t>
+              <w:t xml:space="preserve"> </w:t>
             </w:r>
             <w:r>
               <w:rPr>
@@ -1953,7 +2012,7 @@
                 <w:spacing w:val="-8"/>
                 <w:sz w:val="24"/>
               </w:rPr>
-              <w:t> </w:t>
+              <w:t xml:space="preserve"> </w:t>
             </w:r>
             <w:r>
               <w:rPr>
@@ -1966,7 +2025,7 @@
                 <w:spacing w:val="-8"/>
                 <w:sz w:val="24"/>
               </w:rPr>
-              <w:t> </w:t>
+              <w:t xml:space="preserve"> </w:t>
             </w:r>
             <w:r>
               <w:rPr>
@@ -1979,7 +2038,7 @@
       </w:tr>
       <w:tr>
         <w:trPr>
-          <w:trHeight w:val="1859" w:hRule="atLeast"/>
+          <w:trHeight w:val="1859"/>
         </w:trPr>
         <w:tc>
           <w:tcPr>
@@ -2003,7 +2062,27 @@
                 <w:spacing w:val="-2"/>
                 <w:sz w:val="24"/>
               </w:rPr>
-              <w:t>"Usijali!"</w:t>
+              <w:t>"</w:t>
+            </w:r>
+            <w:proofErr w:type="spellStart"/>
+            <w:r>
+              <w:rPr>
+                <w:rFonts w:ascii="Arial"/>
+                <w:b/>
+                <w:spacing w:val="-2"/>
+                <w:sz w:val="24"/>
+              </w:rPr>
+              <w:t>Usijali</w:t>
+            </w:r>
+            <w:proofErr w:type="spellEnd"/>
+            <w:r>
+              <w:rPr>
+                <w:rFonts w:ascii="Arial"/>
+                <w:b/>
+                <w:spacing w:val="-2"/>
+                <w:sz w:val="24"/>
+              </w:rPr>
+              <w:t>!"</w:t>
             </w:r>
           </w:p>
         </w:tc>
@@ -2024,7 +2103,7 @@
               <w:rPr>
                 <w:sz w:val="24"/>
               </w:rPr>
-              <w:t>"Don't </w:t>
+              <w:t xml:space="preserve">"Don't </w:t>
             </w:r>
             <w:r>
               <w:rPr>
@@ -2042,7 +2121,7 @@
           <w:p>
             <w:pPr>
               <w:pStyle w:val="TableParagraph"/>
-              <w:spacing w:line="331" w:lineRule="auto" w:before="125"/>
+              <w:spacing w:before="125" w:line="331" w:lineRule="auto"/>
               <w:ind w:right="200"/>
               <w:rPr>
                 <w:sz w:val="24"/>
@@ -2059,7 +2138,7 @@
                 <w:spacing w:val="-7"/>
                 <w:sz w:val="24"/>
               </w:rPr>
-              <w:t> </w:t>
+              <w:t xml:space="preserve"> </w:t>
             </w:r>
             <w:r>
               <w:rPr>
@@ -2072,7 +2151,7 @@
                 <w:spacing w:val="-7"/>
                 <w:sz w:val="24"/>
               </w:rPr>
-              <w:t> </w:t>
+              <w:t xml:space="preserve"> </w:t>
             </w:r>
             <w:r>
               <w:rPr>
@@ -2085,7 +2164,7 @@
                 <w:spacing w:val="-7"/>
                 <w:sz w:val="24"/>
               </w:rPr>
-              <w:t> </w:t>
+              <w:t xml:space="preserve"> </w:t>
             </w:r>
             <w:r>
               <w:rPr>
@@ -2098,7 +2177,7 @@
                 <w:spacing w:val="-7"/>
                 <w:sz w:val="24"/>
               </w:rPr>
-              <w:t> </w:t>
+              <w:t xml:space="preserve"> </w:t>
             </w:r>
             <w:r>
               <w:rPr>
@@ -2111,7 +2190,7 @@
                 <w:spacing w:val="-7"/>
                 <w:sz w:val="24"/>
               </w:rPr>
-              <w:t> </w:t>
+              <w:t xml:space="preserve"> </w:t>
             </w:r>
             <w:r>
               <w:rPr>
@@ -2124,7 +2203,7 @@
                 <w:spacing w:val="-7"/>
                 <w:sz w:val="24"/>
               </w:rPr>
-              <w:t> </w:t>
+              <w:t xml:space="preserve"> </w:t>
             </w:r>
             <w:r>
               <w:rPr>
@@ -2137,7 +2216,7 @@
       </w:tr>
       <w:tr>
         <w:trPr>
-          <w:trHeight w:val="1480" w:hRule="atLeast"/>
+          <w:trHeight w:val="1480"/>
         </w:trPr>
         <w:tc>
           <w:tcPr>
@@ -2146,7 +2225,7 @@
           <w:p>
             <w:pPr>
               <w:pStyle w:val="TableParagraph"/>
-              <w:spacing w:line="331" w:lineRule="auto" w:before="122"/>
+              <w:spacing w:before="122" w:line="331" w:lineRule="auto"/>
               <w:ind w:left="169" w:right="750"/>
               <w:rPr>
                 <w:rFonts w:ascii="Arial"/>
@@ -2172,7 +2251,7 @@
           <w:p>
             <w:pPr>
               <w:pStyle w:val="TableParagraph"/>
-              <w:spacing w:line="331" w:lineRule="auto" w:before="122"/>
+              <w:spacing w:before="122" w:line="331" w:lineRule="auto"/>
               <w:ind w:left="184"/>
               <w:rPr>
                 <w:sz w:val="24"/>
@@ -2189,7 +2268,7 @@
                 <w:spacing w:val="-17"/>
                 <w:sz w:val="24"/>
               </w:rPr>
-              <w:t> </w:t>
+              <w:t xml:space="preserve"> </w:t>
             </w:r>
             <w:r>
               <w:rPr>
@@ -2202,13 +2281,13 @@
                 <w:spacing w:val="-17"/>
                 <w:sz w:val="24"/>
               </w:rPr>
-              <w:t> </w:t>
-            </w:r>
-            <w:r>
-              <w:rPr>
-                <w:sz w:val="24"/>
-              </w:rPr>
-              <w:t>very </w:t>
+              <w:t xml:space="preserve"> </w:t>
+            </w:r>
+            <w:r>
+              <w:rPr>
+                <w:sz w:val="24"/>
+              </w:rPr>
+              <w:t xml:space="preserve">very </w:t>
             </w:r>
             <w:r>
               <w:rPr>
@@ -2226,7 +2305,7 @@
           <w:p>
             <w:pPr>
               <w:pStyle w:val="TableParagraph"/>
-              <w:spacing w:line="331" w:lineRule="auto" w:before="122"/>
+              <w:spacing w:before="122" w:line="331" w:lineRule="auto"/>
               <w:rPr>
                 <w:sz w:val="24"/>
               </w:rPr>
@@ -2242,7 +2321,7 @@
                 <w:spacing w:val="-6"/>
                 <w:sz w:val="24"/>
               </w:rPr>
-              <w:t> </w:t>
+              <w:t xml:space="preserve"> </w:t>
             </w:r>
             <w:r>
               <w:rPr>
@@ -2255,7 +2334,7 @@
                 <w:spacing w:val="-6"/>
                 <w:sz w:val="24"/>
               </w:rPr>
-              <w:t> </w:t>
+              <w:t xml:space="preserve"> </w:t>
             </w:r>
             <w:r>
               <w:rPr>
@@ -2268,7 +2347,7 @@
                 <w:spacing w:val="-6"/>
                 <w:sz w:val="24"/>
               </w:rPr>
-              <w:t> </w:t>
+              <w:t xml:space="preserve"> </w:t>
             </w:r>
             <w:r>
               <w:rPr>
@@ -2281,7 +2360,7 @@
                 <w:spacing w:val="-6"/>
                 <w:sz w:val="24"/>
               </w:rPr>
-              <w:t> </w:t>
+              <w:t xml:space="preserve"> </w:t>
             </w:r>
             <w:r>
               <w:rPr>
@@ -2294,7 +2373,7 @@
                 <w:spacing w:val="-6"/>
                 <w:sz w:val="24"/>
               </w:rPr>
-              <w:t> </w:t>
+              <w:t xml:space="preserve"> </w:t>
             </w:r>
             <w:r>
               <w:rPr>
@@ -2307,7 +2386,7 @@
                 <w:spacing w:val="-6"/>
                 <w:sz w:val="24"/>
               </w:rPr>
-              <w:t> </w:t>
+              <w:t xml:space="preserve"> </w:t>
             </w:r>
             <w:r>
               <w:rPr>
@@ -2320,7 +2399,7 @@
                 <w:spacing w:val="-6"/>
                 <w:sz w:val="24"/>
               </w:rPr>
-              <w:t> </w:t>
+              <w:t xml:space="preserve"> </w:t>
             </w:r>
             <w:r>
               <w:rPr>
@@ -2333,7 +2412,7 @@
       </w:tr>
       <w:tr>
         <w:trPr>
-          <w:trHeight w:val="1480" w:hRule="atLeast"/>
+          <w:trHeight w:val="1480"/>
         </w:trPr>
         <w:tc>
           <w:tcPr>
@@ -2390,7 +2469,7 @@
           <w:p>
             <w:pPr>
               <w:pStyle w:val="TableParagraph"/>
-              <w:spacing w:line="331" w:lineRule="auto" w:before="119"/>
+              <w:spacing w:before="119" w:line="331" w:lineRule="auto"/>
               <w:rPr>
                 <w:sz w:val="24"/>
               </w:rPr>
@@ -2406,7 +2485,7 @@
                 <w:spacing w:val="-8"/>
                 <w:sz w:val="24"/>
               </w:rPr>
-              <w:t> </w:t>
+              <w:t xml:space="preserve"> </w:t>
             </w:r>
             <w:r>
               <w:rPr>
@@ -2419,7 +2498,7 @@
                 <w:spacing w:val="-8"/>
                 <w:sz w:val="24"/>
               </w:rPr>
-              <w:t> </w:t>
+              <w:t xml:space="preserve"> </w:t>
             </w:r>
             <w:r>
               <w:rPr>
@@ -2432,7 +2511,7 @@
                 <w:spacing w:val="-8"/>
                 <w:sz w:val="24"/>
               </w:rPr>
-              <w:t> </w:t>
+              <w:t xml:space="preserve"> </w:t>
             </w:r>
             <w:r>
               <w:rPr>
@@ -2445,7 +2524,7 @@
                 <w:spacing w:val="-8"/>
                 <w:sz w:val="24"/>
               </w:rPr>
-              <w:t> </w:t>
+              <w:t xml:space="preserve"> </w:t>
             </w:r>
             <w:r>
               <w:rPr>
@@ -2458,7 +2537,7 @@
                 <w:spacing w:val="-8"/>
                 <w:sz w:val="24"/>
               </w:rPr>
-              <w:t> </w:t>
+              <w:t xml:space="preserve"> </w:t>
             </w:r>
             <w:r>
               <w:rPr>
@@ -2486,72 +2565,70 @@
     <w:p>
       <w:pPr>
         <w:pStyle w:val="BodyText"/>
-        <w:spacing w:line="552" w:lineRule="auto" w:before="1"/>
+        <w:spacing w:before="1" w:line="552" w:lineRule="auto"/>
         <w:ind w:right="5431"/>
       </w:pPr>
       <w:r>
-        <w:rPr/>
         <w:t>The</w:t>
       </w:r>
       <w:r>
         <w:rPr>
           <w:spacing w:val="-7"/>
         </w:rPr>
-        <w:t> </w:t>
-      </w:r>
-      <w:r>
-        <w:rPr/>
+        <w:t xml:space="preserve"> </w:t>
+      </w:r>
+      <w:r>
         <w:t>question</w:t>
       </w:r>
       <w:r>
         <w:rPr>
           <w:spacing w:val="-7"/>
         </w:rPr>
-        <w:t> </w:t>
-      </w:r>
-      <w:r>
-        <w:rPr/>
+        <w:t xml:space="preserve"> </w:t>
+      </w:r>
+      <w:r>
         <w:t>bank</w:t>
       </w:r>
       <w:r>
         <w:rPr>
           <w:spacing w:val="-7"/>
         </w:rPr>
-        <w:t> </w:t>
-      </w:r>
-      <w:r>
-        <w:rPr/>
+        <w:t xml:space="preserve"> </w:t>
+      </w:r>
+      <w:r>
         <w:t>to</w:t>
       </w:r>
       <w:r>
         <w:rPr>
           <w:spacing w:val="-7"/>
         </w:rPr>
-        <w:t> </w:t>
-      </w:r>
-      <w:r>
-        <w:rPr/>
+        <w:t xml:space="preserve"> </w:t>
+      </w:r>
+      <w:r>
         <w:t>use</w:t>
       </w:r>
       <w:r>
         <w:rPr>
           <w:spacing w:val="-7"/>
         </w:rPr>
-        <w:t> </w:t>
-      </w:r>
-      <w:r>
-        <w:rPr/>
+        <w:t xml:space="preserve"> </w:t>
+      </w:r>
+      <w:r>
         <w:t>as</w:t>
       </w:r>
       <w:r>
         <w:rPr>
           <w:spacing w:val="-7"/>
         </w:rPr>
-        <w:t> </w:t>
-      </w:r>
-      <w:r>
-        <w:rPr/>
-        <w:t>anchor:-What are the questions?</w:t>
+        <w:t xml:space="preserve"> </w:t>
+      </w:r>
+      <w:proofErr w:type="gramStart"/>
+      <w:r>
+        <w:t>anchor:-</w:t>
+      </w:r>
+      <w:proofErr w:type="gramEnd"/>
+      <w:r>
+        <w:t>What are the questions?</w:t>
       </w:r>
     </w:p>
     <w:p>
@@ -2559,44 +2636,40 @@
         <w:pStyle w:val="BodyText"/>
       </w:pPr>
       <w:r>
-        <w:rPr/>
         <w:t>There</w:t>
       </w:r>
       <w:r>
         <w:rPr>
           <w:spacing w:val="-3"/>
         </w:rPr>
-        <w:t> </w:t>
-      </w:r>
-      <w:r>
-        <w:rPr/>
+        <w:t xml:space="preserve"> </w:t>
+      </w:r>
+      <w:r>
         <w:t>will</w:t>
       </w:r>
       <w:r>
         <w:rPr>
           <w:spacing w:val="-3"/>
         </w:rPr>
-        <w:t> </w:t>
-      </w:r>
-      <w:r>
-        <w:rPr/>
+        <w:t xml:space="preserve"> </w:t>
+      </w:r>
+      <w:r>
         <w:t>be</w:t>
       </w:r>
       <w:r>
         <w:rPr>
           <w:spacing w:val="-3"/>
         </w:rPr>
-        <w:t> </w:t>
-      </w:r>
-      <w:r>
-        <w:rPr/>
+        <w:t xml:space="preserve"> </w:t>
+      </w:r>
+      <w:r>
         <w:t>4</w:t>
       </w:r>
       <w:r>
         <w:rPr>
           <w:spacing w:val="-3"/>
         </w:rPr>
-        <w:t> </w:t>
+        <w:t xml:space="preserve"> </w:t>
       </w:r>
       <w:r>
         <w:rPr>
@@ -2618,64 +2691,58 @@
         <w:spacing w:before="1"/>
       </w:pPr>
       <w:r>
-        <w:rPr/>
         <w:t>Anchor</w:t>
       </w:r>
       <w:r>
         <w:rPr>
           <w:spacing w:val="-6"/>
         </w:rPr>
-        <w:t> </w:t>
-      </w:r>
-      <w:r>
-        <w:rPr/>
+        <w:t xml:space="preserve"> </w:t>
+      </w:r>
+      <w:r>
         <w:t>1</w:t>
       </w:r>
       <w:r>
         <w:rPr>
           <w:spacing w:val="-4"/>
         </w:rPr>
-        <w:t> </w:t>
-      </w:r>
-      <w:r>
-        <w:rPr/>
+        <w:t xml:space="preserve"> </w:t>
+      </w:r>
+      <w:r>
         <w:t>—</w:t>
       </w:r>
       <w:r>
         <w:rPr>
           <w:spacing w:val="-4"/>
         </w:rPr>
-        <w:t> </w:t>
-      </w:r>
-      <w:r>
-        <w:rPr/>
+        <w:t xml:space="preserve"> </w:t>
+      </w:r>
+      <w:r>
         <w:t>Outcome</w:t>
       </w:r>
       <w:r>
         <w:rPr>
           <w:spacing w:val="-4"/>
         </w:rPr>
-        <w:t> </w:t>
-      </w:r>
-      <w:r>
-        <w:rPr/>
+        <w:t xml:space="preserve"> </w:t>
+      </w:r>
+      <w:r>
         <w:t>(asked</w:t>
       </w:r>
       <w:r>
         <w:rPr>
           <w:spacing w:val="-4"/>
         </w:rPr>
-        <w:t> </w:t>
-      </w:r>
-      <w:r>
-        <w:rPr/>
+        <w:t xml:space="preserve"> </w:t>
+      </w:r>
+      <w:r>
         <w:t>to</w:t>
       </w:r>
       <w:r>
         <w:rPr>
           <w:spacing w:val="-3"/>
         </w:rPr>
-        <w:t> </w:t>
+        <w:t xml:space="preserve"> </w:t>
       </w:r>
       <w:r>
         <w:rPr>
@@ -2687,130 +2754,117 @@
     <w:p>
       <w:pPr>
         <w:pStyle w:val="BodyText"/>
-        <w:spacing w:line="276" w:lineRule="auto" w:before="37"/>
+        <w:spacing w:before="37" w:line="276" w:lineRule="auto"/>
       </w:pPr>
       <w:r>
-        <w:rPr/>
         <w:t>“Since</w:t>
       </w:r>
       <w:r>
         <w:rPr>
           <w:spacing w:val="-4"/>
         </w:rPr>
-        <w:t> </w:t>
-      </w:r>
-      <w:r>
-        <w:rPr/>
+        <w:t xml:space="preserve"> </w:t>
+      </w:r>
+      <w:r>
         <w:t>the</w:t>
       </w:r>
       <w:r>
         <w:rPr>
           <w:spacing w:val="-4"/>
         </w:rPr>
-        <w:t> </w:t>
-      </w:r>
-      <w:r>
-        <w:rPr/>
+        <w:t xml:space="preserve"> </w:t>
+      </w:r>
+      <w:r>
         <w:t>training,</w:t>
       </w:r>
       <w:r>
         <w:rPr>
           <w:spacing w:val="-4"/>
         </w:rPr>
-        <w:t> </w:t>
-      </w:r>
-      <w:r>
-        <w:rPr/>
+        <w:t xml:space="preserve"> </w:t>
+      </w:r>
+      <w:r>
         <w:t>has</w:t>
       </w:r>
       <w:r>
         <w:rPr>
           <w:spacing w:val="-4"/>
         </w:rPr>
-        <w:t> </w:t>
-      </w:r>
-      <w:r>
-        <w:rPr/>
+        <w:t xml:space="preserve"> </w:t>
+      </w:r>
+      <w:r>
         <w:t>anything</w:t>
       </w:r>
       <w:r>
         <w:rPr>
           <w:spacing w:val="-4"/>
         </w:rPr>
-        <w:t> </w:t>
-      </w:r>
-      <w:r>
-        <w:rPr/>
+        <w:t xml:space="preserve"> </w:t>
+      </w:r>
+      <w:r>
         <w:t>changed</w:t>
       </w:r>
       <w:r>
         <w:rPr>
           <w:spacing w:val="-4"/>
         </w:rPr>
-        <w:t> </w:t>
-      </w:r>
-      <w:r>
-        <w:rPr/>
+        <w:t xml:space="preserve"> </w:t>
+      </w:r>
+      <w:r>
         <w:t>in</w:t>
       </w:r>
       <w:r>
         <w:rPr>
           <w:spacing w:val="-4"/>
         </w:rPr>
-        <w:t> </w:t>
-      </w:r>
-      <w:r>
-        <w:rPr/>
+        <w:t xml:space="preserve"> </w:t>
+      </w:r>
+      <w:r>
         <w:t>your</w:t>
       </w:r>
       <w:r>
         <w:rPr>
           <w:spacing w:val="-4"/>
         </w:rPr>
-        <w:t> </w:t>
-      </w:r>
-      <w:r>
-        <w:rPr/>
+        <w:t xml:space="preserve"> </w:t>
+      </w:r>
+      <w:r>
         <w:t>income,</w:t>
       </w:r>
       <w:r>
         <w:rPr>
           <w:spacing w:val="-4"/>
         </w:rPr>
-        <w:t> </w:t>
-      </w:r>
-      <w:r>
-        <w:rPr/>
+        <w:t xml:space="preserve"> </w:t>
+      </w:r>
+      <w:r>
         <w:t>job</w:t>
       </w:r>
       <w:r>
         <w:rPr>
           <w:spacing w:val="-4"/>
         </w:rPr>
-        <w:t> </w:t>
-      </w:r>
-      <w:r>
-        <w:rPr/>
+        <w:t xml:space="preserve"> </w:t>
+      </w:r>
+      <w:r>
         <w:t>role,</w:t>
       </w:r>
       <w:r>
         <w:rPr>
           <w:spacing w:val="-4"/>
         </w:rPr>
-        <w:t> </w:t>
-      </w:r>
-      <w:r>
-        <w:rPr/>
+        <w:t xml:space="preserve"> </w:t>
+      </w:r>
+      <w:r>
         <w:t>responsibilities,</w:t>
       </w:r>
       <w:r>
         <w:rPr>
           <w:spacing w:val="-4"/>
         </w:rPr>
-        <w:t> </w:t>
-      </w:r>
-      <w:r>
-        <w:rPr/>
+        <w:t xml:space="preserve"> </w:t>
+      </w:r>
+      <w:r>
         <w:t>or opportunities, even something small? Tell me about it."</w:t>
       </w:r>
     </w:p>
@@ -2821,157 +2875,141 @@
         <w:ind w:right="100"/>
       </w:pPr>
       <w:r>
-        <w:rPr/>
         <w:t>Nudge: if a concrete change is claimed → "Was that a specific, datable thing, like a raise, promotion,</w:t>
       </w:r>
       <w:r>
         <w:rPr>
           <w:spacing w:val="-3"/>
         </w:rPr>
-        <w:t> </w:t>
-      </w:r>
-      <w:r>
-        <w:rPr/>
+        <w:t xml:space="preserve"> </w:t>
+      </w:r>
+      <w:r>
         <w:t>or</w:t>
       </w:r>
       <w:r>
         <w:rPr>
           <w:spacing w:val="-3"/>
         </w:rPr>
-        <w:t> </w:t>
-      </w:r>
-      <w:r>
-        <w:rPr/>
+        <w:t xml:space="preserve"> </w:t>
+      </w:r>
+      <w:r>
         <w:t>new</w:t>
       </w:r>
       <w:r>
         <w:rPr>
           <w:spacing w:val="-3"/>
         </w:rPr>
-        <w:t> </w:t>
-      </w:r>
-      <w:r>
-        <w:rPr/>
+        <w:t xml:space="preserve"> </w:t>
+      </w:r>
+      <w:r>
         <w:t>client,</w:t>
       </w:r>
       <w:r>
         <w:rPr>
           <w:spacing w:val="-3"/>
         </w:rPr>
-        <w:t> </w:t>
-      </w:r>
-      <w:r>
-        <w:rPr/>
+        <w:t xml:space="preserve"> </w:t>
+      </w:r>
+      <w:r>
         <w:t>or</w:t>
       </w:r>
       <w:r>
         <w:rPr>
           <w:spacing w:val="-3"/>
         </w:rPr>
-        <w:t> </w:t>
-      </w:r>
-      <w:r>
-        <w:rPr/>
+        <w:t xml:space="preserve"> </w:t>
+      </w:r>
+      <w:r>
         <w:t>more</w:t>
       </w:r>
       <w:r>
         <w:rPr>
           <w:spacing w:val="-3"/>
         </w:rPr>
-        <w:t> </w:t>
-      </w:r>
-      <w:r>
-        <w:rPr/>
+        <w:t xml:space="preserve"> </w:t>
+      </w:r>
+      <w:r>
         <w:t>of</w:t>
       </w:r>
       <w:r>
         <w:rPr>
           <w:spacing w:val="-3"/>
         </w:rPr>
-        <w:t> </w:t>
-      </w:r>
-      <w:r>
-        <w:rPr/>
+        <w:t xml:space="preserve"> </w:t>
+      </w:r>
+      <w:r>
         <w:t>a</w:t>
       </w:r>
       <w:r>
         <w:rPr>
           <w:spacing w:val="-3"/>
         </w:rPr>
-        <w:t> </w:t>
-      </w:r>
-      <w:r>
-        <w:rPr/>
+        <w:t xml:space="preserve"> </w:t>
+      </w:r>
+      <w:r>
         <w:t>general</w:t>
       </w:r>
       <w:r>
         <w:rPr>
           <w:spacing w:val="-3"/>
         </w:rPr>
-        <w:t> </w:t>
-      </w:r>
-      <w:r>
-        <w:rPr/>
+        <w:t xml:space="preserve"> </w:t>
+      </w:r>
+      <w:r>
         <w:t>sense</w:t>
       </w:r>
       <w:r>
         <w:rPr>
           <w:spacing w:val="-3"/>
         </w:rPr>
-        <w:t> </w:t>
-      </w:r>
-      <w:r>
-        <w:rPr/>
+        <w:t xml:space="preserve"> </w:t>
+      </w:r>
+      <w:r>
         <w:t>things</w:t>
       </w:r>
       <w:r>
         <w:rPr>
           <w:spacing w:val="-3"/>
         </w:rPr>
-        <w:t> </w:t>
-      </w:r>
-      <w:r>
-        <w:rPr/>
+        <w:t xml:space="preserve"> </w:t>
+      </w:r>
+      <w:r>
         <w:t>have</w:t>
       </w:r>
       <w:r>
         <w:rPr>
           <w:spacing w:val="-3"/>
         </w:rPr>
-        <w:t> </w:t>
-      </w:r>
-      <w:r>
-        <w:rPr/>
+        <w:t xml:space="preserve"> </w:t>
+      </w:r>
+      <w:r>
         <w:t>improved?"</w:t>
       </w:r>
       <w:r>
         <w:rPr>
           <w:spacing w:val="-3"/>
         </w:rPr>
-        <w:t> </w:t>
-      </w:r>
-      <w:r>
-        <w:rPr/>
+        <w:t xml:space="preserve"> </w:t>
+      </w:r>
+      <w:r>
         <w:t>→</w:t>
       </w:r>
       <w:r>
         <w:rPr>
           <w:spacing w:val="-3"/>
         </w:rPr>
-        <w:t> </w:t>
-      </w:r>
-      <w:r>
-        <w:rPr/>
+        <w:t xml:space="preserve"> </w:t>
+      </w:r>
+      <w:r>
         <w:t>then</w:t>
       </w:r>
       <w:r>
         <w:rPr>
           <w:spacing w:val="-3"/>
         </w:rPr>
-        <w:t> </w:t>
-      </w:r>
-      <w:r>
-        <w:rPr/>
+        <w:t xml:space="preserve"> </w:t>
+      </w:r>
+      <w:r>
         <w:t>branch to Anchor 3.</w:t>
       </w:r>
     </w:p>
@@ -2980,84 +3018,76 @@
         <w:pStyle w:val="BodyText"/>
       </w:pPr>
       <w:r>
-        <w:rPr/>
         <w:t>Nudge:</w:t>
       </w:r>
       <w:r>
         <w:rPr>
           <w:spacing w:val="-7"/>
         </w:rPr>
-        <w:t> </w:t>
-      </w:r>
-      <w:r>
-        <w:rPr/>
+        <w:t xml:space="preserve"> </w:t>
+      </w:r>
+      <w:r>
         <w:t>if</w:t>
       </w:r>
       <w:r>
         <w:rPr>
           <w:spacing w:val="-5"/>
         </w:rPr>
-        <w:t> </w:t>
-      </w:r>
-      <w:r>
-        <w:rPr/>
+        <w:t xml:space="preserve"> </w:t>
+      </w:r>
+      <w:r>
         <w:t>vague/no</w:t>
       </w:r>
       <w:r>
         <w:rPr>
           <w:spacing w:val="-4"/>
         </w:rPr>
-        <w:t> </w:t>
-      </w:r>
-      <w:r>
-        <w:rPr/>
+        <w:t xml:space="preserve"> </w:t>
+      </w:r>
+      <w:r>
         <w:t>change</w:t>
       </w:r>
       <w:r>
         <w:rPr>
           <w:spacing w:val="-5"/>
         </w:rPr>
-        <w:t> </w:t>
-      </w:r>
-      <w:r>
-        <w:rPr/>
+        <w:t xml:space="preserve"> </w:t>
+      </w:r>
+      <w:r>
         <w:t>→</w:t>
       </w:r>
       <w:r>
         <w:rPr>
           <w:spacing w:val="-5"/>
         </w:rPr>
-        <w:t> </w:t>
-      </w:r>
-      <w:r>
-        <w:rPr/>
+        <w:t xml:space="preserve"> </w:t>
+      </w:r>
+      <w:r>
         <w:t>branch</w:t>
       </w:r>
       <w:r>
         <w:rPr>
           <w:spacing w:val="-4"/>
         </w:rPr>
-        <w:t> </w:t>
-      </w:r>
-      <w:r>
-        <w:rPr/>
+        <w:t xml:space="preserve"> </w:t>
+      </w:r>
+      <w:r>
         <w:t>to</w:t>
       </w:r>
       <w:r>
         <w:rPr>
           <w:spacing w:val="-5"/>
         </w:rPr>
-        <w:t> </w:t>
-      </w:r>
-      <w:r>
-        <w:rPr/>
+        <w:t xml:space="preserve"> </w:t>
+      </w:r>
+      <w:r>
         <w:t>Anchor</w:t>
       </w:r>
       <w:r>
         <w:rPr>
           <w:spacing w:val="-4"/>
         </w:rPr>
-        <w:t> </w:t>
+        <w:t xml:space="preserve"> </w:t>
       </w:r>
       <w:r>
         <w:rPr>
@@ -3069,152 +3099,139 @@
     <w:p>
       <w:pPr>
         <w:pStyle w:val="BodyText"/>
-        <w:spacing w:after="0"/>
         <w:sectPr>
           <w:type w:val="continuous"/>
           <w:pgSz w:w="11920" w:h="16840"/>
-          <w:pgMar w:top="1420" w:bottom="280" w:left="1417" w:right="1417"/>
+          <w:pgMar w:top="1420" w:right="1417" w:bottom="280" w:left="1417" w:header="720" w:footer="720" w:gutter="0"/>
+          <w:cols w:space="720"/>
         </w:sectPr>
       </w:pPr>
     </w:p>
     <w:p>
       <w:pPr>
         <w:pStyle w:val="BodyText"/>
-        <w:spacing w:line="276" w:lineRule="auto" w:before="80"/>
+        <w:spacing w:before="80" w:line="276" w:lineRule="auto"/>
         <w:ind w:right="1748"/>
       </w:pPr>
       <w:r>
-        <w:rPr/>
+        <w:lastRenderedPageBreak/>
         <w:t>Nudge:</w:t>
       </w:r>
       <w:r>
         <w:rPr>
           <w:spacing w:val="-4"/>
         </w:rPr>
-        <w:t> </w:t>
-      </w:r>
-      <w:r>
-        <w:rPr/>
+        <w:t xml:space="preserve"> </w:t>
+      </w:r>
+      <w:r>
         <w:t>if</w:t>
       </w:r>
       <w:r>
         <w:rPr>
           <w:spacing w:val="-4"/>
         </w:rPr>
-        <w:t> </w:t>
-      </w:r>
-      <w:r>
-        <w:rPr/>
+        <w:t xml:space="preserve"> </w:t>
+      </w:r>
+      <w:r>
         <w:t>mixed</w:t>
       </w:r>
       <w:r>
         <w:rPr>
           <w:spacing w:val="-4"/>
         </w:rPr>
-        <w:t> </w:t>
-      </w:r>
-      <w:r>
-        <w:rPr/>
+        <w:t xml:space="preserve"> </w:t>
+      </w:r>
+      <w:r>
         <w:t>→</w:t>
       </w:r>
       <w:r>
         <w:rPr>
           <w:spacing w:val="-4"/>
         </w:rPr>
-        <w:t> </w:t>
-      </w:r>
-      <w:r>
-        <w:rPr/>
+        <w:t xml:space="preserve"> </w:t>
+      </w:r>
+      <w:r>
         <w:t>ask</w:t>
       </w:r>
       <w:r>
         <w:rPr>
           <w:spacing w:val="-4"/>
         </w:rPr>
-        <w:t> </w:t>
-      </w:r>
-      <w:r>
-        <w:rPr/>
+        <w:t xml:space="preserve"> </w:t>
+      </w:r>
+      <w:r>
         <w:t>brief</w:t>
       </w:r>
       <w:r>
         <w:rPr>
           <w:spacing w:val="-4"/>
         </w:rPr>
-        <w:t> </w:t>
-      </w:r>
-      <w:r>
-        <w:rPr/>
+        <w:t xml:space="preserve"> </w:t>
+      </w:r>
+      <w:r>
         <w:t>versions</w:t>
       </w:r>
       <w:r>
         <w:rPr>
           <w:spacing w:val="-4"/>
         </w:rPr>
-        <w:t> </w:t>
-      </w:r>
-      <w:r>
-        <w:rPr/>
+        <w:t xml:space="preserve"> </w:t>
+      </w:r>
+      <w:r>
         <w:t>of</w:t>
       </w:r>
       <w:r>
         <w:rPr>
           <w:spacing w:val="-4"/>
         </w:rPr>
-        <w:t> </w:t>
-      </w:r>
-      <w:r>
-        <w:rPr/>
+        <w:t xml:space="preserve"> </w:t>
+      </w:r>
+      <w:r>
         <w:t>both</w:t>
       </w:r>
       <w:r>
         <w:rPr>
           <w:spacing w:val="-4"/>
         </w:rPr>
-        <w:t> </w:t>
-      </w:r>
-      <w:r>
-        <w:rPr/>
+        <w:t xml:space="preserve"> </w:t>
+      </w:r>
+      <w:r>
         <w:t>Anchor</w:t>
       </w:r>
       <w:r>
         <w:rPr>
           <w:spacing w:val="-4"/>
         </w:rPr>
-        <w:t> </w:t>
-      </w:r>
-      <w:r>
-        <w:rPr/>
+        <w:t xml:space="preserve"> </w:t>
+      </w:r>
+      <w:r>
         <w:t>2</w:t>
       </w:r>
       <w:r>
         <w:rPr>
           <w:spacing w:val="-4"/>
         </w:rPr>
-        <w:t> </w:t>
-      </w:r>
-      <w:r>
-        <w:rPr/>
+        <w:t xml:space="preserve"> </w:t>
+      </w:r>
+      <w:r>
         <w:t>and</w:t>
       </w:r>
       <w:r>
         <w:rPr>
           <w:spacing w:val="-4"/>
         </w:rPr>
-        <w:t> </w:t>
-      </w:r>
-      <w:r>
-        <w:rPr/>
+        <w:t xml:space="preserve"> </w:t>
+      </w:r>
+      <w:r>
         <w:t>Anchor</w:t>
       </w:r>
       <w:r>
         <w:rPr>
           <w:spacing w:val="-4"/>
         </w:rPr>
-        <w:t> </w:t>
-      </w:r>
-      <w:r>
-        <w:rPr/>
+        <w:t xml:space="preserve"> </w:t>
+      </w:r>
+      <w:r>
         <w:t>3. Anchor 2 — Bottleneck (if no/limited change):</w:t>
       </w:r>
     </w:p>
@@ -3225,182 +3242,163 @@
         <w:ind w:right="224"/>
       </w:pPr>
       <w:r>
-        <w:rPr/>
         <w:t>"What's</w:t>
       </w:r>
       <w:r>
         <w:rPr>
           <w:spacing w:val="-3"/>
         </w:rPr>
-        <w:t> </w:t>
-      </w:r>
-      <w:r>
-        <w:rPr/>
+        <w:t xml:space="preserve"> </w:t>
+      </w:r>
+      <w:r>
         <w:t>the</w:t>
       </w:r>
       <w:r>
         <w:rPr>
           <w:spacing w:val="-3"/>
         </w:rPr>
-        <w:t> </w:t>
-      </w:r>
-      <w:r>
-        <w:rPr/>
+        <w:t xml:space="preserve"> </w:t>
+      </w:r>
+      <w:r>
         <w:t>actual</w:t>
       </w:r>
       <w:r>
         <w:rPr>
           <w:spacing w:val="-3"/>
         </w:rPr>
-        <w:t> </w:t>
-      </w:r>
-      <w:r>
-        <w:rPr/>
+        <w:t xml:space="preserve"> </w:t>
+      </w:r>
+      <w:r>
         <w:t>thing</w:t>
       </w:r>
       <w:r>
         <w:rPr>
           <w:spacing w:val="-3"/>
         </w:rPr>
-        <w:t> </w:t>
-      </w:r>
-      <w:r>
-        <w:rPr/>
+        <w:t xml:space="preserve"> </w:t>
+      </w:r>
+      <w:r>
         <w:t>standing</w:t>
       </w:r>
       <w:r>
         <w:rPr>
           <w:spacing w:val="-3"/>
         </w:rPr>
-        <w:t> </w:t>
-      </w:r>
-      <w:r>
-        <w:rPr/>
+        <w:t xml:space="preserve"> </w:t>
+      </w:r>
+      <w:r>
         <w:t>between</w:t>
       </w:r>
       <w:r>
         <w:rPr>
           <w:spacing w:val="-3"/>
         </w:rPr>
-        <w:t> </w:t>
-      </w:r>
-      <w:r>
-        <w:rPr/>
+        <w:t xml:space="preserve"> </w:t>
+      </w:r>
+      <w:r>
         <w:t>you</w:t>
       </w:r>
       <w:r>
         <w:rPr>
           <w:spacing w:val="-3"/>
         </w:rPr>
-        <w:t> </w:t>
-      </w:r>
-      <w:r>
-        <w:rPr/>
+        <w:t xml:space="preserve"> </w:t>
+      </w:r>
+      <w:r>
         <w:t>and</w:t>
       </w:r>
       <w:r>
         <w:rPr>
           <w:spacing w:val="-3"/>
         </w:rPr>
-        <w:t> </w:t>
-      </w:r>
-      <w:r>
-        <w:rPr/>
+        <w:t xml:space="preserve"> </w:t>
+      </w:r>
+      <w:r>
         <w:t>using</w:t>
       </w:r>
       <w:r>
         <w:rPr>
           <w:spacing w:val="-3"/>
         </w:rPr>
-        <w:t> </w:t>
-      </w:r>
-      <w:r>
-        <w:rPr/>
+        <w:t xml:space="preserve"> </w:t>
+      </w:r>
+      <w:r>
         <w:t>this</w:t>
       </w:r>
       <w:r>
         <w:rPr>
           <w:spacing w:val="-3"/>
         </w:rPr>
-        <w:t> </w:t>
-      </w:r>
-      <w:r>
-        <w:rPr/>
+        <w:t xml:space="preserve"> </w:t>
+      </w:r>
+      <w:r>
         <w:t>to</w:t>
       </w:r>
       <w:r>
         <w:rPr>
           <w:spacing w:val="-3"/>
         </w:rPr>
-        <w:t> </w:t>
-      </w:r>
-      <w:r>
-        <w:rPr/>
+        <w:t xml:space="preserve"> </w:t>
+      </w:r>
+      <w:r>
         <w:t>earn</w:t>
       </w:r>
       <w:r>
         <w:rPr>
           <w:spacing w:val="-3"/>
         </w:rPr>
-        <w:t> </w:t>
-      </w:r>
-      <w:r>
-        <w:rPr/>
+        <w:t xml:space="preserve"> </w:t>
+      </w:r>
+      <w:r>
         <w:t>more</w:t>
       </w:r>
       <w:r>
         <w:rPr>
           <w:spacing w:val="-3"/>
         </w:rPr>
-        <w:t> </w:t>
-      </w:r>
-      <w:r>
-        <w:rPr/>
+        <w:t xml:space="preserve"> </w:t>
+      </w:r>
+      <w:r>
         <w:t>or</w:t>
       </w:r>
       <w:r>
         <w:rPr>
           <w:spacing w:val="-3"/>
         </w:rPr>
-        <w:t> </w:t>
-      </w:r>
-      <w:r>
-        <w:rPr/>
+        <w:t xml:space="preserve"> </w:t>
+      </w:r>
+      <w:r>
         <w:t>move</w:t>
       </w:r>
       <w:r>
         <w:rPr>
           <w:spacing w:val="-3"/>
         </w:rPr>
-        <w:t> </w:t>
-      </w:r>
-      <w:r>
-        <w:rPr/>
+        <w:t xml:space="preserve"> </w:t>
+      </w:r>
+      <w:r>
         <w:t>up,</w:t>
       </w:r>
       <w:r>
         <w:rPr>
           <w:spacing w:val="-3"/>
         </w:rPr>
-        <w:t> </w:t>
-      </w:r>
-      <w:r>
-        <w:rPr/>
+        <w:t xml:space="preserve"> </w:t>
+      </w:r>
+      <w:r>
         <w:t>is</w:t>
       </w:r>
       <w:r>
         <w:rPr>
           <w:spacing w:val="-3"/>
         </w:rPr>
-        <w:t> </w:t>
-      </w:r>
-      <w:r>
-        <w:rPr/>
+        <w:t xml:space="preserve"> </w:t>
+      </w:r>
+      <w:r>
         <w:t>it opportunity, employer buy-in, confidence, the tools themselves, or something else?"</w:t>
       </w:r>
       <w:r>
-        <w:rPr/>
-        <w:t> Nudge: if a barrier is named but no concrete instance given → "Can you give me one specific recent moment where that got in the way?"</w:t>
+        <w:t xml:space="preserve"> Nudge: if a barrier is named but no concrete instance given → "Can you give me one specific recent moment where that got in the way?"</w:t>
       </w:r>
     </w:p>
     <w:p>
@@ -3408,74 +3406,67 @@
         <w:pStyle w:val="BodyText"/>
       </w:pPr>
       <w:r>
-        <w:rPr/>
         <w:t>Anchor</w:t>
       </w:r>
       <w:r>
         <w:rPr>
           <w:spacing w:val="-7"/>
         </w:rPr>
-        <w:t> </w:t>
-      </w:r>
-      <w:r>
-        <w:rPr/>
+        <w:t xml:space="preserve"> </w:t>
+      </w:r>
+      <w:r>
         <w:t>3</w:t>
       </w:r>
       <w:r>
         <w:rPr>
           <w:spacing w:val="-5"/>
         </w:rPr>
-        <w:t> </w:t>
-      </w:r>
-      <w:r>
-        <w:rPr/>
+        <w:t xml:space="preserve"> </w:t>
+      </w:r>
+      <w:r>
         <w:t>—</w:t>
       </w:r>
       <w:r>
         <w:rPr>
           <w:spacing w:val="-5"/>
         </w:rPr>
-        <w:t> </w:t>
-      </w:r>
-      <w:r>
-        <w:rPr/>
+        <w:t xml:space="preserve"> </w:t>
+      </w:r>
+      <w:r>
         <w:t>Benefit</w:t>
       </w:r>
       <w:r>
         <w:rPr>
           <w:spacing w:val="-4"/>
         </w:rPr>
-        <w:t> </w:t>
-      </w:r>
-      <w:r>
-        <w:rPr/>
+        <w:t xml:space="preserve"> </w:t>
+      </w:r>
+      <w:r>
         <w:t>Mechanism</w:t>
       </w:r>
       <w:r>
         <w:rPr>
           <w:spacing w:val="-5"/>
         </w:rPr>
-        <w:t> </w:t>
-      </w:r>
-      <w:r>
-        <w:rPr/>
+        <w:t xml:space="preserve"> </w:t>
+      </w:r>
+      <w:r>
         <w:t>(if</w:t>
       </w:r>
       <w:r>
         <w:rPr>
           <w:spacing w:val="-5"/>
         </w:rPr>
-        <w:t> </w:t>
-      </w:r>
-      <w:r>
-        <w:rPr/>
+        <w:t xml:space="preserve"> </w:t>
+      </w:r>
+      <w:r>
         <w:t>change</w:t>
       </w:r>
       <w:r>
         <w:rPr>
           <w:spacing w:val="-4"/>
         </w:rPr>
-        <w:t> </w:t>
+        <w:t xml:space="preserve"> </w:t>
       </w:r>
       <w:r>
         <w:rPr>
@@ -3487,160 +3478,144 @@
     <w:p>
       <w:pPr>
         <w:pStyle w:val="BodyText"/>
-        <w:spacing w:line="276" w:lineRule="auto" w:before="38"/>
+        <w:spacing w:before="38" w:line="276" w:lineRule="auto"/>
       </w:pPr>
       <w:r>
-        <w:rPr/>
         <w:t>"For</w:t>
       </w:r>
       <w:r>
         <w:rPr>
           <w:spacing w:val="-4"/>
         </w:rPr>
-        <w:t> </w:t>
-      </w:r>
-      <w:r>
-        <w:rPr/>
+        <w:t xml:space="preserve"> </w:t>
+      </w:r>
+      <w:r>
         <w:t>what</w:t>
       </w:r>
       <w:r>
         <w:rPr>
           <w:spacing w:val="-4"/>
         </w:rPr>
-        <w:t> </w:t>
-      </w:r>
-      <w:r>
-        <w:rPr/>
+        <w:t xml:space="preserve"> </w:t>
+      </w:r>
+      <w:r>
         <w:t>did</w:t>
       </w:r>
       <w:r>
         <w:rPr>
           <w:spacing w:val="-4"/>
         </w:rPr>
-        <w:t> </w:t>
-      </w:r>
-      <w:r>
-        <w:rPr/>
+        <w:t xml:space="preserve"> </w:t>
+      </w:r>
+      <w:r>
         <w:t>change,</w:t>
       </w:r>
       <w:r>
         <w:rPr>
           <w:spacing w:val="-4"/>
         </w:rPr>
-        <w:t> </w:t>
-      </w:r>
-      <w:r>
-        <w:rPr/>
+        <w:t xml:space="preserve"> </w:t>
+      </w:r>
+      <w:r>
         <w:t>was</w:t>
       </w:r>
       <w:r>
         <w:rPr>
           <w:spacing w:val="-4"/>
         </w:rPr>
-        <w:t> </w:t>
-      </w:r>
-      <w:r>
-        <w:rPr/>
+        <w:t xml:space="preserve"> </w:t>
+      </w:r>
+      <w:r>
         <w:t>it</w:t>
       </w:r>
       <w:r>
         <w:rPr>
           <w:spacing w:val="-4"/>
         </w:rPr>
-        <w:t> </w:t>
-      </w:r>
-      <w:r>
-        <w:rPr/>
+        <w:t xml:space="preserve"> </w:t>
+      </w:r>
+      <w:r>
         <w:t>more</w:t>
       </w:r>
       <w:r>
         <w:rPr>
           <w:spacing w:val="-4"/>
         </w:rPr>
-        <w:t> </w:t>
-      </w:r>
-      <w:r>
-        <w:rPr/>
+        <w:t xml:space="preserve"> </w:t>
+      </w:r>
+      <w:r>
         <w:t>about</w:t>
       </w:r>
       <w:r>
         <w:rPr>
           <w:spacing w:val="-4"/>
         </w:rPr>
-        <w:t> </w:t>
-      </w:r>
-      <w:r>
-        <w:rPr/>
+        <w:t xml:space="preserve"> </w:t>
+      </w:r>
+      <w:r>
         <w:t>doing</w:t>
       </w:r>
       <w:r>
         <w:rPr>
           <w:spacing w:val="-4"/>
         </w:rPr>
-        <w:t> </w:t>
-      </w:r>
-      <w:r>
-        <w:rPr/>
+        <w:t xml:space="preserve"> </w:t>
+      </w:r>
+      <w:r>
         <w:t>your</w:t>
       </w:r>
       <w:r>
         <w:rPr>
           <w:spacing w:val="-4"/>
         </w:rPr>
-        <w:t> </w:t>
-      </w:r>
-      <w:r>
-        <w:rPr/>
+        <w:t xml:space="preserve"> </w:t>
+      </w:r>
+      <w:r>
         <w:t>current</w:t>
       </w:r>
       <w:r>
         <w:rPr>
           <w:spacing w:val="-4"/>
         </w:rPr>
-        <w:t> </w:t>
-      </w:r>
-      <w:r>
-        <w:rPr/>
+        <w:t xml:space="preserve"> </w:t>
+      </w:r>
+      <w:r>
         <w:t>job</w:t>
       </w:r>
       <w:r>
         <w:rPr>
           <w:spacing w:val="-4"/>
         </w:rPr>
-        <w:t> </w:t>
-      </w:r>
-      <w:r>
-        <w:rPr/>
+        <w:t xml:space="preserve"> </w:t>
+      </w:r>
+      <w:r>
         <w:t>better,</w:t>
       </w:r>
       <w:r>
         <w:rPr>
           <w:spacing w:val="-4"/>
         </w:rPr>
-        <w:t> </w:t>
-      </w:r>
-      <w:r>
-        <w:rPr/>
+        <w:t xml:space="preserve"> </w:t>
+      </w:r>
+      <w:r>
         <w:t>or</w:t>
       </w:r>
       <w:r>
         <w:rPr>
           <w:spacing w:val="-4"/>
         </w:rPr>
-        <w:t> </w:t>
-      </w:r>
-      <w:r>
-        <w:rPr/>
+        <w:t xml:space="preserve"> </w:t>
+      </w:r>
+      <w:r>
         <w:t>about</w:t>
       </w:r>
       <w:r>
         <w:rPr>
           <w:spacing w:val="-4"/>
         </w:rPr>
-        <w:t> </w:t>
-      </w:r>
-      <w:r>
-        <w:rPr/>
+        <w:t xml:space="preserve"> </w:t>
+      </w:r>
+      <w:r>
         <w:t>accessing something new: a role, a client, a side income?"</w:t>
       </w:r>
     </w:p>
@@ -3651,137 +3626,123 @@
         <w:ind w:right="1091"/>
       </w:pPr>
       <w:r>
-        <w:rPr/>
         <w:t>Nudge:</w:t>
       </w:r>
       <w:r>
         <w:rPr>
           <w:spacing w:val="-4"/>
         </w:rPr>
-        <w:t> </w:t>
-      </w:r>
-      <w:r>
-        <w:rPr/>
+        <w:t xml:space="preserve"> </w:t>
+      </w:r>
+      <w:r>
         <w:t>if</w:t>
       </w:r>
       <w:r>
         <w:rPr>
           <w:spacing w:val="-4"/>
         </w:rPr>
-        <w:t> </w:t>
-      </w:r>
-      <w:r>
-        <w:rPr/>
+        <w:t xml:space="preserve"> </w:t>
+      </w:r>
+      <w:r>
         <w:t>vague</w:t>
       </w:r>
       <w:r>
         <w:rPr>
           <w:spacing w:val="-4"/>
         </w:rPr>
-        <w:t> </w:t>
-      </w:r>
-      <w:r>
-        <w:rPr/>
+        <w:t xml:space="preserve"> </w:t>
+      </w:r>
+      <w:r>
         <w:t>→</w:t>
       </w:r>
       <w:r>
         <w:rPr>
           <w:spacing w:val="-4"/>
         </w:rPr>
-        <w:t> </w:t>
-      </w:r>
-      <w:r>
-        <w:rPr/>
+        <w:t xml:space="preserve"> </w:t>
+      </w:r>
+      <w:r>
         <w:t>"What</w:t>
       </w:r>
       <w:r>
         <w:rPr>
           <w:spacing w:val="-4"/>
         </w:rPr>
-        <w:t> </w:t>
-      </w:r>
-      <w:r>
-        <w:rPr/>
+        <w:t xml:space="preserve"> </w:t>
+      </w:r>
+      <w:r>
         <w:t>specifically</w:t>
       </w:r>
       <w:r>
         <w:rPr>
           <w:spacing w:val="-4"/>
         </w:rPr>
-        <w:t> </w:t>
-      </w:r>
-      <w:r>
-        <w:rPr/>
+        <w:t xml:space="preserve"> </w:t>
+      </w:r>
+      <w:r>
         <w:t>did</w:t>
       </w:r>
       <w:r>
         <w:rPr>
           <w:spacing w:val="-4"/>
         </w:rPr>
-        <w:t> </w:t>
-      </w:r>
-      <w:r>
-        <w:rPr/>
+        <w:t xml:space="preserve"> </w:t>
+      </w:r>
+      <w:r>
         <w:t>you</w:t>
       </w:r>
       <w:r>
         <w:rPr>
           <w:spacing w:val="-4"/>
         </w:rPr>
-        <w:t> </w:t>
-      </w:r>
-      <w:r>
-        <w:rPr/>
+        <w:t xml:space="preserve"> </w:t>
+      </w:r>
+      <w:r>
         <w:t>do</w:t>
       </w:r>
       <w:r>
         <w:rPr>
           <w:spacing w:val="-4"/>
         </w:rPr>
-        <w:t> </w:t>
-      </w:r>
-      <w:r>
-        <w:rPr/>
+        <w:t xml:space="preserve"> </w:t>
+      </w:r>
+      <w:r>
         <w:t>differently</w:t>
       </w:r>
       <w:r>
         <w:rPr>
           <w:spacing w:val="-4"/>
         </w:rPr>
-        <w:t> </w:t>
-      </w:r>
-      <w:r>
-        <w:rPr/>
+        <w:t xml:space="preserve"> </w:t>
+      </w:r>
+      <w:r>
         <w:t>that</w:t>
       </w:r>
       <w:r>
         <w:rPr>
           <w:spacing w:val="-4"/>
         </w:rPr>
-        <w:t> </w:t>
-      </w:r>
-      <w:r>
-        <w:rPr/>
+        <w:t xml:space="preserve"> </w:t>
+      </w:r>
+      <w:r>
         <w:t>led</w:t>
       </w:r>
       <w:r>
         <w:rPr>
           <w:spacing w:val="-4"/>
         </w:rPr>
-        <w:t> </w:t>
-      </w:r>
-      <w:r>
-        <w:rPr/>
+        <w:t xml:space="preserve"> </w:t>
+      </w:r>
+      <w:r>
         <w:t>to</w:t>
       </w:r>
       <w:r>
         <w:rPr>
           <w:spacing w:val="-4"/>
         </w:rPr>
-        <w:t> </w:t>
-      </w:r>
-      <w:r>
-        <w:rPr/>
+        <w:t xml:space="preserve"> </w:t>
+      </w:r>
+      <w:r>
         <w:t>that?" Anchor 4 — Spread Effect (asked to all, kept short):</w:t>
       </w:r>
     </w:p>
@@ -3791,137 +3752,123 @@
         <w:spacing w:line="276" w:lineRule="auto"/>
       </w:pPr>
       <w:r>
-        <w:rPr/>
         <w:t>"Have</w:t>
       </w:r>
       <w:r>
         <w:rPr>
           <w:spacing w:val="-4"/>
         </w:rPr>
-        <w:t> </w:t>
-      </w:r>
-      <w:r>
-        <w:rPr/>
+        <w:t xml:space="preserve"> </w:t>
+      </w:r>
+      <w:r>
         <w:t>you</w:t>
       </w:r>
       <w:r>
         <w:rPr>
           <w:spacing w:val="-4"/>
         </w:rPr>
-        <w:t> </w:t>
-      </w:r>
-      <w:r>
-        <w:rPr/>
+        <w:t xml:space="preserve"> </w:t>
+      </w:r>
+      <w:r>
         <w:t>shared</w:t>
       </w:r>
       <w:r>
         <w:rPr>
           <w:spacing w:val="-4"/>
         </w:rPr>
-        <w:t> </w:t>
-      </w:r>
-      <w:r>
-        <w:rPr/>
+        <w:t xml:space="preserve"> </w:t>
+      </w:r>
+      <w:r>
         <w:t>anything</w:t>
       </w:r>
       <w:r>
         <w:rPr>
           <w:spacing w:val="-4"/>
         </w:rPr>
-        <w:t> </w:t>
-      </w:r>
-      <w:r>
-        <w:rPr/>
+        <w:t xml:space="preserve"> </w:t>
+      </w:r>
+      <w:r>
         <w:t>from</w:t>
       </w:r>
       <w:r>
         <w:rPr>
           <w:spacing w:val="-4"/>
         </w:rPr>
-        <w:t> </w:t>
-      </w:r>
-      <w:r>
-        <w:rPr/>
+        <w:t xml:space="preserve"> </w:t>
+      </w:r>
+      <w:r>
         <w:t>the</w:t>
       </w:r>
       <w:r>
         <w:rPr>
           <w:spacing w:val="-4"/>
         </w:rPr>
-        <w:t> </w:t>
-      </w:r>
-      <w:r>
-        <w:rPr/>
+        <w:t xml:space="preserve"> </w:t>
+      </w:r>
+      <w:r>
         <w:t>training</w:t>
       </w:r>
       <w:r>
         <w:rPr>
           <w:spacing w:val="-4"/>
         </w:rPr>
-        <w:t> </w:t>
-      </w:r>
-      <w:r>
-        <w:rPr/>
+        <w:t xml:space="preserve"> </w:t>
+      </w:r>
+      <w:r>
         <w:t>with</w:t>
       </w:r>
       <w:r>
         <w:rPr>
           <w:spacing w:val="-4"/>
         </w:rPr>
-        <w:t> </w:t>
-      </w:r>
-      <w:r>
-        <w:rPr/>
+        <w:t xml:space="preserve"> </w:t>
+      </w:r>
+      <w:r>
         <w:t>colleagues,</w:t>
       </w:r>
       <w:r>
         <w:rPr>
           <w:spacing w:val="-4"/>
         </w:rPr>
-        <w:t> </w:t>
-      </w:r>
-      <w:r>
-        <w:rPr/>
+        <w:t xml:space="preserve"> </w:t>
+      </w:r>
+      <w:r>
         <w:t>or</w:t>
       </w:r>
       <w:r>
         <w:rPr>
           <w:spacing w:val="-4"/>
         </w:rPr>
-        <w:t> </w:t>
-      </w:r>
-      <w:r>
-        <w:rPr/>
+        <w:t xml:space="preserve"> </w:t>
+      </w:r>
+      <w:r>
         <w:t>changed</w:t>
       </w:r>
       <w:r>
         <w:rPr>
           <w:spacing w:val="-4"/>
         </w:rPr>
-        <w:t> </w:t>
-      </w:r>
-      <w:r>
-        <w:rPr/>
+        <w:t xml:space="preserve"> </w:t>
+      </w:r>
+      <w:r>
         <w:t>how</w:t>
       </w:r>
       <w:r>
         <w:rPr>
           <w:spacing w:val="-4"/>
         </w:rPr>
-        <w:t> </w:t>
-      </w:r>
-      <w:r>
-        <w:rPr/>
+        <w:t xml:space="preserve"> </w:t>
+      </w:r>
+      <w:r>
         <w:t>your</w:t>
       </w:r>
       <w:r>
         <w:rPr>
           <w:spacing w:val="-4"/>
         </w:rPr>
-        <w:t> </w:t>
-      </w:r>
-      <w:r>
-        <w:rPr/>
+        <w:t xml:space="preserve"> </w:t>
+      </w:r>
+      <w:r>
         <w:t>team works as a result? What happened?"</w:t>
       </w:r>
     </w:p>
@@ -3930,154 +3877,139 @@
         <w:pStyle w:val="BodyText"/>
       </w:pPr>
       <w:r>
-        <w:rPr/>
         <w:t>Nudge:</w:t>
       </w:r>
       <w:r>
         <w:rPr>
           <w:spacing w:val="-7"/>
         </w:rPr>
-        <w:t> </w:t>
-      </w:r>
-      <w:r>
-        <w:rPr/>
+        <w:t xml:space="preserve"> </w:t>
+      </w:r>
+      <w:r>
         <w:t>if</w:t>
       </w:r>
       <w:r>
         <w:rPr>
           <w:spacing w:val="-5"/>
         </w:rPr>
-        <w:t> </w:t>
-      </w:r>
-      <w:r>
-        <w:rPr/>
+        <w:t xml:space="preserve"> </w:t>
+      </w:r>
+      <w:r>
         <w:t>affirmative</w:t>
       </w:r>
       <w:r>
         <w:rPr>
           <w:spacing w:val="-5"/>
         </w:rPr>
-        <w:t> </w:t>
-      </w:r>
-      <w:r>
-        <w:rPr/>
+        <w:t xml:space="preserve"> </w:t>
+      </w:r>
+      <w:r>
         <w:t>but</w:t>
       </w:r>
       <w:r>
         <w:rPr>
           <w:spacing w:val="-5"/>
         </w:rPr>
-        <w:t> </w:t>
-      </w:r>
-      <w:r>
-        <w:rPr/>
+        <w:t xml:space="preserve"> </w:t>
+      </w:r>
+      <w:r>
         <w:t>vague</w:t>
       </w:r>
       <w:r>
         <w:rPr>
           <w:spacing w:val="-4"/>
         </w:rPr>
-        <w:t> </w:t>
-      </w:r>
-      <w:r>
-        <w:rPr/>
+        <w:t xml:space="preserve"> </w:t>
+      </w:r>
+      <w:r>
         <w:t>→</w:t>
       </w:r>
       <w:r>
         <w:rPr>
           <w:spacing w:val="-5"/>
         </w:rPr>
-        <w:t> </w:t>
-      </w:r>
-      <w:r>
-        <w:rPr/>
+        <w:t xml:space="preserve"> </w:t>
+      </w:r>
+      <w:r>
         <w:t>"What</w:t>
       </w:r>
       <w:r>
         <w:rPr>
           <w:spacing w:val="-5"/>
         </w:rPr>
-        <w:t> </w:t>
-      </w:r>
-      <w:r>
-        <w:rPr/>
+        <w:t xml:space="preserve"> </w:t>
+      </w:r>
+      <w:r>
         <w:t>specifically</w:t>
       </w:r>
       <w:r>
         <w:rPr>
           <w:spacing w:val="-5"/>
         </w:rPr>
-        <w:t> </w:t>
-      </w:r>
-      <w:r>
-        <w:rPr/>
+        <w:t xml:space="preserve"> </w:t>
+      </w:r>
+      <w:r>
         <w:t>did</w:t>
       </w:r>
       <w:r>
         <w:rPr>
           <w:spacing w:val="-5"/>
         </w:rPr>
-        <w:t> </w:t>
-      </w:r>
-      <w:r>
-        <w:rPr/>
+        <w:t xml:space="preserve"> </w:t>
+      </w:r>
+      <w:r>
         <w:t>you</w:t>
       </w:r>
       <w:r>
         <w:rPr>
           <w:spacing w:val="-4"/>
         </w:rPr>
-        <w:t> </w:t>
-      </w:r>
-      <w:r>
-        <w:rPr/>
+        <w:t xml:space="preserve"> </w:t>
+      </w:r>
+      <w:r>
         <w:t>share,</w:t>
       </w:r>
       <w:r>
         <w:rPr>
           <w:spacing w:val="-5"/>
         </w:rPr>
-        <w:t> </w:t>
-      </w:r>
-      <w:r>
-        <w:rPr/>
+        <w:t xml:space="preserve"> </w:t>
+      </w:r>
+      <w:r>
         <w:t>and</w:t>
       </w:r>
       <w:r>
         <w:rPr>
           <w:spacing w:val="-5"/>
         </w:rPr>
-        <w:t> </w:t>
-      </w:r>
-      <w:r>
-        <w:rPr/>
+        <w:t xml:space="preserve"> </w:t>
+      </w:r>
+      <w:r>
         <w:t>how</w:t>
       </w:r>
       <w:r>
         <w:rPr>
           <w:spacing w:val="-5"/>
         </w:rPr>
-        <w:t> </w:t>
-      </w:r>
-      <w:r>
-        <w:rPr/>
+        <w:t xml:space="preserve"> </w:t>
+      </w:r>
+      <w:r>
         <w:t>did</w:t>
       </w:r>
       <w:r>
         <w:rPr>
           <w:spacing w:val="-5"/>
         </w:rPr>
-        <w:t> </w:t>
-      </w:r>
-      <w:r>
-        <w:rPr/>
+        <w:t xml:space="preserve"> </w:t>
+      </w:r>
+      <w:r>
         <w:t>it</w:t>
       </w:r>
       <w:r>
         <w:rPr>
           <w:spacing w:val="-4"/>
         </w:rPr>
-        <w:t> </w:t>
+        <w:t xml:space="preserve"> </w:t>
       </w:r>
       <w:r>
         <w:rPr>
@@ -4096,71 +4028,64 @@
     <w:p>
       <w:pPr>
         <w:pStyle w:val="BodyText"/>
-        <w:spacing w:line="276" w:lineRule="auto" w:before="1"/>
+        <w:spacing w:before="1" w:line="276" w:lineRule="auto"/>
         <w:ind w:right="4221"/>
       </w:pPr>
       <w:r>
-        <w:rPr/>
         <w:t>5.</w:t>
       </w:r>
       <w:r>
         <w:rPr>
           <w:spacing w:val="-7"/>
         </w:rPr>
-        <w:t> </w:t>
-      </w:r>
-      <w:r>
-        <w:rPr/>
+        <w:t xml:space="preserve"> </w:t>
+      </w:r>
+      <w:r>
         <w:t>Questions</w:t>
       </w:r>
       <w:r>
         <w:rPr>
           <w:spacing w:val="-7"/>
         </w:rPr>
-        <w:t> </w:t>
-      </w:r>
-      <w:r>
-        <w:rPr/>
+        <w:t xml:space="preserve"> </w:t>
+      </w:r>
+      <w:r>
         <w:t>and</w:t>
       </w:r>
       <w:r>
         <w:rPr>
           <w:spacing w:val="-7"/>
         </w:rPr>
-        <w:t> </w:t>
-      </w:r>
-      <w:r>
-        <w:rPr/>
+        <w:t xml:space="preserve"> </w:t>
+      </w:r>
+      <w:r>
         <w:t>Flow</w:t>
       </w:r>
       <w:r>
         <w:rPr>
           <w:spacing w:val="-7"/>
         </w:rPr>
-        <w:t> </w:t>
-      </w:r>
-      <w:r>
-        <w:rPr/>
+        <w:t xml:space="preserve"> </w:t>
+      </w:r>
+      <w:r>
         <w:t>(with</w:t>
       </w:r>
       <w:r>
         <w:rPr>
           <w:spacing w:val="-7"/>
         </w:rPr>
-        <w:t> </w:t>
-      </w:r>
-      <w:r>
-        <w:rPr/>
+        <w:t xml:space="preserve"> </w:t>
+      </w:r>
+      <w:r>
         <w:t>Nudge</w:t>
       </w:r>
       <w:r>
         <w:rPr>
           <w:spacing w:val="-7"/>
         </w:rPr>
-        <w:t> </w:t>
-      </w:r>
-      <w:r>
-        <w:rPr/>
+        <w:t xml:space="preserve"> </w:t>
+      </w:r>
+      <w:r>
         <w:t>Logic) Consent (gate):</w:t>
       </w:r>
     </w:p>
@@ -4170,147 +4095,132 @@
         <w:spacing w:line="276" w:lineRule="auto"/>
       </w:pPr>
       <w:r>
-        <w:rPr/>
         <w:t>"Before</w:t>
       </w:r>
       <w:r>
         <w:rPr>
           <w:spacing w:val="-4"/>
         </w:rPr>
-        <w:t> </w:t>
-      </w:r>
-      <w:r>
-        <w:rPr/>
+        <w:t xml:space="preserve"> </w:t>
+      </w:r>
+      <w:r>
         <w:t>we</w:t>
       </w:r>
       <w:r>
         <w:rPr>
           <w:spacing w:val="-4"/>
         </w:rPr>
-        <w:t> </w:t>
-      </w:r>
-      <w:r>
-        <w:rPr/>
+        <w:t xml:space="preserve"> </w:t>
+      </w:r>
+      <w:r>
         <w:t>start:</w:t>
       </w:r>
       <w:r>
         <w:rPr>
           <w:spacing w:val="-4"/>
         </w:rPr>
-        <w:t> </w:t>
-      </w:r>
-      <w:r>
-        <w:rPr/>
+        <w:t xml:space="preserve"> </w:t>
+      </w:r>
+      <w:r>
         <w:t>this</w:t>
       </w:r>
       <w:r>
         <w:rPr>
           <w:spacing w:val="-4"/>
         </w:rPr>
-        <w:t> </w:t>
-      </w:r>
-      <w:r>
-        <w:rPr/>
+        <w:t xml:space="preserve"> </w:t>
+      </w:r>
+      <w:r>
         <w:t>will</w:t>
       </w:r>
       <w:r>
         <w:rPr>
           <w:spacing w:val="-4"/>
         </w:rPr>
-        <w:t> </w:t>
-      </w:r>
-      <w:r>
-        <w:rPr/>
+        <w:t xml:space="preserve"> </w:t>
+      </w:r>
+      <w:r>
         <w:t>be</w:t>
       </w:r>
       <w:r>
         <w:rPr>
           <w:spacing w:val="-4"/>
         </w:rPr>
-        <w:t> </w:t>
-      </w:r>
-      <w:r>
-        <w:rPr/>
+        <w:t xml:space="preserve"> </w:t>
+      </w:r>
+      <w:r>
         <w:t>recorded</w:t>
       </w:r>
       <w:r>
         <w:rPr>
           <w:spacing w:val="-4"/>
         </w:rPr>
-        <w:t> </w:t>
-      </w:r>
-      <w:r>
-        <w:rPr/>
+        <w:t xml:space="preserve"> </w:t>
+      </w:r>
+      <w:r>
         <w:t>and</w:t>
       </w:r>
       <w:r>
         <w:rPr>
           <w:spacing w:val="-4"/>
         </w:rPr>
-        <w:t> </w:t>
-      </w:r>
-      <w:r>
-        <w:rPr/>
+        <w:t xml:space="preserve"> </w:t>
+      </w:r>
+      <w:r>
         <w:t>transcribed,</w:t>
       </w:r>
       <w:r>
         <w:rPr>
           <w:spacing w:val="-4"/>
         </w:rPr>
-        <w:t> </w:t>
-      </w:r>
-      <w:r>
-        <w:rPr/>
+        <w:t xml:space="preserve"> </w:t>
+      </w:r>
+      <w:r>
         <w:t>your</w:t>
       </w:r>
       <w:r>
         <w:rPr>
           <w:spacing w:val="-4"/>
         </w:rPr>
-        <w:t> </w:t>
-      </w:r>
-      <w:r>
-        <w:rPr/>
+        <w:t xml:space="preserve"> </w:t>
+      </w:r>
+      <w:r>
         <w:t>responses</w:t>
       </w:r>
       <w:r>
         <w:rPr>
           <w:spacing w:val="-4"/>
         </w:rPr>
-        <w:t> </w:t>
-      </w:r>
-      <w:r>
-        <w:rPr/>
+        <w:t xml:space="preserve"> </w:t>
+      </w:r>
+      <w:r>
         <w:t>will</w:t>
       </w:r>
       <w:r>
         <w:rPr>
           <w:spacing w:val="-4"/>
         </w:rPr>
-        <w:t> </w:t>
-      </w:r>
-      <w:r>
-        <w:rPr/>
+        <w:t xml:space="preserve"> </w:t>
+      </w:r>
+      <w:r>
         <w:t>be</w:t>
       </w:r>
       <w:r>
         <w:rPr>
           <w:spacing w:val="-4"/>
         </w:rPr>
-        <w:t> </w:t>
-      </w:r>
-      <w:r>
-        <w:rPr/>
+        <w:t xml:space="preserve"> </w:t>
+      </w:r>
+      <w:r>
         <w:t>anonymized</w:t>
       </w:r>
       <w:r>
         <w:rPr>
           <w:spacing w:val="-4"/>
         </w:rPr>
-        <w:t> </w:t>
-      </w:r>
-      <w:r>
-        <w:rPr/>
+        <w:t xml:space="preserve"> </w:t>
+      </w:r>
+      <w:r>
         <w:t>in reporting, and you can stop at any point by saying 'stop.' OK to continue?" → declined ends the session here, nothing further is logged.</w:t>
       </w:r>
     </w:p>
@@ -4321,38 +4231,34 @@
         <w:ind w:right="5815"/>
       </w:pPr>
       <w:r>
-        <w:rPr/>
         <w:t>Demographics</w:t>
       </w:r>
       <w:r>
         <w:rPr>
           <w:spacing w:val="-14"/>
         </w:rPr>
-        <w:t> </w:t>
-      </w:r>
-      <w:r>
-        <w:rPr/>
+        <w:t xml:space="preserve"> </w:t>
+      </w:r>
+      <w:r>
         <w:t>(asked</w:t>
       </w:r>
       <w:r>
         <w:rPr>
           <w:spacing w:val="-14"/>
         </w:rPr>
-        <w:t> </w:t>
-      </w:r>
-      <w:r>
-        <w:rPr/>
+        <w:t xml:space="preserve"> </w:t>
+      </w:r>
+      <w:r>
         <w:t>to</w:t>
       </w:r>
       <w:r>
         <w:rPr>
           <w:spacing w:val="-14"/>
         </w:rPr>
-        <w:t> </w:t>
-      </w:r>
-      <w:r>
-        <w:rPr/>
-        <w:t>all) </w:t>
+        <w:t xml:space="preserve"> </w:t>
+      </w:r>
+      <w:r>
+        <w:t xml:space="preserve">all) </w:t>
       </w:r>
       <w:r>
         <w:rPr>
@@ -4381,18 +4287,16 @@
         <w:ind w:right="6653"/>
       </w:pPr>
       <w:r>
-        <w:rPr/>
         <w:t>County (dropdown?) Sub-county</w:t>
       </w:r>
       <w:r>
         <w:rPr>
           <w:spacing w:val="-16"/>
         </w:rPr>
-        <w:t> </w:t>
-      </w:r>
-      <w:r>
-        <w:rPr/>
-        <w:t>(dropdown?) </w:t>
+        <w:t xml:space="preserve"> </w:t>
+      </w:r>
+      <w:r>
+        <w:t xml:space="preserve">(dropdown?) </w:t>
       </w:r>
       <w:r>
         <w:rPr>
@@ -4406,64 +4310,58 @@
         <w:pStyle w:val="BodyText"/>
       </w:pPr>
       <w:r>
-        <w:rPr/>
         <w:t>Anchor</w:t>
       </w:r>
       <w:r>
         <w:rPr>
           <w:spacing w:val="-6"/>
         </w:rPr>
-        <w:t> </w:t>
-      </w:r>
-      <w:r>
-        <w:rPr/>
+        <w:t xml:space="preserve"> </w:t>
+      </w:r>
+      <w:r>
         <w:t>1</w:t>
       </w:r>
       <w:r>
         <w:rPr>
           <w:spacing w:val="-4"/>
         </w:rPr>
-        <w:t> </w:t>
-      </w:r>
-      <w:r>
-        <w:rPr/>
+        <w:t xml:space="preserve"> </w:t>
+      </w:r>
+      <w:r>
         <w:t>—</w:t>
       </w:r>
       <w:r>
         <w:rPr>
           <w:spacing w:val="-4"/>
         </w:rPr>
-        <w:t> </w:t>
-      </w:r>
-      <w:r>
-        <w:rPr/>
+        <w:t xml:space="preserve"> </w:t>
+      </w:r>
+      <w:r>
         <w:t>Outcome</w:t>
       </w:r>
       <w:r>
         <w:rPr>
           <w:spacing w:val="-4"/>
         </w:rPr>
-        <w:t> </w:t>
-      </w:r>
-      <w:r>
-        <w:rPr/>
+        <w:t xml:space="preserve"> </w:t>
+      </w:r>
+      <w:r>
         <w:t>(asked</w:t>
       </w:r>
       <w:r>
         <w:rPr>
           <w:spacing w:val="-4"/>
         </w:rPr>
-        <w:t> </w:t>
-      </w:r>
-      <w:r>
-        <w:rPr/>
+        <w:t xml:space="preserve"> </w:t>
+      </w:r>
+      <w:r>
         <w:t>to</w:t>
       </w:r>
       <w:r>
         <w:rPr>
           <w:spacing w:val="-3"/>
         </w:rPr>
-        <w:t> </w:t>
+        <w:t xml:space="preserve"> </w:t>
       </w:r>
       <w:r>
         <w:rPr>
@@ -4475,130 +4373,117 @@
     <w:p>
       <w:pPr>
         <w:pStyle w:val="BodyText"/>
-        <w:spacing w:line="276" w:lineRule="auto" w:before="37"/>
+        <w:spacing w:before="37" w:line="276" w:lineRule="auto"/>
       </w:pPr>
       <w:r>
-        <w:rPr/>
         <w:t>"Since</w:t>
       </w:r>
       <w:r>
         <w:rPr>
           <w:spacing w:val="-4"/>
         </w:rPr>
-        <w:t> </w:t>
-      </w:r>
-      <w:r>
-        <w:rPr/>
+        <w:t xml:space="preserve"> </w:t>
+      </w:r>
+      <w:r>
         <w:t>the</w:t>
       </w:r>
       <w:r>
         <w:rPr>
           <w:spacing w:val="-4"/>
         </w:rPr>
-        <w:t> </w:t>
-      </w:r>
-      <w:r>
-        <w:rPr/>
+        <w:t xml:space="preserve"> </w:t>
+      </w:r>
+      <w:r>
         <w:t>training,</w:t>
       </w:r>
       <w:r>
         <w:rPr>
           <w:spacing w:val="-4"/>
         </w:rPr>
-        <w:t> </w:t>
-      </w:r>
-      <w:r>
-        <w:rPr/>
+        <w:t xml:space="preserve"> </w:t>
+      </w:r>
+      <w:r>
         <w:t>has</w:t>
       </w:r>
       <w:r>
         <w:rPr>
           <w:spacing w:val="-4"/>
         </w:rPr>
-        <w:t> </w:t>
-      </w:r>
-      <w:r>
-        <w:rPr/>
+        <w:t xml:space="preserve"> </w:t>
+      </w:r>
+      <w:r>
         <w:t>anything</w:t>
       </w:r>
       <w:r>
         <w:rPr>
           <w:spacing w:val="-4"/>
         </w:rPr>
-        <w:t> </w:t>
-      </w:r>
-      <w:r>
-        <w:rPr/>
+        <w:t xml:space="preserve"> </w:t>
+      </w:r>
+      <w:r>
         <w:t>changed</w:t>
       </w:r>
       <w:r>
         <w:rPr>
           <w:spacing w:val="-4"/>
         </w:rPr>
-        <w:t> </w:t>
-      </w:r>
-      <w:r>
-        <w:rPr/>
+        <w:t xml:space="preserve"> </w:t>
+      </w:r>
+      <w:r>
         <w:t>in</w:t>
       </w:r>
       <w:r>
         <w:rPr>
           <w:spacing w:val="-4"/>
         </w:rPr>
-        <w:t> </w:t>
-      </w:r>
-      <w:r>
-        <w:rPr/>
+        <w:t xml:space="preserve"> </w:t>
+      </w:r>
+      <w:r>
         <w:t>your</w:t>
       </w:r>
       <w:r>
         <w:rPr>
           <w:spacing w:val="-4"/>
         </w:rPr>
-        <w:t> </w:t>
-      </w:r>
-      <w:r>
-        <w:rPr/>
+        <w:t xml:space="preserve"> </w:t>
+      </w:r>
+      <w:r>
         <w:t>income,</w:t>
       </w:r>
       <w:r>
         <w:rPr>
           <w:spacing w:val="-4"/>
         </w:rPr>
-        <w:t> </w:t>
-      </w:r>
-      <w:r>
-        <w:rPr/>
+        <w:t xml:space="preserve"> </w:t>
+      </w:r>
+      <w:r>
         <w:t>job</w:t>
       </w:r>
       <w:r>
         <w:rPr>
           <w:spacing w:val="-4"/>
         </w:rPr>
-        <w:t> </w:t>
-      </w:r>
-      <w:r>
-        <w:rPr/>
+        <w:t xml:space="preserve"> </w:t>
+      </w:r>
+      <w:r>
         <w:t>role,</w:t>
       </w:r>
       <w:r>
         <w:rPr>
           <w:spacing w:val="-4"/>
         </w:rPr>
-        <w:t> </w:t>
-      </w:r>
-      <w:r>
-        <w:rPr/>
+        <w:t xml:space="preserve"> </w:t>
+      </w:r>
+      <w:r>
         <w:t>responsibilities,</w:t>
       </w:r>
       <w:r>
         <w:rPr>
           <w:spacing w:val="-4"/>
         </w:rPr>
-        <w:t> </w:t>
-      </w:r>
-      <w:r>
-        <w:rPr/>
+        <w:t xml:space="preserve"> </w:t>
+      </w:r>
+      <w:r>
         <w:t>or opportunities — even something small? Tell me about it."</w:t>
       </w:r>
     </w:p>
@@ -4608,177 +4493,159 @@
         <w:spacing w:line="276" w:lineRule="auto"/>
       </w:pPr>
       <w:r>
-        <w:rPr/>
         <w:t>Nudge:</w:t>
       </w:r>
       <w:r>
         <w:rPr>
           <w:spacing w:val="-4"/>
         </w:rPr>
-        <w:t> </w:t>
-      </w:r>
-      <w:r>
-        <w:rPr/>
+        <w:t xml:space="preserve"> </w:t>
+      </w:r>
+      <w:r>
         <w:t>if</w:t>
       </w:r>
       <w:r>
         <w:rPr>
           <w:spacing w:val="-4"/>
         </w:rPr>
-        <w:t> </w:t>
-      </w:r>
-      <w:r>
-        <w:rPr/>
+        <w:t xml:space="preserve"> </w:t>
+      </w:r>
+      <w:r>
         <w:t>a</w:t>
       </w:r>
       <w:r>
         <w:rPr>
           <w:spacing w:val="-4"/>
         </w:rPr>
-        <w:t> </w:t>
-      </w:r>
-      <w:r>
-        <w:rPr/>
+        <w:t xml:space="preserve"> </w:t>
+      </w:r>
+      <w:r>
         <w:t>concrete</w:t>
       </w:r>
       <w:r>
         <w:rPr>
           <w:spacing w:val="-4"/>
         </w:rPr>
-        <w:t> </w:t>
-      </w:r>
-      <w:r>
-        <w:rPr/>
+        <w:t xml:space="preserve"> </w:t>
+      </w:r>
+      <w:r>
         <w:t>change</w:t>
       </w:r>
       <w:r>
         <w:rPr>
           <w:spacing w:val="-4"/>
         </w:rPr>
-        <w:t> </w:t>
-      </w:r>
-      <w:r>
-        <w:rPr/>
+        <w:t xml:space="preserve"> </w:t>
+      </w:r>
+      <w:r>
         <w:t>is</w:t>
       </w:r>
       <w:r>
         <w:rPr>
           <w:spacing w:val="-4"/>
         </w:rPr>
-        <w:t> </w:t>
-      </w:r>
-      <w:r>
-        <w:rPr/>
+        <w:t xml:space="preserve"> </w:t>
+      </w:r>
+      <w:r>
         <w:t>claimed</w:t>
       </w:r>
       <w:r>
         <w:rPr>
           <w:spacing w:val="-4"/>
         </w:rPr>
-        <w:t> </w:t>
-      </w:r>
-      <w:r>
-        <w:rPr/>
+        <w:t xml:space="preserve"> </w:t>
+      </w:r>
+      <w:r>
         <w:t>→</w:t>
       </w:r>
       <w:r>
         <w:rPr>
           <w:spacing w:val="-4"/>
         </w:rPr>
-        <w:t> </w:t>
-      </w:r>
-      <w:r>
-        <w:rPr/>
+        <w:t xml:space="preserve"> </w:t>
+      </w:r>
+      <w:r>
         <w:t>"Was</w:t>
       </w:r>
       <w:r>
         <w:rPr>
           <w:spacing w:val="-4"/>
         </w:rPr>
-        <w:t> </w:t>
-      </w:r>
-      <w:r>
-        <w:rPr/>
+        <w:t xml:space="preserve"> </w:t>
+      </w:r>
+      <w:r>
         <w:t>that</w:t>
       </w:r>
       <w:r>
         <w:rPr>
           <w:spacing w:val="-4"/>
         </w:rPr>
-        <w:t> </w:t>
-      </w:r>
-      <w:r>
-        <w:rPr/>
+        <w:t xml:space="preserve"> </w:t>
+      </w:r>
+      <w:r>
         <w:t>a</w:t>
       </w:r>
       <w:r>
         <w:rPr>
           <w:spacing w:val="-4"/>
         </w:rPr>
-        <w:t> </w:t>
-      </w:r>
-      <w:r>
-        <w:rPr/>
+        <w:t xml:space="preserve"> </w:t>
+      </w:r>
+      <w:r>
         <w:t>specific,</w:t>
       </w:r>
       <w:r>
         <w:rPr>
           <w:spacing w:val="-4"/>
         </w:rPr>
-        <w:t> </w:t>
-      </w:r>
-      <w:r>
-        <w:rPr/>
+        <w:t xml:space="preserve"> </w:t>
+      </w:r>
+      <w:r>
         <w:t>datable</w:t>
       </w:r>
       <w:r>
         <w:rPr>
           <w:spacing w:val="-4"/>
         </w:rPr>
-        <w:t> </w:t>
-      </w:r>
-      <w:r>
-        <w:rPr/>
+        <w:t xml:space="preserve"> </w:t>
+      </w:r>
+      <w:r>
         <w:t>thing</w:t>
       </w:r>
       <w:r>
         <w:rPr>
           <w:spacing w:val="-4"/>
         </w:rPr>
-        <w:t> </w:t>
-      </w:r>
-      <w:r>
-        <w:rPr/>
+        <w:t xml:space="preserve"> </w:t>
+      </w:r>
+      <w:r>
         <w:t>—</w:t>
       </w:r>
       <w:r>
         <w:rPr>
           <w:spacing w:val="-4"/>
         </w:rPr>
-        <w:t> </w:t>
-      </w:r>
-      <w:r>
-        <w:rPr/>
+        <w:t xml:space="preserve"> </w:t>
+      </w:r>
+      <w:r>
         <w:t>like</w:t>
       </w:r>
       <w:r>
         <w:rPr>
           <w:spacing w:val="-4"/>
         </w:rPr>
-        <w:t> </w:t>
-      </w:r>
-      <w:r>
-        <w:rPr/>
+        <w:t xml:space="preserve"> </w:t>
+      </w:r>
+      <w:r>
         <w:t>a</w:t>
       </w:r>
       <w:r>
         <w:rPr>
           <w:spacing w:val="-4"/>
         </w:rPr>
-        <w:t> </w:t>
-      </w:r>
-      <w:r>
-        <w:rPr/>
+        <w:t xml:space="preserve"> </w:t>
+      </w:r>
+      <w:r>
         <w:t>raise, promotion, or new client — or more of a general sense things have improved?" → then branch to Anchor 3.</w:t>
       </w:r>
     </w:p>
@@ -4787,84 +4654,76 @@
         <w:pStyle w:val="BodyText"/>
       </w:pPr>
       <w:r>
-        <w:rPr/>
         <w:t>Nudge:</w:t>
       </w:r>
       <w:r>
         <w:rPr>
           <w:spacing w:val="-7"/>
         </w:rPr>
-        <w:t> </w:t>
-      </w:r>
-      <w:r>
-        <w:rPr/>
+        <w:t xml:space="preserve"> </w:t>
+      </w:r>
+      <w:r>
         <w:t>if</w:t>
       </w:r>
       <w:r>
         <w:rPr>
           <w:spacing w:val="-5"/>
         </w:rPr>
-        <w:t> </w:t>
-      </w:r>
-      <w:r>
-        <w:rPr/>
+        <w:t xml:space="preserve"> </w:t>
+      </w:r>
+      <w:r>
         <w:t>vague/no</w:t>
       </w:r>
       <w:r>
         <w:rPr>
           <w:spacing w:val="-4"/>
         </w:rPr>
-        <w:t> </w:t>
-      </w:r>
-      <w:r>
-        <w:rPr/>
+        <w:t xml:space="preserve"> </w:t>
+      </w:r>
+      <w:r>
         <w:t>change</w:t>
       </w:r>
       <w:r>
         <w:rPr>
           <w:spacing w:val="-5"/>
         </w:rPr>
-        <w:t> </w:t>
-      </w:r>
-      <w:r>
-        <w:rPr/>
+        <w:t xml:space="preserve"> </w:t>
+      </w:r>
+      <w:r>
         <w:t>→</w:t>
       </w:r>
       <w:r>
         <w:rPr>
           <w:spacing w:val="-5"/>
         </w:rPr>
-        <w:t> </w:t>
-      </w:r>
-      <w:r>
-        <w:rPr/>
+        <w:t xml:space="preserve"> </w:t>
+      </w:r>
+      <w:r>
         <w:t>branch</w:t>
       </w:r>
       <w:r>
         <w:rPr>
           <w:spacing w:val="-4"/>
         </w:rPr>
-        <w:t> </w:t>
-      </w:r>
-      <w:r>
-        <w:rPr/>
+        <w:t xml:space="preserve"> </w:t>
+      </w:r>
+      <w:r>
         <w:t>to</w:t>
       </w:r>
       <w:r>
         <w:rPr>
           <w:spacing w:val="-5"/>
         </w:rPr>
-        <w:t> </w:t>
-      </w:r>
-      <w:r>
-        <w:rPr/>
+        <w:t xml:space="preserve"> </w:t>
+      </w:r>
+      <w:r>
         <w:t>Anchor</w:t>
       </w:r>
       <w:r>
         <w:rPr>
           <w:spacing w:val="-4"/>
         </w:rPr>
-        <w:t> </w:t>
+        <w:t xml:space="preserve"> </w:t>
       </w:r>
       <w:r>
         <w:rPr>
@@ -4876,141 +4735,127 @@
     <w:p>
       <w:pPr>
         <w:pStyle w:val="BodyText"/>
-        <w:spacing w:line="276" w:lineRule="auto" w:before="38"/>
+        <w:spacing w:before="38" w:line="276" w:lineRule="auto"/>
         <w:ind w:right="1748"/>
       </w:pPr>
       <w:r>
-        <w:rPr/>
         <w:t>Nudge:</w:t>
       </w:r>
       <w:r>
         <w:rPr>
           <w:spacing w:val="-4"/>
         </w:rPr>
-        <w:t> </w:t>
-      </w:r>
-      <w:r>
-        <w:rPr/>
+        <w:t xml:space="preserve"> </w:t>
+      </w:r>
+      <w:r>
         <w:t>if</w:t>
       </w:r>
       <w:r>
         <w:rPr>
           <w:spacing w:val="-4"/>
         </w:rPr>
-        <w:t> </w:t>
-      </w:r>
-      <w:r>
-        <w:rPr/>
+        <w:t xml:space="preserve"> </w:t>
+      </w:r>
+      <w:r>
         <w:t>mixed</w:t>
       </w:r>
       <w:r>
         <w:rPr>
           <w:spacing w:val="-4"/>
         </w:rPr>
-        <w:t> </w:t>
-      </w:r>
-      <w:r>
-        <w:rPr/>
+        <w:t xml:space="preserve"> </w:t>
+      </w:r>
+      <w:r>
         <w:t>→</w:t>
       </w:r>
       <w:r>
         <w:rPr>
           <w:spacing w:val="-4"/>
         </w:rPr>
-        <w:t> </w:t>
-      </w:r>
-      <w:r>
-        <w:rPr/>
+        <w:t xml:space="preserve"> </w:t>
+      </w:r>
+      <w:r>
         <w:t>ask</w:t>
       </w:r>
       <w:r>
         <w:rPr>
           <w:spacing w:val="-4"/>
         </w:rPr>
-        <w:t> </w:t>
-      </w:r>
-      <w:r>
-        <w:rPr/>
+        <w:t xml:space="preserve"> </w:t>
+      </w:r>
+      <w:r>
         <w:t>brief</w:t>
       </w:r>
       <w:r>
         <w:rPr>
           <w:spacing w:val="-4"/>
         </w:rPr>
-        <w:t> </w:t>
-      </w:r>
-      <w:r>
-        <w:rPr/>
+        <w:t xml:space="preserve"> </w:t>
+      </w:r>
+      <w:r>
         <w:t>versions</w:t>
       </w:r>
       <w:r>
         <w:rPr>
           <w:spacing w:val="-4"/>
         </w:rPr>
-        <w:t> </w:t>
-      </w:r>
-      <w:r>
-        <w:rPr/>
+        <w:t xml:space="preserve"> </w:t>
+      </w:r>
+      <w:r>
         <w:t>of</w:t>
       </w:r>
       <w:r>
         <w:rPr>
           <w:spacing w:val="-4"/>
         </w:rPr>
-        <w:t> </w:t>
-      </w:r>
-      <w:r>
-        <w:rPr/>
+        <w:t xml:space="preserve"> </w:t>
+      </w:r>
+      <w:r>
         <w:t>both</w:t>
       </w:r>
       <w:r>
         <w:rPr>
           <w:spacing w:val="-4"/>
         </w:rPr>
-        <w:t> </w:t>
-      </w:r>
-      <w:r>
-        <w:rPr/>
+        <w:t xml:space="preserve"> </w:t>
+      </w:r>
+      <w:r>
         <w:t>Anchor</w:t>
       </w:r>
       <w:r>
         <w:rPr>
           <w:spacing w:val="-4"/>
         </w:rPr>
-        <w:t> </w:t>
-      </w:r>
-      <w:r>
-        <w:rPr/>
+        <w:t xml:space="preserve"> </w:t>
+      </w:r>
+      <w:r>
         <w:t>2</w:t>
       </w:r>
       <w:r>
         <w:rPr>
           <w:spacing w:val="-4"/>
         </w:rPr>
-        <w:t> </w:t>
-      </w:r>
-      <w:r>
-        <w:rPr/>
+        <w:t xml:space="preserve"> </w:t>
+      </w:r>
+      <w:r>
         <w:t>and</w:t>
       </w:r>
       <w:r>
         <w:rPr>
           <w:spacing w:val="-4"/>
         </w:rPr>
-        <w:t> </w:t>
-      </w:r>
-      <w:r>
-        <w:rPr/>
+        <w:t xml:space="preserve"> </w:t>
+      </w:r>
+      <w:r>
         <w:t>Anchor</w:t>
       </w:r>
       <w:r>
         <w:rPr>
           <w:spacing w:val="-4"/>
         </w:rPr>
-        <w:t> </w:t>
-      </w:r>
-      <w:r>
-        <w:rPr/>
+        <w:t xml:space="preserve"> </w:t>
+      </w:r>
+      <w:r>
         <w:t>3. Anchor 2 — Bottleneck (if no/limited change):</w:t>
       </w:r>
     </w:p>
@@ -5021,177 +4866,159 @@
         <w:ind w:right="135"/>
       </w:pPr>
       <w:r>
-        <w:rPr/>
         <w:t>"What's</w:t>
       </w:r>
       <w:r>
         <w:rPr>
           <w:spacing w:val="-3"/>
         </w:rPr>
-        <w:t> </w:t>
-      </w:r>
-      <w:r>
-        <w:rPr/>
+        <w:t xml:space="preserve"> </w:t>
+      </w:r>
+      <w:r>
         <w:t>the</w:t>
       </w:r>
       <w:r>
         <w:rPr>
           <w:spacing w:val="-3"/>
         </w:rPr>
-        <w:t> </w:t>
-      </w:r>
-      <w:r>
-        <w:rPr/>
+        <w:t xml:space="preserve"> </w:t>
+      </w:r>
+      <w:r>
         <w:t>actual</w:t>
       </w:r>
       <w:r>
         <w:rPr>
           <w:spacing w:val="-3"/>
         </w:rPr>
-        <w:t> </w:t>
-      </w:r>
-      <w:r>
-        <w:rPr/>
+        <w:t xml:space="preserve"> </w:t>
+      </w:r>
+      <w:r>
         <w:t>thing</w:t>
       </w:r>
       <w:r>
         <w:rPr>
           <w:spacing w:val="-3"/>
         </w:rPr>
-        <w:t> </w:t>
-      </w:r>
-      <w:r>
-        <w:rPr/>
+        <w:t xml:space="preserve"> </w:t>
+      </w:r>
+      <w:r>
         <w:t>standing</w:t>
       </w:r>
       <w:r>
         <w:rPr>
           <w:spacing w:val="-3"/>
         </w:rPr>
-        <w:t> </w:t>
-      </w:r>
-      <w:r>
-        <w:rPr/>
+        <w:t xml:space="preserve"> </w:t>
+      </w:r>
+      <w:r>
         <w:t>between</w:t>
       </w:r>
       <w:r>
         <w:rPr>
           <w:spacing w:val="-3"/>
         </w:rPr>
-        <w:t> </w:t>
-      </w:r>
-      <w:r>
-        <w:rPr/>
+        <w:t xml:space="preserve"> </w:t>
+      </w:r>
+      <w:r>
         <w:t>you</w:t>
       </w:r>
       <w:r>
         <w:rPr>
           <w:spacing w:val="-3"/>
         </w:rPr>
-        <w:t> </w:t>
-      </w:r>
-      <w:r>
-        <w:rPr/>
+        <w:t xml:space="preserve"> </w:t>
+      </w:r>
+      <w:r>
         <w:t>and</w:t>
       </w:r>
       <w:r>
         <w:rPr>
           <w:spacing w:val="-3"/>
         </w:rPr>
-        <w:t> </w:t>
-      </w:r>
-      <w:r>
-        <w:rPr/>
+        <w:t xml:space="preserve"> </w:t>
+      </w:r>
+      <w:r>
         <w:t>using</w:t>
       </w:r>
       <w:r>
         <w:rPr>
           <w:spacing w:val="-3"/>
         </w:rPr>
-        <w:t> </w:t>
-      </w:r>
-      <w:r>
-        <w:rPr/>
+        <w:t xml:space="preserve"> </w:t>
+      </w:r>
+      <w:r>
         <w:t>this</w:t>
       </w:r>
       <w:r>
         <w:rPr>
           <w:spacing w:val="-3"/>
         </w:rPr>
-        <w:t> </w:t>
-      </w:r>
-      <w:r>
-        <w:rPr/>
+        <w:t xml:space="preserve"> </w:t>
+      </w:r>
+      <w:r>
         <w:t>to</w:t>
       </w:r>
       <w:r>
         <w:rPr>
           <w:spacing w:val="-3"/>
         </w:rPr>
-        <w:t> </w:t>
-      </w:r>
-      <w:r>
-        <w:rPr/>
+        <w:t xml:space="preserve"> </w:t>
+      </w:r>
+      <w:r>
         <w:t>earn</w:t>
       </w:r>
       <w:r>
         <w:rPr>
           <w:spacing w:val="-3"/>
         </w:rPr>
-        <w:t> </w:t>
-      </w:r>
-      <w:r>
-        <w:rPr/>
+        <w:t xml:space="preserve"> </w:t>
+      </w:r>
+      <w:r>
         <w:t>more</w:t>
       </w:r>
       <w:r>
         <w:rPr>
           <w:spacing w:val="-3"/>
         </w:rPr>
-        <w:t> </w:t>
-      </w:r>
-      <w:r>
-        <w:rPr/>
+        <w:t xml:space="preserve"> </w:t>
+      </w:r>
+      <w:r>
         <w:t>or</w:t>
       </w:r>
       <w:r>
         <w:rPr>
           <w:spacing w:val="-3"/>
         </w:rPr>
-        <w:t> </w:t>
-      </w:r>
-      <w:r>
-        <w:rPr/>
+        <w:t xml:space="preserve"> </w:t>
+      </w:r>
+      <w:r>
         <w:t>move</w:t>
       </w:r>
       <w:r>
         <w:rPr>
           <w:spacing w:val="-3"/>
         </w:rPr>
-        <w:t> </w:t>
-      </w:r>
-      <w:r>
-        <w:rPr/>
+        <w:t xml:space="preserve"> </w:t>
+      </w:r>
+      <w:r>
         <w:t>up</w:t>
       </w:r>
       <w:r>
         <w:rPr>
           <w:spacing w:val="-3"/>
         </w:rPr>
-        <w:t> </w:t>
-      </w:r>
-      <w:r>
-        <w:rPr/>
+        <w:t xml:space="preserve"> </w:t>
+      </w:r>
+      <w:r>
         <w:t>—</w:t>
       </w:r>
       <w:r>
         <w:rPr>
           <w:spacing w:val="-3"/>
         </w:rPr>
-        <w:t> </w:t>
-      </w:r>
-      <w:r>
-        <w:rPr/>
+        <w:t xml:space="preserve"> </w:t>
+      </w:r>
+      <w:r>
         <w:t>is it opportunity, employer buy-in, confidence, the tools themselves, or something else?" Nudge: if a barrier is named but no concrete instance given → "Can you give me one specific recent moment where that got in the way?"</w:t>
       </w:r>
     </w:p>
@@ -5200,74 +5027,67 @@
         <w:pStyle w:val="BodyText"/>
       </w:pPr>
       <w:r>
-        <w:rPr/>
         <w:t>Anchor</w:t>
       </w:r>
       <w:r>
         <w:rPr>
           <w:spacing w:val="-7"/>
         </w:rPr>
-        <w:t> </w:t>
-      </w:r>
-      <w:r>
-        <w:rPr/>
+        <w:t xml:space="preserve"> </w:t>
+      </w:r>
+      <w:r>
         <w:t>3</w:t>
       </w:r>
       <w:r>
         <w:rPr>
           <w:spacing w:val="-5"/>
         </w:rPr>
-        <w:t> </w:t>
-      </w:r>
-      <w:r>
-        <w:rPr/>
+        <w:t xml:space="preserve"> </w:t>
+      </w:r>
+      <w:r>
         <w:t>—</w:t>
       </w:r>
       <w:r>
         <w:rPr>
           <w:spacing w:val="-5"/>
         </w:rPr>
-        <w:t> </w:t>
-      </w:r>
-      <w:r>
-        <w:rPr/>
+        <w:t xml:space="preserve"> </w:t>
+      </w:r>
+      <w:r>
         <w:t>Benefit</w:t>
       </w:r>
       <w:r>
         <w:rPr>
           <w:spacing w:val="-4"/>
         </w:rPr>
-        <w:t> </w:t>
-      </w:r>
-      <w:r>
-        <w:rPr/>
+        <w:t xml:space="preserve"> </w:t>
+      </w:r>
+      <w:r>
         <w:t>Mechanism</w:t>
       </w:r>
       <w:r>
         <w:rPr>
           <w:spacing w:val="-5"/>
         </w:rPr>
-        <w:t> </w:t>
-      </w:r>
-      <w:r>
-        <w:rPr/>
+        <w:t xml:space="preserve"> </w:t>
+      </w:r>
+      <w:r>
         <w:t>(if</w:t>
       </w:r>
       <w:r>
         <w:rPr>
           <w:spacing w:val="-5"/>
         </w:rPr>
-        <w:t> </w:t>
-      </w:r>
-      <w:r>
-        <w:rPr/>
+        <w:t xml:space="preserve"> </w:t>
+      </w:r>
+      <w:r>
         <w:t>change</w:t>
       </w:r>
       <w:r>
         <w:rPr>
           <w:spacing w:val="-4"/>
         </w:rPr>
-        <w:t> </w:t>
+        <w:t xml:space="preserve"> </w:t>
       </w:r>
       <w:r>
         <w:rPr>
@@ -5279,170 +5099,153 @@
     <w:p>
       <w:pPr>
         <w:pStyle w:val="BodyText"/>
-        <w:spacing w:line="276" w:lineRule="auto" w:before="38"/>
+        <w:spacing w:before="38" w:line="276" w:lineRule="auto"/>
       </w:pPr>
       <w:r>
-        <w:rPr/>
         <w:t>"For</w:t>
       </w:r>
       <w:r>
         <w:rPr>
           <w:spacing w:val="-4"/>
         </w:rPr>
-        <w:t> </w:t>
-      </w:r>
-      <w:r>
-        <w:rPr/>
+        <w:t xml:space="preserve"> </w:t>
+      </w:r>
+      <w:r>
         <w:t>what</w:t>
       </w:r>
       <w:r>
         <w:rPr>
           <w:spacing w:val="-4"/>
         </w:rPr>
-        <w:t> </w:t>
-      </w:r>
-      <w:r>
-        <w:rPr/>
+        <w:t xml:space="preserve"> </w:t>
+      </w:r>
+      <w:r>
         <w:t>did</w:t>
       </w:r>
       <w:r>
         <w:rPr>
           <w:spacing w:val="-4"/>
         </w:rPr>
-        <w:t> </w:t>
-      </w:r>
-      <w:r>
-        <w:rPr/>
+        <w:t xml:space="preserve"> </w:t>
+      </w:r>
+      <w:r>
         <w:t>change</w:t>
       </w:r>
       <w:r>
         <w:rPr>
           <w:spacing w:val="-4"/>
         </w:rPr>
-        <w:t> </w:t>
-      </w:r>
-      <w:r>
-        <w:rPr/>
+        <w:t xml:space="preserve"> </w:t>
+      </w:r>
+      <w:r>
         <w:t>—</w:t>
       </w:r>
       <w:r>
         <w:rPr>
           <w:spacing w:val="-4"/>
         </w:rPr>
-        <w:t> </w:t>
-      </w:r>
-      <w:r>
-        <w:rPr/>
+        <w:t xml:space="preserve"> </w:t>
+      </w:r>
+      <w:r>
         <w:t>was</w:t>
       </w:r>
       <w:r>
         <w:rPr>
           <w:spacing w:val="-4"/>
         </w:rPr>
-        <w:t> </w:t>
-      </w:r>
-      <w:r>
-        <w:rPr/>
+        <w:t xml:space="preserve"> </w:t>
+      </w:r>
+      <w:r>
         <w:t>it</w:t>
       </w:r>
       <w:r>
         <w:rPr>
           <w:spacing w:val="-4"/>
         </w:rPr>
-        <w:t> </w:t>
-      </w:r>
-      <w:r>
-        <w:rPr/>
+        <w:t xml:space="preserve"> </w:t>
+      </w:r>
+      <w:r>
         <w:t>more</w:t>
       </w:r>
       <w:r>
         <w:rPr>
           <w:spacing w:val="-4"/>
         </w:rPr>
-        <w:t> </w:t>
-      </w:r>
-      <w:r>
-        <w:rPr/>
+        <w:t xml:space="preserve"> </w:t>
+      </w:r>
+      <w:r>
         <w:t>about</w:t>
       </w:r>
       <w:r>
         <w:rPr>
           <w:spacing w:val="-4"/>
         </w:rPr>
-        <w:t> </w:t>
-      </w:r>
-      <w:r>
-        <w:rPr/>
+        <w:t xml:space="preserve"> </w:t>
+      </w:r>
+      <w:r>
         <w:t>doing</w:t>
       </w:r>
       <w:r>
         <w:rPr>
           <w:spacing w:val="-4"/>
         </w:rPr>
-        <w:t> </w:t>
-      </w:r>
-      <w:r>
-        <w:rPr/>
+        <w:t xml:space="preserve"> </w:t>
+      </w:r>
+      <w:r>
         <w:t>your</w:t>
       </w:r>
       <w:r>
         <w:rPr>
           <w:spacing w:val="-4"/>
         </w:rPr>
-        <w:t> </w:t>
-      </w:r>
-      <w:r>
-        <w:rPr/>
+        <w:t xml:space="preserve"> </w:t>
+      </w:r>
+      <w:r>
         <w:t>current</w:t>
       </w:r>
       <w:r>
         <w:rPr>
           <w:spacing w:val="-4"/>
         </w:rPr>
-        <w:t> </w:t>
-      </w:r>
-      <w:r>
-        <w:rPr/>
+        <w:t xml:space="preserve"> </w:t>
+      </w:r>
+      <w:r>
         <w:t>job</w:t>
       </w:r>
       <w:r>
         <w:rPr>
           <w:spacing w:val="-4"/>
         </w:rPr>
-        <w:t> </w:t>
-      </w:r>
-      <w:r>
-        <w:rPr/>
+        <w:t xml:space="preserve"> </w:t>
+      </w:r>
+      <w:r>
         <w:t>better,</w:t>
       </w:r>
       <w:r>
         <w:rPr>
           <w:spacing w:val="-4"/>
         </w:rPr>
-        <w:t> </w:t>
-      </w:r>
-      <w:r>
-        <w:rPr/>
+        <w:t xml:space="preserve"> </w:t>
+      </w:r>
+      <w:r>
         <w:t>or</w:t>
       </w:r>
       <w:r>
         <w:rPr>
           <w:spacing w:val="-4"/>
         </w:rPr>
-        <w:t> </w:t>
-      </w:r>
-      <w:r>
-        <w:rPr/>
+        <w:t xml:space="preserve"> </w:t>
+      </w:r>
+      <w:r>
         <w:t>about</w:t>
       </w:r>
       <w:r>
         <w:rPr>
           <w:spacing w:val="-4"/>
         </w:rPr>
-        <w:t> </w:t>
-      </w:r>
-      <w:r>
-        <w:rPr/>
+        <w:t xml:space="preserve"> </w:t>
+      </w:r>
+      <w:r>
         <w:t>accessing something new: a role, a client, a side income?"</w:t>
       </w:r>
     </w:p>
@@ -5453,137 +5256,123 @@
         <w:ind w:right="1091"/>
       </w:pPr>
       <w:r>
-        <w:rPr/>
         <w:t>Nudge:</w:t>
       </w:r>
       <w:r>
         <w:rPr>
           <w:spacing w:val="-4"/>
         </w:rPr>
-        <w:t> </w:t>
-      </w:r>
-      <w:r>
-        <w:rPr/>
+        <w:t xml:space="preserve"> </w:t>
+      </w:r>
+      <w:r>
         <w:t>if</w:t>
       </w:r>
       <w:r>
         <w:rPr>
           <w:spacing w:val="-4"/>
         </w:rPr>
-        <w:t> </w:t>
-      </w:r>
-      <w:r>
-        <w:rPr/>
+        <w:t xml:space="preserve"> </w:t>
+      </w:r>
+      <w:r>
         <w:t>vague</w:t>
       </w:r>
       <w:r>
         <w:rPr>
           <w:spacing w:val="-4"/>
         </w:rPr>
-        <w:t> </w:t>
-      </w:r>
-      <w:r>
-        <w:rPr/>
+        <w:t xml:space="preserve"> </w:t>
+      </w:r>
+      <w:r>
         <w:t>→</w:t>
       </w:r>
       <w:r>
         <w:rPr>
           <w:spacing w:val="-4"/>
         </w:rPr>
-        <w:t> </w:t>
-      </w:r>
-      <w:r>
-        <w:rPr/>
+        <w:t xml:space="preserve"> </w:t>
+      </w:r>
+      <w:r>
         <w:t>"What</w:t>
       </w:r>
       <w:r>
         <w:rPr>
           <w:spacing w:val="-4"/>
         </w:rPr>
-        <w:t> </w:t>
-      </w:r>
-      <w:r>
-        <w:rPr/>
+        <w:t xml:space="preserve"> </w:t>
+      </w:r>
+      <w:r>
         <w:t>specifically</w:t>
       </w:r>
       <w:r>
         <w:rPr>
           <w:spacing w:val="-4"/>
         </w:rPr>
-        <w:t> </w:t>
-      </w:r>
-      <w:r>
-        <w:rPr/>
+        <w:t xml:space="preserve"> </w:t>
+      </w:r>
+      <w:r>
         <w:t>did</w:t>
       </w:r>
       <w:r>
         <w:rPr>
           <w:spacing w:val="-4"/>
         </w:rPr>
-        <w:t> </w:t>
-      </w:r>
-      <w:r>
-        <w:rPr/>
+        <w:t xml:space="preserve"> </w:t>
+      </w:r>
+      <w:r>
         <w:t>you</w:t>
       </w:r>
       <w:r>
         <w:rPr>
           <w:spacing w:val="-4"/>
         </w:rPr>
-        <w:t> </w:t>
-      </w:r>
-      <w:r>
-        <w:rPr/>
+        <w:t xml:space="preserve"> </w:t>
+      </w:r>
+      <w:r>
         <w:t>do</w:t>
       </w:r>
       <w:r>
         <w:rPr>
           <w:spacing w:val="-4"/>
         </w:rPr>
-        <w:t> </w:t>
-      </w:r>
-      <w:r>
-        <w:rPr/>
+        <w:t xml:space="preserve"> </w:t>
+      </w:r>
+      <w:r>
         <w:t>differently</w:t>
       </w:r>
       <w:r>
         <w:rPr>
           <w:spacing w:val="-4"/>
         </w:rPr>
-        <w:t> </w:t>
-      </w:r>
-      <w:r>
-        <w:rPr/>
+        <w:t xml:space="preserve"> </w:t>
+      </w:r>
+      <w:r>
         <w:t>that</w:t>
       </w:r>
       <w:r>
         <w:rPr>
           <w:spacing w:val="-4"/>
         </w:rPr>
-        <w:t> </w:t>
-      </w:r>
-      <w:r>
-        <w:rPr/>
+        <w:t xml:space="preserve"> </w:t>
+      </w:r>
+      <w:r>
         <w:t>led</w:t>
       </w:r>
       <w:r>
         <w:rPr>
           <w:spacing w:val="-4"/>
         </w:rPr>
-        <w:t> </w:t>
-      </w:r>
-      <w:r>
-        <w:rPr/>
+        <w:t xml:space="preserve"> </w:t>
+      </w:r>
+      <w:r>
         <w:t>to</w:t>
       </w:r>
       <w:r>
         <w:rPr>
           <w:spacing w:val="-4"/>
         </w:rPr>
-        <w:t> </w:t>
-      </w:r>
-      <w:r>
-        <w:rPr/>
+        <w:t xml:space="preserve"> </w:t>
+      </w:r>
+      <w:r>
         <w:t>that?" Anchor 4 — Spread Effect (asked to all, kept short):</w:t>
       </w:r>
     </w:p>
@@ -5593,308 +5382,280 @@
         <w:spacing w:line="276" w:lineRule="auto"/>
       </w:pPr>
       <w:r>
-        <w:rPr/>
         <w:t>"Have</w:t>
       </w:r>
       <w:r>
         <w:rPr>
           <w:spacing w:val="-4"/>
         </w:rPr>
-        <w:t> </w:t>
-      </w:r>
-      <w:r>
-        <w:rPr/>
+        <w:t xml:space="preserve"> </w:t>
+      </w:r>
+      <w:r>
         <w:t>you</w:t>
       </w:r>
       <w:r>
         <w:rPr>
           <w:spacing w:val="-4"/>
         </w:rPr>
-        <w:t> </w:t>
-      </w:r>
-      <w:r>
-        <w:rPr/>
+        <w:t xml:space="preserve"> </w:t>
+      </w:r>
+      <w:r>
         <w:t>shared</w:t>
       </w:r>
       <w:r>
         <w:rPr>
           <w:spacing w:val="-4"/>
         </w:rPr>
-        <w:t> </w:t>
-      </w:r>
-      <w:r>
-        <w:rPr/>
+        <w:t xml:space="preserve"> </w:t>
+      </w:r>
+      <w:r>
         <w:t>anything</w:t>
       </w:r>
       <w:r>
         <w:rPr>
           <w:spacing w:val="-4"/>
         </w:rPr>
-        <w:t> </w:t>
-      </w:r>
-      <w:r>
-        <w:rPr/>
+        <w:t xml:space="preserve"> </w:t>
+      </w:r>
+      <w:r>
         <w:t>from</w:t>
       </w:r>
       <w:r>
         <w:rPr>
           <w:spacing w:val="-4"/>
         </w:rPr>
-        <w:t> </w:t>
-      </w:r>
-      <w:r>
-        <w:rPr/>
+        <w:t xml:space="preserve"> </w:t>
+      </w:r>
+      <w:r>
         <w:t>the</w:t>
       </w:r>
       <w:r>
         <w:rPr>
           <w:spacing w:val="-4"/>
         </w:rPr>
-        <w:t> </w:t>
-      </w:r>
-      <w:r>
-        <w:rPr/>
+        <w:t xml:space="preserve"> </w:t>
+      </w:r>
+      <w:r>
         <w:t>training</w:t>
       </w:r>
       <w:r>
         <w:rPr>
           <w:spacing w:val="-4"/>
         </w:rPr>
-        <w:t> </w:t>
-      </w:r>
-      <w:r>
-        <w:rPr/>
+        <w:t xml:space="preserve"> </w:t>
+      </w:r>
+      <w:r>
         <w:t>with</w:t>
       </w:r>
       <w:r>
         <w:rPr>
           <w:spacing w:val="-4"/>
         </w:rPr>
-        <w:t> </w:t>
-      </w:r>
-      <w:r>
-        <w:rPr/>
+        <w:t xml:space="preserve"> </w:t>
+      </w:r>
+      <w:r>
         <w:t>colleagues,</w:t>
       </w:r>
       <w:r>
         <w:rPr>
           <w:spacing w:val="-4"/>
         </w:rPr>
-        <w:t> </w:t>
-      </w:r>
-      <w:r>
-        <w:rPr/>
+        <w:t xml:space="preserve"> </w:t>
+      </w:r>
+      <w:r>
         <w:t>or</w:t>
       </w:r>
       <w:r>
         <w:rPr>
           <w:spacing w:val="-4"/>
         </w:rPr>
-        <w:t> </w:t>
-      </w:r>
-      <w:r>
-        <w:rPr/>
+        <w:t xml:space="preserve"> </w:t>
+      </w:r>
+      <w:r>
         <w:t>changed</w:t>
       </w:r>
       <w:r>
         <w:rPr>
           <w:spacing w:val="-4"/>
         </w:rPr>
-        <w:t> </w:t>
-      </w:r>
-      <w:r>
-        <w:rPr/>
+        <w:t xml:space="preserve"> </w:t>
+      </w:r>
+      <w:r>
         <w:t>how</w:t>
       </w:r>
       <w:r>
         <w:rPr>
           <w:spacing w:val="-4"/>
         </w:rPr>
-        <w:t> </w:t>
-      </w:r>
-      <w:r>
-        <w:rPr/>
+        <w:t xml:space="preserve"> </w:t>
+      </w:r>
+      <w:r>
         <w:t>your</w:t>
       </w:r>
       <w:r>
         <w:rPr>
           <w:spacing w:val="-4"/>
         </w:rPr>
-        <w:t> </w:t>
-      </w:r>
-      <w:r>
-        <w:rPr/>
+        <w:t xml:space="preserve"> </w:t>
+      </w:r>
+      <w:r>
         <w:t>team works as a result? What happened?"</w:t>
       </w:r>
     </w:p>
     <w:p>
       <w:pPr>
         <w:pStyle w:val="BodyText"/>
-        <w:spacing w:after="0" w:line="276" w:lineRule="auto"/>
+        <w:spacing w:line="276" w:lineRule="auto"/>
         <w:sectPr>
           <w:pgSz w:w="11920" w:h="16840"/>
-          <w:pgMar w:top="1360" w:bottom="280" w:left="1417" w:right="1417"/>
+          <w:pgMar w:top="1360" w:right="1417" w:bottom="280" w:left="1417" w:header="720" w:footer="720" w:gutter="0"/>
+          <w:cols w:space="720"/>
         </w:sectPr>
       </w:pPr>
     </w:p>
     <w:p>
       <w:pPr>
         <w:pStyle w:val="BodyText"/>
-        <w:spacing w:line="276" w:lineRule="auto" w:before="80"/>
+        <w:spacing w:before="80" w:line="276" w:lineRule="auto"/>
         <w:ind w:right="489"/>
       </w:pPr>
       <w:r>
-        <w:rPr/>
+        <w:lastRenderedPageBreak/>
         <w:t>Nudge:</w:t>
       </w:r>
       <w:r>
         <w:rPr>
           <w:spacing w:val="-4"/>
         </w:rPr>
-        <w:t> </w:t>
-      </w:r>
-      <w:r>
-        <w:rPr/>
+        <w:t xml:space="preserve"> </w:t>
+      </w:r>
+      <w:r>
         <w:t>if</w:t>
       </w:r>
       <w:r>
         <w:rPr>
           <w:spacing w:val="-4"/>
         </w:rPr>
-        <w:t> </w:t>
-      </w:r>
-      <w:r>
-        <w:rPr/>
+        <w:t xml:space="preserve"> </w:t>
+      </w:r>
+      <w:r>
         <w:t>affirmative</w:t>
       </w:r>
       <w:r>
         <w:rPr>
           <w:spacing w:val="-4"/>
         </w:rPr>
-        <w:t> </w:t>
-      </w:r>
-      <w:r>
-        <w:rPr/>
+        <w:t xml:space="preserve"> </w:t>
+      </w:r>
+      <w:r>
         <w:t>but</w:t>
       </w:r>
       <w:r>
         <w:rPr>
           <w:spacing w:val="-4"/>
         </w:rPr>
-        <w:t> </w:t>
-      </w:r>
-      <w:r>
-        <w:rPr/>
+        <w:t xml:space="preserve"> </w:t>
+      </w:r>
+      <w:r>
         <w:t>vague</w:t>
       </w:r>
       <w:r>
         <w:rPr>
           <w:spacing w:val="-4"/>
         </w:rPr>
-        <w:t> </w:t>
-      </w:r>
-      <w:r>
-        <w:rPr/>
+        <w:t xml:space="preserve"> </w:t>
+      </w:r>
+      <w:r>
         <w:t>→</w:t>
       </w:r>
       <w:r>
         <w:rPr>
           <w:spacing w:val="-4"/>
         </w:rPr>
-        <w:t> </w:t>
-      </w:r>
-      <w:r>
-        <w:rPr/>
+        <w:t xml:space="preserve"> </w:t>
+      </w:r>
+      <w:r>
         <w:t>"What</w:t>
       </w:r>
       <w:r>
         <w:rPr>
           <w:spacing w:val="-4"/>
         </w:rPr>
-        <w:t> </w:t>
-      </w:r>
-      <w:r>
-        <w:rPr/>
+        <w:t xml:space="preserve"> </w:t>
+      </w:r>
+      <w:r>
         <w:t>specifically</w:t>
       </w:r>
       <w:r>
         <w:rPr>
           <w:spacing w:val="-4"/>
         </w:rPr>
-        <w:t> </w:t>
-      </w:r>
-      <w:r>
-        <w:rPr/>
+        <w:t xml:space="preserve"> </w:t>
+      </w:r>
+      <w:r>
         <w:t>did</w:t>
       </w:r>
       <w:r>
         <w:rPr>
           <w:spacing w:val="-4"/>
         </w:rPr>
-        <w:t> </w:t>
-      </w:r>
-      <w:r>
-        <w:rPr/>
+        <w:t xml:space="preserve"> </w:t>
+      </w:r>
+      <w:r>
         <w:t>you</w:t>
       </w:r>
       <w:r>
         <w:rPr>
           <w:spacing w:val="-4"/>
         </w:rPr>
-        <w:t> </w:t>
-      </w:r>
-      <w:r>
-        <w:rPr/>
+        <w:t xml:space="preserve"> </w:t>
+      </w:r>
+      <w:r>
         <w:t>share,</w:t>
       </w:r>
       <w:r>
         <w:rPr>
           <w:spacing w:val="-4"/>
         </w:rPr>
-        <w:t> </w:t>
-      </w:r>
-      <w:r>
-        <w:rPr/>
+        <w:t xml:space="preserve"> </w:t>
+      </w:r>
+      <w:r>
         <w:t>and</w:t>
       </w:r>
       <w:r>
         <w:rPr>
           <w:spacing w:val="-4"/>
         </w:rPr>
-        <w:t> </w:t>
-      </w:r>
-      <w:r>
-        <w:rPr/>
+        <w:t xml:space="preserve"> </w:t>
+      </w:r>
+      <w:r>
         <w:t>how</w:t>
       </w:r>
       <w:r>
         <w:rPr>
           <w:spacing w:val="-4"/>
         </w:rPr>
-        <w:t> </w:t>
-      </w:r>
-      <w:r>
-        <w:rPr/>
+        <w:t xml:space="preserve"> </w:t>
+      </w:r>
+      <w:r>
         <w:t>did</w:t>
       </w:r>
       <w:r>
         <w:rPr>
           <w:spacing w:val="-4"/>
         </w:rPr>
-        <w:t> </w:t>
-      </w:r>
-      <w:r>
-        <w:rPr/>
+        <w:t xml:space="preserve"> </w:t>
+      </w:r>
+      <w:r>
         <w:t>it</w:t>
       </w:r>
       <w:r>
         <w:rPr>
           <w:spacing w:val="-4"/>
         </w:rPr>
-        <w:t> </w:t>
-      </w:r>
-      <w:r>
-        <w:rPr/>
+        <w:t xml:space="preserve"> </w:t>
+      </w:r>
+      <w:r>
         <w:t>land?" Catch-all (asked to all):</w:t>
       </w:r>
     </w:p>
@@ -5904,157 +5665,141 @@
         <w:spacing w:line="276" w:lineRule="auto"/>
       </w:pPr>
       <w:r>
-        <w:rPr/>
         <w:t>"If</w:t>
       </w:r>
       <w:r>
         <w:rPr>
           <w:spacing w:val="-3"/>
         </w:rPr>
-        <w:t> </w:t>
-      </w:r>
-      <w:r>
-        <w:rPr/>
+        <w:t xml:space="preserve"> </w:t>
+      </w:r>
+      <w:r>
         <w:t>AI</w:t>
       </w:r>
       <w:r>
         <w:rPr>
           <w:spacing w:val="-3"/>
         </w:rPr>
-        <w:t> </w:t>
-      </w:r>
-      <w:r>
-        <w:rPr/>
+        <w:t xml:space="preserve"> </w:t>
+      </w:r>
+      <w:r>
         <w:t>literacy</w:t>
       </w:r>
       <w:r>
         <w:rPr>
           <w:spacing w:val="-3"/>
         </w:rPr>
-        <w:t> </w:t>
-      </w:r>
-      <w:r>
-        <w:rPr/>
+        <w:t xml:space="preserve"> </w:t>
+      </w:r>
+      <w:r>
         <w:t>training</w:t>
       </w:r>
       <w:r>
         <w:rPr>
           <w:spacing w:val="-3"/>
         </w:rPr>
-        <w:t> </w:t>
-      </w:r>
-      <w:r>
-        <w:rPr/>
+        <w:t xml:space="preserve"> </w:t>
+      </w:r>
+      <w:r>
         <w:t>could</w:t>
       </w:r>
       <w:r>
         <w:rPr>
           <w:spacing w:val="-3"/>
         </w:rPr>
-        <w:t> </w:t>
-      </w:r>
-      <w:r>
-        <w:rPr/>
+        <w:t xml:space="preserve"> </w:t>
+      </w:r>
+      <w:r>
         <w:t>have</w:t>
       </w:r>
       <w:r>
         <w:rPr>
           <w:spacing w:val="-3"/>
         </w:rPr>
-        <w:t> </w:t>
-      </w:r>
-      <w:r>
-        <w:rPr/>
+        <w:t xml:space="preserve"> </w:t>
+      </w:r>
+      <w:r>
         <w:t>done</w:t>
       </w:r>
       <w:r>
         <w:rPr>
           <w:spacing w:val="-3"/>
         </w:rPr>
-        <w:t> </w:t>
-      </w:r>
-      <w:r>
-        <w:rPr/>
+        <w:t xml:space="preserve"> </w:t>
+      </w:r>
+      <w:r>
         <w:t>ONE</w:t>
       </w:r>
       <w:r>
         <w:rPr>
           <w:spacing w:val="-3"/>
         </w:rPr>
-        <w:t> </w:t>
-      </w:r>
-      <w:r>
-        <w:rPr/>
+        <w:t xml:space="preserve"> </w:t>
+      </w:r>
+      <w:r>
         <w:t>more</w:t>
       </w:r>
       <w:r>
         <w:rPr>
           <w:spacing w:val="-3"/>
         </w:rPr>
-        <w:t> </w:t>
-      </w:r>
-      <w:r>
-        <w:rPr/>
+        <w:t xml:space="preserve"> </w:t>
+      </w:r>
+      <w:r>
         <w:t>thing</w:t>
       </w:r>
       <w:r>
         <w:rPr>
           <w:spacing w:val="-3"/>
         </w:rPr>
-        <w:t> </w:t>
-      </w:r>
-      <w:r>
-        <w:rPr/>
+        <w:t xml:space="preserve"> </w:t>
+      </w:r>
+      <w:r>
         <w:t>to</w:t>
       </w:r>
       <w:r>
         <w:rPr>
           <w:spacing w:val="-3"/>
         </w:rPr>
-        <w:t> </w:t>
-      </w:r>
-      <w:r>
-        <w:rPr/>
+        <w:t xml:space="preserve"> </w:t>
+      </w:r>
+      <w:r>
         <w:t>actually</w:t>
       </w:r>
       <w:r>
         <w:rPr>
           <w:spacing w:val="-3"/>
         </w:rPr>
-        <w:t> </w:t>
-      </w:r>
-      <w:r>
-        <w:rPr/>
+        <w:t xml:space="preserve"> </w:t>
+      </w:r>
+      <w:r>
         <w:t>move</w:t>
       </w:r>
       <w:r>
         <w:rPr>
           <w:spacing w:val="-3"/>
         </w:rPr>
-        <w:t> </w:t>
-      </w:r>
-      <w:r>
-        <w:rPr/>
+        <w:t xml:space="preserve"> </w:t>
+      </w:r>
+      <w:r>
         <w:t>your</w:t>
       </w:r>
       <w:r>
         <w:rPr>
           <w:spacing w:val="-3"/>
         </w:rPr>
-        <w:t> </w:t>
-      </w:r>
-      <w:r>
-        <w:rPr/>
+        <w:t xml:space="preserve"> </w:t>
+      </w:r>
+      <w:r>
         <w:t>income</w:t>
       </w:r>
       <w:r>
         <w:rPr>
           <w:spacing w:val="-3"/>
         </w:rPr>
-        <w:t> </w:t>
-      </w:r>
-      <w:r>
-        <w:rPr/>
+        <w:t xml:space="preserve"> </w:t>
+      </w:r>
+      <w:r>
         <w:t>or opportunities, what would that have been?" (logged verbatim, not force-coded)</w:t>
       </w:r>
     </w:p>
@@ -6063,44 +5808,40 @@
         <w:pStyle w:val="BodyText"/>
       </w:pPr>
       <w:r>
-        <w:rPr/>
         <w:t>Wrap</w:t>
       </w:r>
       <w:r>
         <w:rPr>
           <w:spacing w:val="-5"/>
         </w:rPr>
-        <w:t> </w:t>
-      </w:r>
-      <w:r>
-        <w:rPr/>
+        <w:t xml:space="preserve"> </w:t>
+      </w:r>
+      <w:r>
         <w:t>up</w:t>
       </w:r>
       <w:r>
         <w:rPr>
           <w:spacing w:val="-4"/>
         </w:rPr>
-        <w:t> </w:t>
-      </w:r>
-      <w:r>
-        <w:rPr/>
+        <w:t xml:space="preserve"> </w:t>
+      </w:r>
+      <w:r>
         <w:t>(asked</w:t>
       </w:r>
       <w:r>
         <w:rPr>
           <w:spacing w:val="-5"/>
         </w:rPr>
-        <w:t> </w:t>
-      </w:r>
-      <w:r>
-        <w:rPr/>
+        <w:t xml:space="preserve"> </w:t>
+      </w:r>
+      <w:r>
         <w:t>to</w:t>
       </w:r>
       <w:r>
         <w:rPr>
           <w:spacing w:val="-4"/>
         </w:rPr>
-        <w:t> </w:t>
+        <w:t xml:space="preserve"> </w:t>
       </w:r>
       <w:r>
         <w:rPr>
@@ -6112,151 +5853,136 @@
     <w:p>
       <w:pPr>
         <w:pStyle w:val="BodyText"/>
-        <w:spacing w:line="276" w:lineRule="auto" w:before="38"/>
+        <w:spacing w:before="38" w:line="276" w:lineRule="auto"/>
         <w:ind w:right="1091"/>
       </w:pPr>
       <w:r>
-        <w:rPr/>
         <w:t>“Is</w:t>
       </w:r>
       <w:r>
         <w:rPr>
           <w:spacing w:val="-4"/>
         </w:rPr>
-        <w:t> </w:t>
-      </w:r>
-      <w:r>
-        <w:rPr/>
+        <w:t xml:space="preserve"> </w:t>
+      </w:r>
+      <w:r>
         <w:t>there</w:t>
       </w:r>
       <w:r>
         <w:rPr>
           <w:spacing w:val="-4"/>
         </w:rPr>
-        <w:t> </w:t>
-      </w:r>
-      <w:r>
-        <w:rPr/>
+        <w:t xml:space="preserve"> </w:t>
+      </w:r>
+      <w:r>
         <w:t>anything</w:t>
       </w:r>
       <w:r>
         <w:rPr>
           <w:spacing w:val="-4"/>
         </w:rPr>
-        <w:t> </w:t>
-      </w:r>
-      <w:r>
-        <w:rPr/>
+        <w:t xml:space="preserve"> </w:t>
+      </w:r>
+      <w:r>
         <w:t>else</w:t>
       </w:r>
       <w:r>
         <w:rPr>
           <w:spacing w:val="-4"/>
         </w:rPr>
-        <w:t> </w:t>
-      </w:r>
-      <w:r>
-        <w:rPr/>
+        <w:t xml:space="preserve"> </w:t>
+      </w:r>
+      <w:r>
         <w:t>you</w:t>
       </w:r>
       <w:r>
         <w:rPr>
           <w:spacing w:val="-4"/>
         </w:rPr>
-        <w:t> </w:t>
-      </w:r>
-      <w:r>
-        <w:rPr/>
+        <w:t xml:space="preserve"> </w:t>
+      </w:r>
+      <w:r>
         <w:t>would</w:t>
       </w:r>
       <w:r>
         <w:rPr>
           <w:spacing w:val="-4"/>
         </w:rPr>
-        <w:t> </w:t>
-      </w:r>
-      <w:r>
-        <w:rPr/>
+        <w:t xml:space="preserve"> </w:t>
+      </w:r>
+      <w:r>
         <w:t>like</w:t>
       </w:r>
       <w:r>
         <w:rPr>
           <w:spacing w:val="-4"/>
         </w:rPr>
-        <w:t> </w:t>
-      </w:r>
-      <w:r>
-        <w:rPr/>
+        <w:t xml:space="preserve"> </w:t>
+      </w:r>
+      <w:r>
         <w:t>to</w:t>
       </w:r>
       <w:r>
         <w:rPr>
           <w:spacing w:val="-4"/>
         </w:rPr>
-        <w:t> </w:t>
-      </w:r>
-      <w:r>
-        <w:rPr/>
+        <w:t xml:space="preserve"> </w:t>
+      </w:r>
+      <w:r>
         <w:t>add</w:t>
       </w:r>
       <w:r>
         <w:rPr>
           <w:spacing w:val="-4"/>
         </w:rPr>
-        <w:t> </w:t>
-      </w:r>
-      <w:r>
-        <w:rPr/>
+        <w:t xml:space="preserve"> </w:t>
+      </w:r>
+      <w:r>
         <w:t>that</w:t>
       </w:r>
       <w:r>
         <w:rPr>
           <w:spacing w:val="-4"/>
         </w:rPr>
-        <w:t> </w:t>
-      </w:r>
-      <w:r>
-        <w:rPr/>
+        <w:t xml:space="preserve"> </w:t>
+      </w:r>
+      <w:r>
         <w:t>we</w:t>
       </w:r>
       <w:r>
         <w:rPr>
           <w:spacing w:val="-4"/>
         </w:rPr>
-        <w:t> </w:t>
-      </w:r>
-      <w:r>
-        <w:rPr/>
+        <w:t xml:space="preserve"> </w:t>
+      </w:r>
+      <w:r>
         <w:t>have</w:t>
       </w:r>
       <w:r>
         <w:rPr>
           <w:spacing w:val="-4"/>
         </w:rPr>
-        <w:t> </w:t>
-      </w:r>
-      <w:r>
-        <w:rPr/>
+        <w:t xml:space="preserve"> </w:t>
+      </w:r>
+      <w:r>
         <w:t>not</w:t>
       </w:r>
       <w:r>
         <w:rPr>
           <w:spacing w:val="-4"/>
         </w:rPr>
-        <w:t> </w:t>
-      </w:r>
-      <w:r>
-        <w:rPr/>
+        <w:t xml:space="preserve"> </w:t>
+      </w:r>
+      <w:r>
         <w:t>yet</w:t>
       </w:r>
       <w:r>
         <w:rPr>
           <w:spacing w:val="-4"/>
         </w:rPr>
-        <w:t> </w:t>
-      </w:r>
-      <w:r>
-        <w:rPr/>
+        <w:t xml:space="preserve"> </w:t>
+      </w:r>
+      <w:r>
         <w:t>discussed?” Close (asked to all):</w:t>
       </w:r>
     </w:p>
@@ -6267,157 +5993,144 @@
         <w:ind w:right="100"/>
       </w:pPr>
       <w:r>
-        <w:rPr/>
         <w:t>"Thanks</w:t>
       </w:r>
       <w:r>
         <w:rPr>
           <w:spacing w:val="-5"/>
         </w:rPr>
-        <w:t> </w:t>
-      </w:r>
-      <w:r>
-        <w:rPr/>
+        <w:t xml:space="preserve"> </w:t>
+      </w:r>
+      <w:r>
         <w:t>—</w:t>
       </w:r>
       <w:r>
         <w:rPr>
           <w:spacing w:val="-5"/>
         </w:rPr>
-        <w:t> </w:t>
-      </w:r>
-      <w:r>
-        <w:rPr/>
+        <w:t xml:space="preserve"> </w:t>
+      </w:r>
+      <w:r>
         <w:t>that's</w:t>
       </w:r>
       <w:r>
         <w:rPr>
           <w:spacing w:val="-5"/>
         </w:rPr>
-        <w:t> </w:t>
-      </w:r>
-      <w:r>
-        <w:rPr/>
+        <w:t xml:space="preserve"> </w:t>
+      </w:r>
+      <w:r>
         <w:t>everything</w:t>
       </w:r>
       <w:r>
         <w:rPr>
           <w:spacing w:val="-5"/>
         </w:rPr>
-        <w:t> </w:t>
-      </w:r>
-      <w:r>
-        <w:rPr/>
+        <w:t xml:space="preserve"> </w:t>
+      </w:r>
+      <w:r>
         <w:t>I</w:t>
       </w:r>
       <w:r>
         <w:rPr>
           <w:spacing w:val="-5"/>
         </w:rPr>
-        <w:t> </w:t>
-      </w:r>
-      <w:r>
-        <w:rPr/>
+        <w:t xml:space="preserve"> </w:t>
+      </w:r>
+      <w:r>
         <w:t>needed.</w:t>
       </w:r>
       <w:r>
         <w:rPr>
           <w:spacing w:val="-5"/>
         </w:rPr>
-        <w:t> </w:t>
-      </w:r>
-      <w:r>
-        <w:rPr/>
+        <w:t xml:space="preserve"> </w:t>
+      </w:r>
+      <w:r>
         <w:t>Your</w:t>
       </w:r>
       <w:r>
         <w:rPr>
           <w:spacing w:val="-5"/>
         </w:rPr>
-        <w:t> </w:t>
-      </w:r>
-      <w:r>
-        <w:rPr/>
+        <w:t xml:space="preserve"> </w:t>
+      </w:r>
+      <w:r>
         <w:t>responses</w:t>
       </w:r>
       <w:r>
         <w:rPr>
           <w:spacing w:val="-5"/>
         </w:rPr>
-        <w:t> </w:t>
-      </w:r>
-      <w:r>
-        <w:rPr/>
+        <w:t xml:space="preserve"> </w:t>
+      </w:r>
+      <w:r>
         <w:t>will</w:t>
       </w:r>
       <w:r>
         <w:rPr>
           <w:spacing w:val="-5"/>
         </w:rPr>
-        <w:t> </w:t>
-      </w:r>
-      <w:r>
-        <w:rPr/>
+        <w:t xml:space="preserve"> </w:t>
+      </w:r>
+      <w:r>
         <w:t>be</w:t>
       </w:r>
       <w:r>
         <w:rPr>
           <w:spacing w:val="-5"/>
         </w:rPr>
-        <w:t> </w:t>
-      </w:r>
-      <w:r>
-        <w:rPr/>
+        <w:t xml:space="preserve"> </w:t>
+      </w:r>
+      <w:r>
         <w:t>anonymized</w:t>
       </w:r>
       <w:r>
         <w:rPr>
           <w:spacing w:val="-5"/>
         </w:rPr>
-        <w:t> </w:t>
-      </w:r>
-      <w:r>
-        <w:rPr/>
+        <w:t xml:space="preserve"> </w:t>
+      </w:r>
+      <w:r>
         <w:t>and</w:t>
       </w:r>
       <w:r>
         <w:rPr>
           <w:spacing w:val="-5"/>
         </w:rPr>
-        <w:t> </w:t>
-      </w:r>
-      <w:r>
-        <w:rPr/>
+        <w:t xml:space="preserve"> </w:t>
+      </w:r>
+      <w:r>
         <w:t>used</w:t>
       </w:r>
       <w:r>
         <w:rPr>
           <w:spacing w:val="-5"/>
         </w:rPr>
-        <w:t> </w:t>
-      </w:r>
-      <w:r>
-        <w:rPr/>
+        <w:t xml:space="preserve"> </w:t>
+      </w:r>
+      <w:r>
         <w:t>to shape future training."</w:t>
       </w:r>
     </w:p>
     <w:sectPr>
       <w:pgSz w:w="11920" w:h="16840"/>
-      <w:pgMar w:top="1360" w:bottom="280" w:left="1417" w:right="1417"/>
+      <w:pgMar w:top="1360" w:right="1417" w:bottom="280" w:left="1417" w:header="720" w:footer="720" w:gutter="0"/>
+      <w:cols w:space="720"/>
     </w:sectPr>
   </w:body>
 </w:document>
 </file>
 
 <file path=word/styles.xml><?xml version="1.0" encoding="utf-8"?>
-<w:styles xmlns:r="http://schemas.openxmlformats.org/officeDocument/2006/relationships" xmlns:w="http://schemas.openxmlformats.org/wordprocessingml/2006/main">
+<w:styles xmlns:mc="http://schemas.openxmlformats.org/markup-compatibility/2006" xmlns:r="http://schemas.openxmlformats.org/officeDocument/2006/relationships" xmlns:w="http://schemas.openxmlformats.org/wordprocessingml/2006/main" xmlns:w14="http://schemas.microsoft.com/office/word/2010/wordml" xmlns:w15="http://schemas.microsoft.com/office/word/2012/wordml" xmlns:w16cex="http://schemas.microsoft.com/office/word/2018/wordml/cex" xmlns:w16cid="http://schemas.microsoft.com/office/word/2016/wordml/cid" xmlns:w16="http://schemas.microsoft.com/office/word/2018/wordml" xmlns:w16du="http://schemas.microsoft.com/office/word/2023/wordml/word16du" xmlns:w16sdtdh="http://schemas.microsoft.com/office/word/2020/wordml/sdtdatahash" xmlns:w16sdtfl="http://schemas.microsoft.com/office/word/2024/wordml/sdtformatlock" xmlns:w16se="http://schemas.microsoft.com/office/word/2015/wordml/symex" mc:Ignorable="w14 w15 w16se w16cid w16 w16cex w16sdtdh w16sdtfl w16du">
   <w:docDefaults>
     <w:rPrDefault>
       <w:rPr>
-        <w:rFonts w:cstheme="minorBidi" w:hAnsiTheme="minorHAnsi" w:eastAsiaTheme="minorHAnsi" w:asciiTheme="minorHAnsi"/>
+        <w:rFonts w:asciiTheme="minorHAnsi" w:eastAsiaTheme="minorHAnsi" w:hAnsiTheme="minorHAnsi" w:cstheme="minorBidi"/>
         <w:sz w:val="22"/>
         <w:szCs w:val="22"/>
-        <w:lang w:val="en-US" w:bidi="ar-SA" w:eastAsia="en-US"/>
+        <w:lang w:val="en-US" w:eastAsia="en-US" w:bidi="ar-SA"/>
       </w:rPr>
     </w:rPrDefault>
     <w:pPrDefault>
@@ -6425,51 +6138,439 @@
         <w:widowControl w:val="0"/>
         <w:autoSpaceDE w:val="0"/>
         <w:autoSpaceDN w:val="0"/>
-        <w:spacing w:lineRule="auto" w:line="240" w:before="0" w:after="0"/>
-        <w:ind w:left="0" w:right="0"/>
-        <w:jc w:val="left"/>
       </w:pPr>
     </w:pPrDefault>
   </w:docDefaults>
-  <w:style w:styleId="DefaultParagraphFont" w:default="1" w:type="character">
+  <w:latentStyles w:defLockedState="0" w:defUIPriority="99" w:defSemiHidden="0" w:defUnhideWhenUsed="0" w:defQFormat="0" w:count="376">
+    <w:lsdException w:name="Normal" w:uiPriority="0" w:qFormat="1"/>
+    <w:lsdException w:name="heading 1" w:uiPriority="9" w:qFormat="1"/>
+    <w:lsdException w:name="heading 2" w:semiHidden="1" w:uiPriority="9" w:unhideWhenUsed="1" w:qFormat="1"/>
+    <w:lsdException w:name="heading 3" w:semiHidden="1" w:uiPriority="9" w:unhideWhenUsed="1" w:qFormat="1"/>
+    <w:lsdException w:name="heading 4" w:semiHidden="1" w:uiPriority="9" w:unhideWhenUsed="1" w:qFormat="1"/>
+    <w:lsdException w:name="heading 5" w:semiHidden="1" w:uiPriority="9" w:unhideWhenUsed="1" w:qFormat="1"/>
+    <w:lsdException w:name="heading 6" w:semiHidden="1" w:uiPriority="9" w:unhideWhenUsed="1" w:qFormat="1"/>
+    <w:lsdException w:name="heading 7" w:semiHidden="1" w:uiPriority="9" w:unhideWhenUsed="1" w:qFormat="1"/>
+    <w:lsdException w:name="heading 8" w:semiHidden="1" w:uiPriority="9" w:unhideWhenUsed="1" w:qFormat="1"/>
+    <w:lsdException w:name="heading 9" w:semiHidden="1" w:uiPriority="9" w:unhideWhenUsed="1" w:qFormat="1"/>
+    <w:lsdException w:name="index 1" w:semiHidden="1" w:unhideWhenUsed="1"/>
+    <w:lsdException w:name="index 2" w:semiHidden="1" w:unhideWhenUsed="1"/>
+    <w:lsdException w:name="index 3" w:semiHidden="1" w:unhideWhenUsed="1"/>
+    <w:lsdException w:name="index 4" w:semiHidden="1" w:unhideWhenUsed="1"/>
+    <w:lsdException w:name="index 5" w:semiHidden="1" w:unhideWhenUsed="1"/>
+    <w:lsdException w:name="index 6" w:semiHidden="1" w:unhideWhenUsed="1"/>
+    <w:lsdException w:name="index 7" w:semiHidden="1" w:unhideWhenUsed="1"/>
+    <w:lsdException w:name="index 8" w:semiHidden="1" w:unhideWhenUsed="1"/>
+    <w:lsdException w:name="index 9" w:semiHidden="1" w:unhideWhenUsed="1"/>
+    <w:lsdException w:name="toc 1" w:semiHidden="1" w:uiPriority="39" w:unhideWhenUsed="1"/>
+    <w:lsdException w:name="toc 2" w:semiHidden="1" w:uiPriority="39" w:unhideWhenUsed="1"/>
+    <w:lsdException w:name="toc 3" w:semiHidden="1" w:uiPriority="39" w:unhideWhenUsed="1"/>
+    <w:lsdException w:name="toc 4" w:semiHidden="1" w:uiPriority="39" w:unhideWhenUsed="1"/>
+    <w:lsdException w:name="toc 5" w:semiHidden="1" w:uiPriority="39" w:unhideWhenUsed="1"/>
+    <w:lsdException w:name="toc 6" w:semiHidden="1" w:uiPriority="39" w:unhideWhenUsed="1"/>
+    <w:lsdException w:name="toc 7" w:semiHidden="1" w:uiPriority="39" w:unhideWhenUsed="1"/>
+    <w:lsdException w:name="toc 8" w:semiHidden="1" w:uiPriority="39" w:unhideWhenUsed="1"/>
+    <w:lsdException w:name="toc 9" w:semiHidden="1" w:uiPriority="39" w:unhideWhenUsed="1"/>
+    <w:lsdException w:name="Normal Indent" w:semiHidden="1" w:unhideWhenUsed="1"/>
+    <w:lsdException w:name="footnote text" w:semiHidden="1" w:unhideWhenUsed="1"/>
+    <w:lsdException w:name="annotation text" w:semiHidden="1" w:unhideWhenUsed="1"/>
+    <w:lsdException w:name="header" w:semiHidden="1" w:unhideWhenUsed="1"/>
+    <w:lsdException w:name="footer" w:semiHidden="1" w:unhideWhenUsed="1"/>
+    <w:lsdException w:name="index heading" w:semiHidden="1" w:unhideWhenUsed="1"/>
+    <w:lsdException w:name="caption" w:semiHidden="1" w:uiPriority="35" w:unhideWhenUsed="1" w:qFormat="1"/>
+    <w:lsdException w:name="table of figures" w:semiHidden="1" w:unhideWhenUsed="1"/>
+    <w:lsdException w:name="envelope address" w:semiHidden="1" w:unhideWhenUsed="1"/>
+    <w:lsdException w:name="envelope return" w:semiHidden="1" w:unhideWhenUsed="1"/>
+    <w:lsdException w:name="footnote reference" w:semiHidden="1" w:unhideWhenUsed="1"/>
+    <w:lsdException w:name="annotation reference" w:semiHidden="1" w:unhideWhenUsed="1"/>
+    <w:lsdException w:name="line number" w:semiHidden="1" w:unhideWhenUsed="1"/>
+    <w:lsdException w:name="page number" w:semiHidden="1" w:unhideWhenUsed="1"/>
+    <w:lsdException w:name="endnote reference" w:semiHidden="1" w:unhideWhenUsed="1"/>
+    <w:lsdException w:name="endnote text" w:semiHidden="1" w:unhideWhenUsed="1"/>
+    <w:lsdException w:name="table of authorities" w:semiHidden="1" w:unhideWhenUsed="1"/>
+    <w:lsdException w:name="macro" w:semiHidden="1" w:unhideWhenUsed="1"/>
+    <w:lsdException w:name="toa heading" w:semiHidden="1" w:unhideWhenUsed="1"/>
+    <w:lsdException w:name="List" w:semiHidden="1" w:unhideWhenUsed="1"/>
+    <w:lsdException w:name="List Bullet" w:semiHidden="1" w:unhideWhenUsed="1"/>
+    <w:lsdException w:name="List Number" w:semiHidden="1" w:unhideWhenUsed="1"/>
+    <w:lsdException w:name="List 2" w:semiHidden="1" w:unhideWhenUsed="1"/>
+    <w:lsdException w:name="List 3" w:semiHidden="1" w:unhideWhenUsed="1"/>
+    <w:lsdException w:name="List 4" w:semiHidden="1" w:unhideWhenUsed="1"/>
+    <w:lsdException w:name="List 5" w:semiHidden="1" w:unhideWhenUsed="1"/>
+    <w:lsdException w:name="List Bullet 2" w:semiHidden="1" w:unhideWhenUsed="1"/>
+    <w:lsdException w:name="List Bullet 3" w:semiHidden="1" w:unhideWhenUsed="1"/>
+    <w:lsdException w:name="List Bullet 4" w:semiHidden="1" w:unhideWhenUsed="1"/>
+    <w:lsdException w:name="List Bullet 5" w:semiHidden="1" w:unhideWhenUsed="1"/>
+    <w:lsdException w:name="List Number 2" w:semiHidden="1" w:unhideWhenUsed="1"/>
+    <w:lsdException w:name="List Number 3" w:semiHidden="1" w:unhideWhenUsed="1"/>
+    <w:lsdException w:name="List Number 4" w:semiHidden="1" w:unhideWhenUsed="1"/>
+    <w:lsdException w:name="List Number 5" w:semiHidden="1" w:unhideWhenUsed="1"/>
+    <w:lsdException w:name="Title" w:uiPriority="10" w:qFormat="1"/>
+    <w:lsdException w:name="Closing" w:semiHidden="1" w:unhideWhenUsed="1"/>
+    <w:lsdException w:name="Signature" w:semiHidden="1" w:unhideWhenUsed="1"/>
+    <w:lsdException w:name="Default Paragraph Font" w:semiHidden="1" w:uiPriority="1" w:unhideWhenUsed="1"/>
+    <w:lsdException w:name="Body Text" w:semiHidden="1" w:unhideWhenUsed="1"/>
+    <w:lsdException w:name="Body Text Indent" w:semiHidden="1" w:unhideWhenUsed="1"/>
+    <w:lsdException w:name="List Continue" w:semiHidden="1" w:unhideWhenUsed="1"/>
+    <w:lsdException w:name="List Continue 2" w:semiHidden="1" w:unhideWhenUsed="1"/>
+    <w:lsdException w:name="List Continue 3" w:semiHidden="1" w:unhideWhenUsed="1"/>
+    <w:lsdException w:name="List Continue 4" w:semiHidden="1" w:unhideWhenUsed="1"/>
+    <w:lsdException w:name="List Continue 5" w:semiHidden="1" w:unhideWhenUsed="1"/>
+    <w:lsdException w:name="Message Header" w:semiHidden="1" w:unhideWhenUsed="1"/>
+    <w:lsdException w:name="Subtitle" w:uiPriority="11" w:qFormat="1"/>
+    <w:lsdException w:name="Salutation" w:semiHidden="1" w:unhideWhenUsed="1"/>
+    <w:lsdException w:name="Date" w:semiHidden="1" w:unhideWhenUsed="1"/>
+    <w:lsdException w:name="Body Text First Indent" w:semiHidden="1" w:unhideWhenUsed="1"/>
+    <w:lsdException w:name="Body Text First Indent 2" w:semiHidden="1" w:unhideWhenUsed="1"/>
+    <w:lsdException w:name="Note Heading" w:semiHidden="1" w:unhideWhenUsed="1"/>
+    <w:lsdException w:name="Body Text 2" w:semiHidden="1" w:unhideWhenUsed="1"/>
+    <w:lsdException w:name="Body Text 3" w:semiHidden="1" w:unhideWhenUsed="1"/>
+    <w:lsdException w:name="Body Text Indent 2" w:semiHidden="1" w:unhideWhenUsed="1"/>
+    <w:lsdException w:name="Body Text Indent 3" w:semiHidden="1" w:unhideWhenUsed="1"/>
+    <w:lsdException w:name="Block Text" w:semiHidden="1" w:unhideWhenUsed="1"/>
+    <w:lsdException w:name="Hyperlink" w:semiHidden="1" w:unhideWhenUsed="1"/>
+    <w:lsdException w:name="FollowedHyperlink" w:semiHidden="1" w:unhideWhenUsed="1"/>
+    <w:lsdException w:name="Strong" w:uiPriority="22" w:qFormat="1"/>
+    <w:lsdException w:name="Emphasis" w:uiPriority="20" w:qFormat="1"/>
+    <w:lsdException w:name="Document Map" w:semiHidden="1" w:unhideWhenUsed="1"/>
+    <w:lsdException w:name="Plain Text" w:semiHidden="1" w:unhideWhenUsed="1"/>
+    <w:lsdException w:name="E-mail Signature" w:semiHidden="1" w:unhideWhenUsed="1"/>
+    <w:lsdException w:name="HTML Top of Form" w:semiHidden="1" w:unhideWhenUsed="1"/>
+    <w:lsdException w:name="HTML Bottom of Form" w:semiHidden="1" w:unhideWhenUsed="1"/>
+    <w:lsdException w:name="Normal (Web)" w:semiHidden="1" w:unhideWhenUsed="1"/>
+    <w:lsdException w:name="HTML Acronym" w:semiHidden="1" w:unhideWhenUsed="1"/>
+    <w:lsdException w:name="HTML Address" w:semiHidden="1" w:unhideWhenUsed="1"/>
+    <w:lsdException w:name="HTML Cite" w:semiHidden="1" w:unhideWhenUsed="1"/>
+    <w:lsdException w:name="HTML Code" w:semiHidden="1" w:unhideWhenUsed="1"/>
+    <w:lsdException w:name="HTML Definition" w:semiHidden="1" w:unhideWhenUsed="1"/>
+    <w:lsdException w:name="HTML Keyboard" w:semiHidden="1" w:unhideWhenUsed="1"/>
+    <w:lsdException w:name="HTML Preformatted" w:semiHidden="1" w:unhideWhenUsed="1"/>
+    <w:lsdException w:name="HTML Sample" w:semiHidden="1" w:unhideWhenUsed="1"/>
+    <w:lsdException w:name="HTML Typewriter" w:semiHidden="1" w:unhideWhenUsed="1"/>
+    <w:lsdException w:name="HTML Variable" w:semiHidden="1" w:unhideWhenUsed="1"/>
+    <w:lsdException w:name="Normal Table" w:semiHidden="1" w:unhideWhenUsed="1"/>
+    <w:lsdException w:name="annotation subject" w:semiHidden="1" w:unhideWhenUsed="1"/>
+    <w:lsdException w:name="No List" w:semiHidden="1" w:unhideWhenUsed="1"/>
+    <w:lsdException w:name="Outline List 1" w:semiHidden="1" w:unhideWhenUsed="1"/>
+    <w:lsdException w:name="Outline List 2" w:semiHidden="1" w:unhideWhenUsed="1"/>
+    <w:lsdException w:name="Outline List 3" w:semiHidden="1" w:unhideWhenUsed="1"/>
+    <w:lsdException w:name="Table Simple 1" w:semiHidden="1" w:unhideWhenUsed="1"/>
+    <w:lsdException w:name="Table Simple 2" w:semiHidden="1" w:unhideWhenUsed="1"/>
+    <w:lsdException w:name="Table Simple 3" w:semiHidden="1" w:unhideWhenUsed="1"/>
+    <w:lsdException w:name="Table Classic 1" w:semiHidden="1" w:unhideWhenUsed="1"/>
+    <w:lsdException w:name="Table Classic 2" w:semiHidden="1" w:unhideWhenUsed="1"/>
+    <w:lsdException w:name="Table Classic 3" w:semiHidden="1" w:unhideWhenUsed="1"/>
+    <w:lsdException w:name="Table Classic 4" w:semiHidden="1" w:unhideWhenUsed="1"/>
+    <w:lsdException w:name="Table Colorful 1" w:semiHidden="1" w:unhideWhenUsed="1"/>
+    <w:lsdException w:name="Table Colorful 2" w:semiHidden="1" w:unhideWhenUsed="1"/>
+    <w:lsdException w:name="Table Colorful 3" w:semiHidden="1" w:unhideWhenUsed="1"/>
+    <w:lsdException w:name="Table Columns 1" w:semiHidden="1" w:unhideWhenUsed="1"/>
+    <w:lsdException w:name="Table Columns 2" w:semiHidden="1" w:unhideWhenUsed="1"/>
+    <w:lsdException w:name="Table Columns 3" w:semiHidden="1" w:unhideWhenUsed="1"/>
+    <w:lsdException w:name="Table Columns 4" w:semiHidden="1" w:unhideWhenUsed="1"/>
+    <w:lsdException w:name="Table Columns 5" w:semiHidden="1" w:unhideWhenUsed="1"/>
+    <w:lsdException w:name="Table Grid 1" w:semiHidden="1" w:unhideWhenUsed="1"/>
+    <w:lsdException w:name="Table Grid 2" w:semiHidden="1" w:unhideWhenUsed="1"/>
+    <w:lsdException w:name="Table Grid 3" w:semiHidden="1" w:unhideWhenUsed="1"/>
+    <w:lsdException w:name="Table Grid 4" w:semiHidden="1" w:unhideWhenUsed="1"/>
+    <w:lsdException w:name="Table Grid 5" w:semiHidden="1" w:unhideWhenUsed="1"/>
+    <w:lsdException w:name="Table Grid 6" w:semiHidden="1" w:unhideWhenUsed="1"/>
+    <w:lsdException w:name="Table Grid 7" w:semiHidden="1" w:unhideWhenUsed="1"/>
+    <w:lsdException w:name="Table Grid 8" w:semiHidden="1" w:unhideWhenUsed="1"/>
+    <w:lsdException w:name="Table List 1" w:semiHidden="1" w:unhideWhenUsed="1"/>
+    <w:lsdException w:name="Table List 2" w:semiHidden="1" w:unhideWhenUsed="1"/>
+    <w:lsdException w:name="Table List 3" w:semiHidden="1" w:unhideWhenUsed="1"/>
+    <w:lsdException w:name="Table List 4" w:semiHidden="1" w:unhideWhenUsed="1"/>
+    <w:lsdException w:name="Table List 5" w:semiHidden="1" w:unhideWhenUsed="1"/>
+    <w:lsdException w:name="Table List 6" w:semiHidden="1" w:unhideWhenUsed="1"/>
+    <w:lsdException w:name="Table List 7" w:semiHidden="1" w:unhideWhenUsed="1"/>
+    <w:lsdException w:name="Table List 8" w:semiHidden="1" w:unhideWhenUsed="1"/>
+    <w:lsdException w:name="Table 3D effects 1" w:semiHidden="1" w:unhideWhenUsed="1"/>
+    <w:lsdException w:name="Table 3D effects 2" w:semiHidden="1" w:unhideWhenUsed="1"/>
+    <w:lsdException w:name="Table 3D effects 3" w:semiHidden="1" w:unhideWhenUsed="1"/>
+    <w:lsdException w:name="Table Contemporary" w:semiHidden="1" w:unhideWhenUsed="1"/>
+    <w:lsdException w:name="Table Elegant" w:semiHidden="1" w:unhideWhenUsed="1"/>
+    <w:lsdException w:name="Table Professional" w:semiHidden="1" w:unhideWhenUsed="1"/>
+    <w:lsdException w:name="Table Subtle 1" w:semiHidden="1" w:unhideWhenUsed="1"/>
+    <w:lsdException w:name="Table Subtle 2" w:semiHidden="1" w:unhideWhenUsed="1"/>
+    <w:lsdException w:name="Table Web 1" w:semiHidden="1" w:unhideWhenUsed="1"/>
+    <w:lsdException w:name="Table Web 2" w:semiHidden="1" w:unhideWhenUsed="1"/>
+    <w:lsdException w:name="Table Web 3" w:semiHidden="1" w:unhideWhenUsed="1"/>
+    <w:lsdException w:name="Balloon Text" w:semiHidden="1" w:unhideWhenUsed="1"/>
+    <w:lsdException w:name="Table Grid" w:uiPriority="39"/>
+    <w:lsdException w:name="Table Theme" w:semiHidden="1" w:unhideWhenUsed="1"/>
+    <w:lsdException w:name="Placeholder Text" w:semiHidden="1"/>
+    <w:lsdException w:name="No Spacing" w:uiPriority="1" w:qFormat="1"/>
+    <w:lsdException w:name="Light Shading" w:uiPriority="60"/>
+    <w:lsdException w:name="Light List" w:uiPriority="61"/>
+    <w:lsdException w:name="Light Grid" w:uiPriority="62"/>
+    <w:lsdException w:name="Medium Shading 1" w:uiPriority="63"/>
+    <w:lsdException w:name="Medium Shading 2" w:uiPriority="64"/>
+    <w:lsdException w:name="Medium List 1" w:uiPriority="65"/>
+    <w:lsdException w:name="Medium List 2" w:uiPriority="66"/>
+    <w:lsdException w:name="Medium Grid 1" w:uiPriority="67"/>
+    <w:lsdException w:name="Medium Grid 2" w:uiPriority="68"/>
+    <w:lsdException w:name="Medium Grid 3" w:uiPriority="69"/>
+    <w:lsdException w:name="Dark List" w:uiPriority="70"/>
+    <w:lsdException w:name="Colorful Shading" w:uiPriority="71"/>
+    <w:lsdException w:name="Colorful List" w:uiPriority="72"/>
+    <w:lsdException w:name="Colorful Grid" w:uiPriority="73"/>
+    <w:lsdException w:name="Light Shading Accent 1" w:uiPriority="60"/>
+    <w:lsdException w:name="Light List Accent 1" w:uiPriority="61"/>
+    <w:lsdException w:name="Light Grid Accent 1" w:uiPriority="62"/>
+    <w:lsdException w:name="Medium Shading 1 Accent 1" w:uiPriority="63"/>
+    <w:lsdException w:name="Medium Shading 2 Accent 1" w:uiPriority="64"/>
+    <w:lsdException w:name="Medium List 1 Accent 1" w:uiPriority="65"/>
+    <w:lsdException w:name="Revision" w:semiHidden="1"/>
+    <w:lsdException w:name="List Paragraph" w:uiPriority="34" w:qFormat="1"/>
+    <w:lsdException w:name="Quote" w:uiPriority="29" w:qFormat="1"/>
+    <w:lsdException w:name="Intense Quote" w:uiPriority="30" w:qFormat="1"/>
+    <w:lsdException w:name="Medium List 2 Accent 1" w:uiPriority="66"/>
+    <w:lsdException w:name="Medium Grid 1 Accent 1" w:uiPriority="67"/>
+    <w:lsdException w:name="Medium Grid 2 Accent 1" w:uiPriority="68"/>
+    <w:lsdException w:name="Medium Grid 3 Accent 1" w:uiPriority="69"/>
+    <w:lsdException w:name="Dark List Accent 1" w:uiPriority="70"/>
+    <w:lsdException w:name="Colorful Shading Accent 1" w:uiPriority="71"/>
+    <w:lsdException w:name="Colorful List Accent 1" w:uiPriority="72"/>
+    <w:lsdException w:name="Colorful Grid Accent 1" w:uiPriority="73"/>
+    <w:lsdException w:name="Light Shading Accent 2" w:uiPriority="60"/>
+    <w:lsdException w:name="Light List Accent 2" w:uiPriority="61"/>
+    <w:lsdException w:name="Light Grid Accent 2" w:uiPriority="62"/>
+    <w:lsdException w:name="Medium Shading 1 Accent 2" w:uiPriority="63"/>
+    <w:lsdException w:name="Medium Shading 2 Accent 2" w:uiPriority="64"/>
+    <w:lsdException w:name="Medium List 1 Accent 2" w:uiPriority="65"/>
+    <w:lsdException w:name="Medium List 2 Accent 2" w:uiPriority="66"/>
+    <w:lsdException w:name="Medium Grid 1 Accent 2" w:uiPriority="67"/>
+    <w:lsdException w:name="Medium Grid 2 Accent 2" w:uiPriority="68"/>
+    <w:lsdException w:name="Medium Grid 3 Accent 2" w:uiPriority="69"/>
+    <w:lsdException w:name="Dark List Accent 2" w:uiPriority="70"/>
+    <w:lsdException w:name="Colorful Shading Accent 2" w:uiPriority="71"/>
+    <w:lsdException w:name="Colorful List Accent 2" w:uiPriority="72"/>
+    <w:lsdException w:name="Colorful Grid Accent 2" w:uiPriority="73"/>
+    <w:lsdException w:name="Light Shading Accent 3" w:uiPriority="60"/>
+    <w:lsdException w:name="Light List Accent 3" w:uiPriority="61"/>
+    <w:lsdException w:name="Light Grid Accent 3" w:uiPriority="62"/>
+    <w:lsdException w:name="Medium Shading 1 Accent 3" w:uiPriority="63"/>
+    <w:lsdException w:name="Medium Shading 2 Accent 3" w:uiPriority="64"/>
+    <w:lsdException w:name="Medium List 1 Accent 3" w:uiPriority="65"/>
+    <w:lsdException w:name="Medium List 2 Accent 3" w:uiPriority="66"/>
+    <w:lsdException w:name="Medium Grid 1 Accent 3" w:uiPriority="67"/>
+    <w:lsdException w:name="Medium Grid 2 Accent 3" w:uiPriority="68"/>
+    <w:lsdException w:name="Medium Grid 3 Accent 3" w:uiPriority="69"/>
+    <w:lsdException w:name="Dark List Accent 3" w:uiPriority="70"/>
+    <w:lsdException w:name="Colorful Shading Accent 3" w:uiPriority="71"/>
+    <w:lsdException w:name="Colorful List Accent 3" w:uiPriority="72"/>
+    <w:lsdException w:name="Colorful Grid Accent 3" w:uiPriority="73"/>
+    <w:lsdException w:name="Light Shading Accent 4" w:uiPriority="60"/>
+    <w:lsdException w:name="Light List Accent 4" w:uiPriority="61"/>
+    <w:lsdException w:name="Light Grid Accent 4" w:uiPriority="62"/>
+    <w:lsdException w:name="Medium Shading 1 Accent 4" w:uiPriority="63"/>
+    <w:lsdException w:name="Medium Shading 2 Accent 4" w:uiPriority="64"/>
+    <w:lsdException w:name="Medium List 1 Accent 4" w:uiPriority="65"/>
+    <w:lsdException w:name="Medium List 2 Accent 4" w:uiPriority="66"/>
+    <w:lsdException w:name="Medium Grid 1 Accent 4" w:uiPriority="67"/>
+    <w:lsdException w:name="Medium Grid 2 Accent 4" w:uiPriority="68"/>
+    <w:lsdException w:name="Medium Grid 3 Accent 4" w:uiPriority="69"/>
+    <w:lsdException w:name="Dark List Accent 4" w:uiPriority="70"/>
+    <w:lsdException w:name="Colorful Shading Accent 4" w:uiPriority="71"/>
+    <w:lsdException w:name="Colorful List Accent 4" w:uiPriority="72"/>
+    <w:lsdException w:name="Colorful Grid Accent 4" w:uiPriority="73"/>
+    <w:lsdException w:name="Light Shading Accent 5" w:uiPriority="60"/>
+    <w:lsdException w:name="Light List Accent 5" w:uiPriority="61"/>
+    <w:lsdException w:name="Light Grid Accent 5" w:uiPriority="62"/>
+    <w:lsdException w:name="Medium Shading 1 Accent 5" w:uiPriority="63"/>
+    <w:lsdException w:name="Medium Shading 2 Accent 5" w:uiPriority="64"/>
+    <w:lsdException w:name="Medium List 1 Accent 5" w:uiPriority="65"/>
+    <w:lsdException w:name="Medium List 2 Accent 5" w:uiPriority="66"/>
+    <w:lsdException w:name="Medium Grid 1 Accent 5" w:uiPriority="67"/>
+    <w:lsdException w:name="Medium Grid 2 Accent 5" w:uiPriority="68"/>
+    <w:lsdException w:name="Medium Grid 3 Accent 5" w:uiPriority="69"/>
+    <w:lsdException w:name="Dark List Accent 5" w:uiPriority="70"/>
+    <w:lsdException w:name="Colorful Shading Accent 5" w:uiPriority="71"/>
+    <w:lsdException w:name="Colorful List Accent 5" w:uiPriority="72"/>
+    <w:lsdException w:name="Colorful Grid Accent 5" w:uiPriority="73"/>
+    <w:lsdException w:name="Light Shading Accent 6" w:uiPriority="60"/>
+    <w:lsdException w:name="Light List Accent 6" w:uiPriority="61"/>
+    <w:lsdException w:name="Light Grid Accent 6" w:uiPriority="62"/>
+    <w:lsdException w:name="Medium Shading 1 Accent 6" w:uiPriority="63"/>
+    <w:lsdException w:name="Medium Shading 2 Accent 6" w:uiPriority="64"/>
+    <w:lsdException w:name="Medium List 1 Accent 6" w:uiPriority="65"/>
+    <w:lsdException w:name="Medium List 2 Accent 6" w:uiPriority="66"/>
+    <w:lsdException w:name="Medium Grid 1 Accent 6" w:uiPriority="67"/>
+    <w:lsdException w:name="Medium Grid 2 Accent 6" w:uiPriority="68"/>
+    <w:lsdException w:name="Medium Grid 3 Accent 6" w:uiPriority="69"/>
+    <w:lsdException w:name="Dark List Accent 6" w:uiPriority="70"/>
+    <w:lsdException w:name="Colorful Shading Accent 6" w:uiPriority="71"/>
+    <w:lsdException w:name="Colorful List Accent 6" w:uiPriority="72"/>
+    <w:lsdException w:name="Colorful Grid Accent 6" w:uiPriority="73"/>
+    <w:lsdException w:name="Subtle Emphasis" w:uiPriority="19" w:qFormat="1"/>
+    <w:lsdException w:name="Intense Emphasis" w:uiPriority="21" w:qFormat="1"/>
+    <w:lsdException w:name="Subtle Reference" w:uiPriority="31" w:qFormat="1"/>
+    <w:lsdException w:name="Intense Reference" w:uiPriority="32" w:qFormat="1"/>
+    <w:lsdException w:name="Book Title" w:uiPriority="33" w:qFormat="1"/>
+    <w:lsdException w:name="Bibliography" w:semiHidden="1" w:uiPriority="37" w:unhideWhenUsed="1"/>
+    <w:lsdException w:name="TOC Heading" w:semiHidden="1" w:uiPriority="39" w:unhideWhenUsed="1" w:qFormat="1"/>
+    <w:lsdException w:name="Plain Table 1" w:uiPriority="41"/>
+    <w:lsdException w:name="Plain Table 2" w:uiPriority="42"/>
+    <w:lsdException w:name="Plain Table 3" w:uiPriority="43"/>
+    <w:lsdException w:name="Plain Table 4" w:uiPriority="44"/>
+    <w:lsdException w:name="Plain Table 5" w:uiPriority="45"/>
+    <w:lsdException w:name="Grid Table Light" w:uiPriority="40"/>
+    <w:lsdException w:name="Grid Table 1 Light" w:uiPriority="46"/>
+    <w:lsdException w:name="Grid Table 2" w:uiPriority="47"/>
+    <w:lsdException w:name="Grid Table 3" w:uiPriority="48"/>
+    <w:lsdException w:name="Grid Table 4" w:uiPriority="49"/>
+    <w:lsdException w:name="Grid Table 5 Dark" w:uiPriority="50"/>
+    <w:lsdException w:name="Grid Table 6 Colorful" w:uiPriority="51"/>
+    <w:lsdException w:name="Grid Table 7 Colorful" w:uiPriority="52"/>
+    <w:lsdException w:name="Grid Table 1 Light Accent 1" w:uiPriority="46"/>
+    <w:lsdException w:name="Grid Table 2 Accent 1" w:uiPriority="47"/>
+    <w:lsdException w:name="Grid Table 3 Accent 1" w:uiPriority="48"/>
+    <w:lsdException w:name="Grid Table 4 Accent 1" w:uiPriority="49"/>
+    <w:lsdException w:name="Grid Table 5 Dark Accent 1" w:uiPriority="50"/>
+    <w:lsdException w:name="Grid Table 6 Colorful Accent 1" w:uiPriority="51"/>
+    <w:lsdException w:name="Grid Table 7 Colorful Accent 1" w:uiPriority="52"/>
+    <w:lsdException w:name="Grid Table 1 Light Accent 2" w:uiPriority="46"/>
+    <w:lsdException w:name="Grid Table 2 Accent 2" w:uiPriority="47"/>
+    <w:lsdException w:name="Grid Table 3 Accent 2" w:uiPriority="48"/>
+    <w:lsdException w:name="Grid Table 4 Accent 2" w:uiPriority="49"/>
+    <w:lsdException w:name="Grid Table 5 Dark Accent 2" w:uiPriority="50"/>
+    <w:lsdException w:name="Grid Table 6 Colorful Accent 2" w:uiPriority="51"/>
+    <w:lsdException w:name="Grid Table 7 Colorful Accent 2" w:uiPriority="52"/>
+    <w:lsdException w:name="Grid Table 1 Light Accent 3" w:uiPriority="46"/>
+    <w:lsdException w:name="Grid Table 2 Accent 3" w:uiPriority="47"/>
+    <w:lsdException w:name="Grid Table 3 Accent 3" w:uiPriority="48"/>
+    <w:lsdException w:name="Grid Table 4 Accent 3" w:uiPriority="49"/>
+    <w:lsdException w:name="Grid Table 5 Dark Accent 3" w:uiPriority="50"/>
+    <w:lsdException w:name="Grid Table 6 Colorful Accent 3" w:uiPriority="51"/>
+    <w:lsdException w:name="Grid Table 7 Colorful Accent 3" w:uiPriority="52"/>
+    <w:lsdException w:name="Grid Table 1 Light Accent 4" w:uiPriority="46"/>
+    <w:lsdException w:name="Grid Table 2 Accent 4" w:uiPriority="47"/>
+    <w:lsdException w:name="Grid Table 3 Accent 4" w:uiPriority="48"/>
+    <w:lsdException w:name="Grid Table 4 Accent 4" w:uiPriority="49"/>
+    <w:lsdException w:name="Grid Table 5 Dark Accent 4" w:uiPriority="50"/>
+    <w:lsdException w:name="Grid Table 6 Colorful Accent 4" w:uiPriority="51"/>
+    <w:lsdException w:name="Grid Table 7 Colorful Accent 4" w:uiPriority="52"/>
+    <w:lsdException w:name="Grid Table 1 Light Accent 5" w:uiPriority="46"/>
+    <w:lsdException w:name="Grid Table 2 Accent 5" w:uiPriority="47"/>
+    <w:lsdException w:name="Grid Table 3 Accent 5" w:uiPriority="48"/>
+    <w:lsdException w:name="Grid Table 4 Accent 5" w:uiPriority="49"/>
+    <w:lsdException w:name="Grid Table 5 Dark Accent 5" w:uiPriority="50"/>
+    <w:lsdException w:name="Grid Table 6 Colorful Accent 5" w:uiPriority="51"/>
+    <w:lsdException w:name="Grid Table 7 Colorful Accent 5" w:uiPriority="52"/>
+    <w:lsdException w:name="Grid Table 1 Light Accent 6" w:uiPriority="46"/>
+    <w:lsdException w:name="Grid Table 2 Accent 6" w:uiPriority="47"/>
+    <w:lsdException w:name="Grid Table 3 Accent 6" w:uiPriority="48"/>
+    <w:lsdException w:name="Grid Table 4 Accent 6" w:uiPriority="49"/>
+    <w:lsdException w:name="Grid Table 5 Dark Accent 6" w:uiPriority="50"/>
+    <w:lsdException w:name="Grid Table 6 Colorful Accent 6" w:uiPriority="51"/>
+    <w:lsdException w:name="Grid Table 7 Colorful Accent 6" w:uiPriority="52"/>
+    <w:lsdException w:name="List Table 1 Light" w:uiPriority="46"/>
+    <w:lsdException w:name="List Table 2" w:uiPriority="47"/>
+    <w:lsdException w:name="List Table 3" w:uiPriority="48"/>
+    <w:lsdException w:name="List Table 4" w:uiPriority="49"/>
+    <w:lsdException w:name="List Table 5 Dark" w:uiPriority="50"/>
+    <w:lsdException w:name="List Table 6 Colorful" w:uiPriority="51"/>
+    <w:lsdException w:name="List Table 7 Colorful" w:uiPriority="52"/>
+    <w:lsdException w:name="List Table 1 Light Accent 1" w:uiPriority="46"/>
+    <w:lsdException w:name="List Table 2 Accent 1" w:uiPriority="47"/>
+    <w:lsdException w:name="List Table 3 Accent 1" w:uiPriority="48"/>
+    <w:lsdException w:name="List Table 4 Accent 1" w:uiPriority="49"/>
+    <w:lsdException w:name="List Table 5 Dark Accent 1" w:uiPriority="50"/>
+    <w:lsdException w:name="List Table 6 Colorful Accent 1" w:uiPriority="51"/>
+    <w:lsdException w:name="List Table 7 Colorful Accent 1" w:uiPriority="52"/>
+    <w:lsdException w:name="List Table 1 Light Accent 2" w:uiPriority="46"/>
+    <w:lsdException w:name="List Table 2 Accent 2" w:uiPriority="47"/>
+    <w:lsdException w:name="List Table 3 Accent 2" w:uiPriority="48"/>
+    <w:lsdException w:name="List Table 4 Accent 2" w:uiPriority="49"/>
+    <w:lsdException w:name="List Table 5 Dark Accent 2" w:uiPriority="50"/>
+    <w:lsdException w:name="List Table 6 Colorful Accent 2" w:uiPriority="51"/>
+    <w:lsdException w:name="List Table 7 Colorful Accent 2" w:uiPriority="52"/>
+    <w:lsdException w:name="List Table 1 Light Accent 3" w:uiPriority="46"/>
+    <w:lsdException w:name="List Table 2 Accent 3" w:uiPriority="47"/>
+    <w:lsdException w:name="List Table 3 Accent 3" w:uiPriority="48"/>
+    <w:lsdException w:name="List Table 4 Accent 3" w:uiPriority="49"/>
+    <w:lsdException w:name="List Table 5 Dark Accent 3" w:uiPriority="50"/>
+    <w:lsdException w:name="List Table 6 Colorful Accent 3" w:uiPriority="51"/>
+    <w:lsdException w:name="List Table 7 Colorful Accent 3" w:uiPriority="52"/>
+    <w:lsdException w:name="List Table 1 Light Accent 4" w:uiPriority="46"/>
+    <w:lsdException w:name="List Table 2 Accent 4" w:uiPriority="47"/>
+    <w:lsdException w:name="List Table 3 Accent 4" w:uiPriority="48"/>
+    <w:lsdException w:name="List Table 4 Accent 4" w:uiPriority="49"/>
+    <w:lsdException w:name="List Table 5 Dark Accent 4" w:uiPriority="50"/>
+    <w:lsdException w:name="List Table 6 Colorful Accent 4" w:uiPriority="51"/>
+    <w:lsdException w:name="List Table 7 Colorful Accent 4" w:uiPriority="52"/>
+    <w:lsdException w:name="List Table 1 Light Accent 5" w:uiPriority="46"/>
+    <w:lsdException w:name="List Table 2 Accent 5" w:uiPriority="47"/>
+    <w:lsdException w:name="List Table 3 Accent 5" w:uiPriority="48"/>
+    <w:lsdException w:name="List Table 4 Accent 5" w:uiPriority="49"/>
+    <w:lsdException w:name="List Table 5 Dark Accent 5" w:uiPriority="50"/>
+    <w:lsdException w:name="List Table 6 Colorful Accent 5" w:uiPriority="51"/>
+    <w:lsdException w:name="List Table 7 Colorful Accent 5" w:uiPriority="52"/>
+    <w:lsdException w:name="List Table 1 Light Accent 6" w:uiPriority="46"/>
+    <w:lsdException w:name="List Table 2 Accent 6" w:uiPriority="47"/>
+    <w:lsdException w:name="List Table 3 Accent 6" w:uiPriority="48"/>
+    <w:lsdException w:name="List Table 4 Accent 6" w:uiPriority="49"/>
+    <w:lsdException w:name="List Table 5 Dark Accent 6" w:uiPriority="50"/>
+    <w:lsdException w:name="List Table 6 Colorful Accent 6" w:uiPriority="51"/>
+    <w:lsdException w:name="List Table 7 Colorful Accent 6" w:uiPriority="52"/>
+    <w:lsdException w:name="Mention" w:semiHidden="1" w:unhideWhenUsed="1"/>
+    <w:lsdException w:name="Smart Hyperlink" w:semiHidden="1" w:unhideWhenUsed="1"/>
+    <w:lsdException w:name="Hashtag" w:semiHidden="1" w:unhideWhenUsed="1"/>
+    <w:lsdException w:name="Unresolved Mention" w:semiHidden="1" w:unhideWhenUsed="1"/>
+    <w:lsdException w:name="Smart Link" w:semiHidden="1" w:unhideWhenUsed="1"/>
+  </w:latentStyles>
+  <w:style w:type="paragraph" w:default="1" w:styleId="Normal">
+    <w:name w:val="Normal"/>
+    <w:qFormat/>
+    <w:rPr>
+      <w:rFonts w:ascii="Arial MT" w:eastAsia="Arial MT" w:hAnsi="Arial MT" w:cs="Arial MT"/>
+    </w:rPr>
+  </w:style>
+  <w:style w:type="paragraph" w:styleId="Heading1">
+    <w:name w:val="heading 1"/>
+    <w:basedOn w:val="Normal"/>
+    <w:uiPriority w:val="9"/>
+    <w:qFormat/>
+    <w:pPr>
+      <w:ind w:left="23"/>
+      <w:outlineLvl w:val="0"/>
+    </w:pPr>
+    <w:rPr>
+      <w:rFonts w:ascii="Arial" w:eastAsia="Arial" w:hAnsi="Arial" w:cs="Arial"/>
+      <w:b/>
+      <w:bCs/>
+      <w:sz w:val="24"/>
+      <w:szCs w:val="24"/>
+    </w:rPr>
+  </w:style>
+  <w:style w:type="character" w:default="1" w:styleId="DefaultParagraphFont">
     <w:name w:val="Default Paragraph Font"/>
     <w:uiPriority w:val="1"/>
     <w:semiHidden/>
     <w:unhideWhenUsed/>
   </w:style>
-  <w:style w:styleId="TableNormal" w:default="1" w:type="table">
-    <w:name w:val="Table Normal"/>
-    <w:uiPriority w:val="2"/>
+  <w:style w:type="table" w:default="1" w:styleId="TableNormal">
+    <w:name w:val="Normal Table"/>
+    <w:uiPriority w:val="99"/>
     <w:semiHidden/>
     <w:unhideWhenUsed/>
-    <w:qFormat/>
     <w:tblPr>
       <w:tblInd w:w="0" w:type="dxa"/>
       <w:tblCellMar>
         <w:top w:w="0" w:type="dxa"/>
-        <w:left w:w="0" w:type="dxa"/>
+        <w:left w:w="108" w:type="dxa"/>
         <w:bottom w:w="0" w:type="dxa"/>
-        <w:right w:w="0" w:type="dxa"/>
+        <w:right w:w="108" w:type="dxa"/>
       </w:tblCellMar>
     </w:tblPr>
   </w:style>
-  <w:style w:styleId="NoList" w:default="1" w:type="numbering">
+  <w:style w:type="numbering" w:default="1" w:styleId="NoList">
     <w:name w:val="No List"/>
     <w:uiPriority w:val="99"/>
     <w:semiHidden/>
     <w:unhideWhenUsed/>
   </w:style>
-  <w:style w:default="1" w:styleId="Normal" w:type="paragraph">
-    <w:name w:val="Normal"/>
-    <w:uiPriority w:val="1"/>
-    <w:qFormat/>
-    <w:pPr/>
-    <w:rPr>
-      <w:rFonts w:ascii="Arial MT" w:hAnsi="Arial MT" w:eastAsia="Arial MT" w:cs="Arial MT"/>
-      <w:lang w:val="en-US" w:eastAsia="en-US" w:bidi="ar-SA"/>
-    </w:rPr>
-  </w:style>
-  <w:style w:styleId="BodyText" w:type="paragraph">
+  <w:style w:type="paragraph" w:styleId="BodyText">
     <w:name w:val="Body Text"/>
     <w:basedOn w:val="Normal"/>
     <w:uiPriority w:val="1"/>
@@ -6477,42 +6578,14 @@
     <w:pPr>
       <w:ind w:left="23"/>
     </w:pPr>
-    <w:rPr>
-      <w:rFonts w:ascii="Arial MT" w:hAnsi="Arial MT" w:eastAsia="Arial MT" w:cs="Arial MT"/>
-      <w:sz w:val="22"/>
-      <w:szCs w:val="22"/>
-      <w:lang w:val="en-US" w:eastAsia="en-US" w:bidi="ar-SA"/>
-    </w:rPr>
   </w:style>
-  <w:style w:styleId="Heading1" w:type="paragraph">
-    <w:name w:val="Heading 1"/>
-    <w:basedOn w:val="Normal"/>
-    <w:uiPriority w:val="1"/>
-    <w:qFormat/>
-    <w:pPr>
-      <w:ind w:left="23"/>
-      <w:outlineLvl w:val="1"/>
-    </w:pPr>
-    <w:rPr>
-      <w:rFonts w:ascii="Arial" w:hAnsi="Arial" w:eastAsia="Arial" w:cs="Arial"/>
-      <w:b/>
-      <w:bCs/>
-      <w:sz w:val="24"/>
-      <w:szCs w:val="24"/>
-      <w:lang w:val="en-US" w:eastAsia="en-US" w:bidi="ar-SA"/>
-    </w:rPr>
-  </w:style>
-  <w:style w:styleId="ListParagraph" w:type="paragraph">
+  <w:style w:type="paragraph" w:styleId="ListParagraph">
     <w:name w:val="List Paragraph"/>
     <w:basedOn w:val="Normal"/>
     <w:uiPriority w:val="1"/>
     <w:qFormat/>
-    <w:pPr/>
-    <w:rPr>
-      <w:lang w:val="en-US" w:eastAsia="en-US" w:bidi="ar-SA"/>
-    </w:rPr>
   </w:style>
-  <w:style w:styleId="TableParagraph" w:type="paragraph">
+  <w:style w:type="paragraph" w:customStyle="1" w:styleId="TableParagraph">
     <w:name w:val="Table Paragraph"/>
     <w:basedOn w:val="Normal"/>
     <w:uiPriority w:val="1"/>
@@ -6521,10 +6594,6 @@
       <w:spacing w:before="115"/>
       <w:ind w:left="174"/>
     </w:pPr>
-    <w:rPr>
-      <w:rFonts w:ascii="Arial MT" w:hAnsi="Arial MT" w:eastAsia="Arial MT" w:cs="Arial MT"/>
-      <w:lang w:val="en-US" w:eastAsia="en-US" w:bidi="ar-SA"/>
-    </w:rPr>
   </w:style>
 </w:styles>
 </file>
